--- a/docs/DST_Unified_Framework_v3.docx
+++ b/docs/DST_Unified_Framework_v3.docx
@@ -13077,6 +13077,1226 @@
       </w:tr>
     </w:tbl>
     <w:p>
+      <w:pPr>
+        <w:pStyle w:val="Heading2"/>
+      </w:pPr>
+      <w:r>
+        <w:rPr>
+          <w:rFonts w:ascii="Arial" w:cs="Arial" w:eastAsia="Arial" w:hAnsi="Arial"/>
+          <w:b/>
+          <w:bCs/>
+        </w:rPr>
+        <w:t xml:space="preserve">8.3  The QCD-Geometry Bridge: Why Λ_QCD = Vol(SU(3)) × m_e</w:t>
+      </w:r>
+    </w:p>
+    <w:p>
+      <w:pPr>
+        <w:spacing w:after="120" w:before="0"/>
+        <w:jc w:val="both"/>
+      </w:pPr>
+      <w:r>
+        <w:rPr>
+          <w:rFonts w:ascii="Arial" w:cs="Arial" w:eastAsia="Arial" w:hAnsi="Arial"/>
+          <w:b w:val="false"/>
+          <w:bCs w:val="false"/>
+          <w:i w:val="false"/>
+          <w:iCs w:val="false"/>
+          <w:color w:val="000000"/>
+          <w:sz w:val="24"/>
+          <w:szCs w:val="24"/>
+        </w:rPr>
+        <w:t xml:space="preserve">The formula m_p/m_e = 6π⁵ = χ(CP²) × Vol(SU(3)) is a product of two independently derived geometric quantities. But it contains a deeper chain that connects the electron mass, the QCD confinement scale, and the proton mass through a single geometric logic:</w:t>
+      </w:r>
+    </w:p>
+    <w:p>
+      <w:r>
+        <w:t xml:space="preserve"/>
+      </w:r>
+    </w:p>
+    <w:tbl>
+      <w:tblPr>
+        <w:tblW w:type="dxa" w:w="9360"/>
+        <w:tblBorders>
+          <w:top w:val="single" w:color="auto" w:sz="4"/>
+          <w:left w:val="single" w:color="auto" w:sz="4"/>
+          <w:bottom w:val="single" w:color="auto" w:sz="4"/>
+          <w:right w:val="single" w:color="auto" w:sz="4"/>
+          <w:insideH w:val="single" w:color="auto" w:sz="4"/>
+          <w:insideV w:val="single" w:color="auto" w:sz="4"/>
+        </w:tblBorders>
+      </w:tblPr>
+      <w:tblGrid>
+        <w:gridCol w:w="9360"/>
+      </w:tblGrid>
+      <w:tr>
+        <w:tc>
+          <w:tcPr>
+            <w:tcW w:type="dxa" w:w="9360"/>
+            <w:tcBorders>
+              <w:top w:val="single" w:color="2E75B6" w:sz="1"/>
+              <w:left w:val="single" w:color="2E75B6" w:sz="1"/>
+              <w:bottom w:val="single" w:color="2E75B6" w:sz="1"/>
+              <w:right w:val="single" w:color="2E75B6" w:sz="1"/>
+            </w:tcBorders>
+            <w:shd w:fill="1F3864" w:val="clear"/>
+            <w:tcMar>
+              <w:top w:type="dxa" w:w="120"/>
+              <w:left w:type="dxa" w:w="180"/>
+              <w:bottom w:type="dxa" w:w="80"/>
+              <w:right w:type="dxa" w:w="180"/>
+            </w:tcMar>
+          </w:tcPr>
+          <w:p>
+            <w:pPr>
+              <w:jc w:val="center"/>
+            </w:pPr>
+            <w:r>
+              <w:rPr>
+                <w:rFonts w:ascii="Arial" w:cs="Arial" w:eastAsia="Arial" w:hAnsi="Arial"/>
+                <w:b/>
+                <w:bCs/>
+                <w:color w:val="FFFFFF"/>
+                <w:sz w:val="24"/>
+                <w:szCs w:val="24"/>
+              </w:rPr>
+              <w:t xml:space="preserve">THE MASS HIERARCHY CHAIN</w:t>
+            </w:r>
+          </w:p>
+        </w:tc>
+      </w:tr>
+      <w:tr>
+        <w:tc>
+          <w:tcPr>
+            <w:tcW w:type="dxa" w:w="9360"/>
+            <w:tcBorders>
+              <w:top w:val="single" w:color="2E75B6" w:sz="1"/>
+              <w:left w:val="single" w:color="2E75B6" w:sz="1"/>
+              <w:bottom w:val="single" w:color="2E75B6" w:sz="1"/>
+              <w:right w:val="single" w:color="2E75B6" w:sz="1"/>
+            </w:tcBorders>
+            <w:shd w:fill="EBF4FA" w:val="clear"/>
+            <w:tcMar>
+              <w:top w:type="dxa" w:w="160"/>
+              <w:left w:type="dxa" w:w="180"/>
+              <w:bottom w:type="dxa" w:w="160"/>
+              <w:right w:type="dxa" w:w="180"/>
+            </w:tcMar>
+          </w:tcPr>
+          <w:p>
+            <w:pPr>
+              <w:jc w:val="center"/>
+            </w:pPr>
+            <w:r>
+              <w:rPr>
+                <w:rFonts w:ascii="Courier New" w:cs="Courier New" w:eastAsia="Courier New" w:hAnsi="Courier New"/>
+                <w:b/>
+                <w:bCs/>
+                <w:color w:val="1A1A2E"/>
+                <w:sz w:val="28"/>
+                <w:szCs w:val="28"/>
+              </w:rPr>
+              <w:t xml:space="preserve">m_e  →  Λ_QCD = Vol(SU(3)) × m_e  →  m_p = χ(CP²) × Λ_QCD = 6π⁵ × m_e</w:t>
+            </w:r>
+          </w:p>
+        </w:tc>
+      </w:tr>
+      <w:tr>
+        <w:tc>
+          <w:tcPr>
+            <w:tcW w:type="dxa" w:w="9360"/>
+            <w:tcBorders>
+              <w:top w:val="single" w:color="2E75B6" w:sz="1"/>
+              <w:left w:val="single" w:color="2E75B6" w:sz="1"/>
+              <w:bottom w:val="single" w:color="2E75B6" w:sz="1"/>
+              <w:right w:val="single" w:color="2E75B6" w:sz="1"/>
+            </w:tcBorders>
+            <w:shd w:fill="D6E4F0" w:val="clear"/>
+            <w:tcMar>
+              <w:top w:type="dxa" w:w="80"/>
+              <w:left w:type="dxa" w:w="180"/>
+              <w:bottom w:type="dxa" w:w="80"/>
+              <w:right w:type="dxa" w:w="180"/>
+            </w:tcMar>
+          </w:tcPr>
+          <w:p>
+            <w:pPr>
+              <w:jc w:val="center"/>
+            </w:pPr>
+            <w:r>
+              <w:rPr>
+                <w:rFonts w:ascii="Arial" w:cs="Arial" w:eastAsia="Arial" w:hAnsi="Arial"/>
+                <w:color w:val="1A1A2E"/>
+                <w:sz w:val="22"/>
+                <w:szCs w:val="22"/>
+              </w:rPr>
+              <w:t xml:space="preserve">Three geometric facts. One chain. 0.002% accuracy.</w:t>
+            </w:r>
+          </w:p>
+        </w:tc>
+      </w:tr>
+      <w:tr>
+        <w:tc>
+          <w:tcPr>
+            <w:tcW w:type="dxa" w:w="9360"/>
+            <w:tcBorders>
+              <w:top w:val="single" w:color="2E75B6" w:sz="1"/>
+              <w:left w:val="single" w:color="2E75B6" w:sz="1"/>
+              <w:bottom w:val="single" w:color="2E75B6" w:sz="1"/>
+              <w:right w:val="single" w:color="2E75B6" w:sz="1"/>
+            </w:tcBorders>
+            <w:shd w:fill="FFFFFF" w:val="clear"/>
+            <w:tcMar>
+              <w:top w:type="dxa" w:w="60"/>
+              <w:left w:type="dxa" w:w="180"/>
+              <w:bottom w:type="dxa" w:w="60"/>
+              <w:right w:type="dxa" w:w="180"/>
+            </w:tcMar>
+          </w:tcPr>
+          <w:p>
+            <w:pPr>
+              <w:jc w:val="center"/>
+            </w:pPr>
+            <w:r>
+              <w:rPr>
+                <w:rFonts w:ascii="Arial" w:cs="Arial" w:eastAsia="Arial" w:hAnsi="Arial"/>
+                <w:i/>
+                <w:iCs/>
+                <w:color w:val="595959"/>
+                <w:sz w:val="20"/>
+                <w:szCs w:val="20"/>
+              </w:rPr>
+              <w:t xml:space="preserve">m_e is the EM condensate scale. Λ_QCD is m_e amplified by the SU(3) manifold volume. m_p is Λ_QCD scaled by the generation count.</w:t>
+            </w:r>
+          </w:p>
+        </w:tc>
+      </w:tr>
+    </w:tbl>
+    <w:p>
+      <w:r>
+        <w:t xml:space="preserve"/>
+      </w:r>
+    </w:p>
+    <w:p>
+      <w:pPr>
+        <w:spacing w:after="120" w:before="0"/>
+        <w:jc w:val="both"/>
+      </w:pPr>
+      <w:r>
+        <w:rPr>
+          <w:rFonts w:ascii="Arial" w:cs="Arial" w:eastAsia="Arial" w:hAnsi="Arial"/>
+          <w:b w:val="false"/>
+          <w:bCs w:val="false"/>
+          <w:i w:val="false"/>
+          <w:iCs w:val="false"/>
+          <w:color w:val="000000"/>
+          <w:sz w:val="24"/>
+          <w:szCs w:val="24"/>
+        </w:rPr>
+        <w:t xml:space="preserve">Numerically:</w:t>
+      </w:r>
+    </w:p>
+    <w:p>
+      <w:pPr>
+        <w:spacing w:after="60" w:before="60"/>
+        <w:jc w:val="left"/>
+      </w:pPr>
+      <w:r>
+        <w:rPr>
+          <w:rFonts w:ascii="Courier New" w:cs="Courier New" w:eastAsia="Courier New" w:hAnsi="Courier New"/>
+          <w:b w:val="false"/>
+          <w:bCs w:val="false"/>
+          <w:color w:val="1A1A2E"/>
+          <w:sz w:val="20"/>
+          <w:szCs w:val="20"/>
+        </w:rPr>
+        <w:t xml:space="preserve">Λ_QCD^{DST}  =  Vol(SU(3)) × m_e  =  2π⁵ × 0.511 MeV  =  312.8 MeV</w:t>
+      </w:r>
+    </w:p>
+    <w:p>
+      <w:pPr>
+        <w:spacing w:after="60" w:before="60"/>
+        <w:jc w:val="left"/>
+      </w:pPr>
+      <w:r>
+        <w:rPr>
+          <w:rFonts w:ascii="Courier New" w:cs="Courier New" w:eastAsia="Courier New" w:hAnsi="Courier New"/>
+          <w:b w:val="false"/>
+          <w:bCs w:val="false"/>
+          <w:color w:val="1A1A2E"/>
+          <w:sz w:val="20"/>
+          <w:szCs w:val="20"/>
+        </w:rPr>
+        <w:t xml:space="preserve">m_p          =  χ(CP²) × Λ_QCD     =  3 × 312.8 MeV      =  938.3 MeV  ✓  (observed: 938.3 MeV)</w:t>
+      </w:r>
+    </w:p>
+    <w:p>
+      <w:r>
+        <w:t xml:space="preserve"/>
+      </w:r>
+    </w:p>
+    <w:p>
+      <w:pPr>
+        <w:pStyle w:val="Heading3"/>
+      </w:pPr>
+      <w:r>
+        <w:rPr>
+          <w:rFonts w:ascii="Arial" w:cs="Arial" w:eastAsia="Arial" w:hAnsi="Arial"/>
+          <w:b/>
+          <w:bCs/>
+        </w:rPr>
+        <w:t xml:space="preserve">Why the Two Sectors Play Different Roles</w:t>
+      </w:r>
+    </w:p>
+    <w:p>
+      <w:pPr>
+        <w:spacing w:after="120" w:before="0"/>
+        <w:jc w:val="both"/>
+      </w:pPr>
+      <w:r>
+        <w:rPr>
+          <w:rFonts w:ascii="Arial" w:cs="Arial" w:eastAsia="Arial" w:hAnsi="Arial"/>
+          <w:b w:val="false"/>
+          <w:bCs w:val="false"/>
+          <w:i w:val="false"/>
+          <w:iCs w:val="false"/>
+          <w:color w:val="000000"/>
+          <w:sz w:val="24"/>
+          <w:szCs w:val="24"/>
+        </w:rPr>
+        <w:t xml:space="preserve">The EM sector manifold (S²) and the color sector manifold (SU(3)) play structurally different roles in the framework. The reason is the commutativity argument from Part VI:</w:t>
+      </w:r>
+    </w:p>
+    <w:p>
+      <w:r>
+        <w:t xml:space="preserve"/>
+      </w:r>
+    </w:p>
+    <w:tbl>
+      <w:tblPr>
+        <w:tblW w:type="dxa" w:w="9360"/>
+        <w:tblBorders>
+          <w:top w:val="single" w:color="auto" w:sz="4"/>
+          <w:left w:val="single" w:color="auto" w:sz="4"/>
+          <w:bottom w:val="single" w:color="auto" w:sz="4"/>
+          <w:right w:val="single" w:color="auto" w:sz="4"/>
+          <w:insideH w:val="single" w:color="auto" w:sz="4"/>
+          <w:insideV w:val="single" w:color="auto" w:sz="4"/>
+        </w:tblBorders>
+      </w:tblPr>
+      <w:tblGrid>
+        <w:gridCol w:w="800"/>
+        <w:gridCol w:w="1400"/>
+        <w:gridCol w:w="2000"/>
+        <w:gridCol w:w="1800"/>
+        <w:gridCol w:w="1600"/>
+        <w:gridCol w:w="1760"/>
+      </w:tblGrid>
+      <w:tr>
+        <w:trPr>
+          <w:tblHeader/>
+        </w:trPr>
+        <w:tc>
+          <w:tcPr>
+            <w:tcW w:type="dxa" w:w="800"/>
+            <w:tcBorders>
+              <w:top w:val="single" w:color="2E75B6" w:sz="1"/>
+              <w:left w:val="single" w:color="2E75B6" w:sz="1"/>
+              <w:bottom w:val="single" w:color="2E75B6" w:sz="1"/>
+              <w:right w:val="single" w:color="2E75B6" w:sz="1"/>
+            </w:tcBorders>
+            <w:shd w:fill="1F3864" w:val="clear"/>
+            <w:tcMar>
+              <w:top w:type="dxa" w:w="80"/>
+              <w:left w:type="dxa" w:w="120"/>
+              <w:bottom w:type="dxa" w:w="80"/>
+              <w:right w:type="dxa" w:w="120"/>
+            </w:tcMar>
+          </w:tcPr>
+          <w:p>
+            <w:pPr>
+              <w:jc w:val="center"/>
+            </w:pPr>
+            <w:r>
+              <w:rPr>
+                <w:rFonts w:ascii="Arial" w:cs="Arial" w:eastAsia="Arial" w:hAnsi="Arial"/>
+                <w:b/>
+                <w:bCs/>
+                <w:color w:val="FFFFFF"/>
+                <w:sz w:val="20"/>
+                <w:szCs w:val="20"/>
+              </w:rPr>
+              <w:t xml:space="preserve">Sector</w:t>
+            </w:r>
+          </w:p>
+        </w:tc>
+        <w:tc>
+          <w:tcPr>
+            <w:tcW w:type="dxa" w:w="1400"/>
+            <w:tcBorders>
+              <w:top w:val="single" w:color="2E75B6" w:sz="1"/>
+              <w:left w:val="single" w:color="2E75B6" w:sz="1"/>
+              <w:bottom w:val="single" w:color="2E75B6" w:sz="1"/>
+              <w:right w:val="single" w:color="2E75B6" w:sz="1"/>
+            </w:tcBorders>
+            <w:shd w:fill="1F3864" w:val="clear"/>
+            <w:tcMar>
+              <w:top w:type="dxa" w:w="80"/>
+              <w:left w:type="dxa" w:w="120"/>
+              <w:bottom w:type="dxa" w:w="80"/>
+              <w:right w:type="dxa" w:w="120"/>
+            </w:tcMar>
+          </w:tcPr>
+          <w:p>
+            <w:pPr>
+              <w:jc w:val="center"/>
+            </w:pPr>
+            <w:r>
+              <w:rPr>
+                <w:rFonts w:ascii="Arial" w:cs="Arial" w:eastAsia="Arial" w:hAnsi="Arial"/>
+                <w:b/>
+                <w:bCs/>
+                <w:color w:val="FFFFFF"/>
+                <w:sz w:val="20"/>
+                <w:szCs w:val="20"/>
+              </w:rPr>
+              <w:t xml:space="preserve">Manifold</w:t>
+            </w:r>
+          </w:p>
+        </w:tc>
+        <w:tc>
+          <w:tcPr>
+            <w:tcW w:type="dxa" w:w="2000"/>
+            <w:tcBorders>
+              <w:top w:val="single" w:color="2E75B6" w:sz="1"/>
+              <w:left w:val="single" w:color="2E75B6" w:sz="1"/>
+              <w:bottom w:val="single" w:color="2E75B6" w:sz="1"/>
+              <w:right w:val="single" w:color="2E75B6" w:sz="1"/>
+            </w:tcBorders>
+            <w:shd w:fill="1F3864" w:val="clear"/>
+            <w:tcMar>
+              <w:top w:type="dxa" w:w="80"/>
+              <w:left w:type="dxa" w:w="120"/>
+              <w:bottom w:type="dxa" w:w="80"/>
+              <w:right w:type="dxa" w:w="120"/>
+            </w:tcMar>
+          </w:tcPr>
+          <w:p>
+            <w:pPr>
+              <w:jc w:val="center"/>
+            </w:pPr>
+            <w:r>
+              <w:rPr>
+                <w:rFonts w:ascii="Arial" w:cs="Arial" w:eastAsia="Arial" w:hAnsi="Arial"/>
+                <w:b/>
+                <w:bCs/>
+                <w:color w:val="FFFFFF"/>
+                <w:sz w:val="20"/>
+                <w:szCs w:val="20"/>
+              </w:rPr>
+              <w:t xml:space="preserve">Commutativity</w:t>
+            </w:r>
+          </w:p>
+        </w:tc>
+        <w:tc>
+          <w:tcPr>
+            <w:tcW w:type="dxa" w:w="1800"/>
+            <w:tcBorders>
+              <w:top w:val="single" w:color="2E75B6" w:sz="1"/>
+              <w:left w:val="single" w:color="2E75B6" w:sz="1"/>
+              <w:bottom w:val="single" w:color="2E75B6" w:sz="1"/>
+              <w:right w:val="single" w:color="2E75B6" w:sz="1"/>
+            </w:tcBorders>
+            <w:shd w:fill="1F3864" w:val="clear"/>
+            <w:tcMar>
+              <w:top w:type="dxa" w:w="80"/>
+              <w:left w:type="dxa" w:w="120"/>
+              <w:bottom w:type="dxa" w:w="80"/>
+              <w:right w:type="dxa" w:w="120"/>
+            </w:tcMar>
+          </w:tcPr>
+          <w:p>
+            <w:pPr>
+              <w:jc w:val="center"/>
+            </w:pPr>
+            <w:r>
+              <w:rPr>
+                <w:rFonts w:ascii="Arial" w:cs="Arial" w:eastAsia="Arial" w:hAnsi="Arial"/>
+                <w:b/>
+                <w:bCs/>
+                <w:color w:val="FFFFFF"/>
+                <w:sz w:val="20"/>
+                <w:szCs w:val="20"/>
+              </w:rPr>
+              <w:t xml:space="preserve">Beta function sign</w:t>
+            </w:r>
+          </w:p>
+        </w:tc>
+        <w:tc>
+          <w:tcPr>
+            <w:tcW w:type="dxa" w:w="1600"/>
+            <w:tcBorders>
+              <w:top w:val="single" w:color="2E75B6" w:sz="1"/>
+              <w:left w:val="single" w:color="2E75B6" w:sz="1"/>
+              <w:bottom w:val="single" w:color="2E75B6" w:sz="1"/>
+              <w:right w:val="single" w:color="2E75B6" w:sz="1"/>
+            </w:tcBorders>
+            <w:shd w:fill="1F3864" w:val="clear"/>
+            <w:tcMar>
+              <w:top w:type="dxa" w:w="80"/>
+              <w:left w:type="dxa" w:w="120"/>
+              <w:bottom w:type="dxa" w:w="80"/>
+              <w:right w:type="dxa" w:w="120"/>
+            </w:tcMar>
+          </w:tcPr>
+          <w:p>
+            <w:pPr>
+              <w:jc w:val="center"/>
+            </w:pPr>
+            <w:r>
+              <w:rPr>
+                <w:rFonts w:ascii="Arial" w:cs="Arial" w:eastAsia="Arial" w:hAnsi="Arial"/>
+                <w:b/>
+                <w:bCs/>
+                <w:color w:val="FFFFFF"/>
+                <w:sz w:val="20"/>
+                <w:szCs w:val="20"/>
+              </w:rPr>
+              <w:t xml:space="preserve">Landau pole</w:t>
+            </w:r>
+          </w:p>
+        </w:tc>
+        <w:tc>
+          <w:tcPr>
+            <w:tcW w:type="dxa" w:w="1760"/>
+            <w:tcBorders>
+              <w:top w:val="single" w:color="2E75B6" w:sz="1"/>
+              <w:left w:val="single" w:color="2E75B6" w:sz="1"/>
+              <w:bottom w:val="single" w:color="2E75B6" w:sz="1"/>
+              <w:right w:val="single" w:color="2E75B6" w:sz="1"/>
+            </w:tcBorders>
+            <w:shd w:fill="1F3864" w:val="clear"/>
+            <w:tcMar>
+              <w:top w:type="dxa" w:w="80"/>
+              <w:left w:type="dxa" w:w="120"/>
+              <w:bottom w:type="dxa" w:w="80"/>
+              <w:right w:type="dxa" w:w="120"/>
+            </w:tcMar>
+          </w:tcPr>
+          <w:p>
+            <w:pPr>
+              <w:jc w:val="center"/>
+            </w:pPr>
+            <w:r>
+              <w:rPr>
+                <w:rFonts w:ascii="Arial" w:cs="Arial" w:eastAsia="Arial" w:hAnsi="Arial"/>
+                <w:b/>
+                <w:bCs/>
+                <w:color w:val="FFFFFF"/>
+                <w:sz w:val="20"/>
+                <w:szCs w:val="20"/>
+              </w:rPr>
+              <w:t xml:space="preserve">Manifold volume sets...</w:t>
+            </w:r>
+          </w:p>
+        </w:tc>
+      </w:tr>
+      <w:tr>
+        <w:tc>
+          <w:tcPr>
+            <w:tcW w:type="dxa" w:w="800"/>
+            <w:tcBorders>
+              <w:top w:val="single" w:color="CCCCCC" w:sz="1"/>
+              <w:left w:val="single" w:color="CCCCCC" w:sz="1"/>
+              <w:bottom w:val="single" w:color="CCCCCC" w:sz="1"/>
+              <w:right w:val="single" w:color="CCCCCC" w:sz="1"/>
+            </w:tcBorders>
+            <w:shd w:fill="EBF4FA" w:val="clear"/>
+            <w:tcMar>
+              <w:top w:type="dxa" w:w="60"/>
+              <w:left w:type="dxa" w:w="120"/>
+              <w:bottom w:type="dxa" w:w="60"/>
+              <w:right w:type="dxa" w:w="120"/>
+            </w:tcMar>
+          </w:tcPr>
+          <w:p>
+            <w:pPr>
+              <w:jc w:val="left"/>
+            </w:pPr>
+            <w:r>
+              <w:rPr>
+                <w:rFonts w:ascii="Arial" w:cs="Arial" w:eastAsia="Arial" w:hAnsi="Arial"/>
+                <w:sz w:val="20"/>
+                <w:szCs w:val="20"/>
+              </w:rPr>
+              <w:t xml:space="preserve">EM</w:t>
+            </w:r>
+          </w:p>
+        </w:tc>
+        <w:tc>
+          <w:tcPr>
+            <w:tcW w:type="dxa" w:w="1400"/>
+            <w:tcBorders>
+              <w:top w:val="single" w:color="CCCCCC" w:sz="1"/>
+              <w:left w:val="single" w:color="CCCCCC" w:sz="1"/>
+              <w:bottom w:val="single" w:color="CCCCCC" w:sz="1"/>
+              <w:right w:val="single" w:color="CCCCCC" w:sz="1"/>
+            </w:tcBorders>
+            <w:shd w:fill="EBF4FA" w:val="clear"/>
+            <w:tcMar>
+              <w:top w:type="dxa" w:w="60"/>
+              <w:left w:type="dxa" w:w="120"/>
+              <w:bottom w:type="dxa" w:w="60"/>
+              <w:right w:type="dxa" w:w="120"/>
+            </w:tcMar>
+          </w:tcPr>
+          <w:p>
+            <w:pPr>
+              <w:jc w:val="center"/>
+            </w:pPr>
+            <w:r>
+              <w:rPr>
+                <w:rFonts w:ascii="Arial" w:cs="Arial" w:eastAsia="Arial" w:hAnsi="Arial"/>
+                <w:sz w:val="20"/>
+                <w:szCs w:val="20"/>
+              </w:rPr>
+              <w:t xml:space="preserve">S²</w:t>
+            </w:r>
+          </w:p>
+        </w:tc>
+        <w:tc>
+          <w:tcPr>
+            <w:tcW w:type="dxa" w:w="2000"/>
+            <w:tcBorders>
+              <w:top w:val="single" w:color="CCCCCC" w:sz="1"/>
+              <w:left w:val="single" w:color="CCCCCC" w:sz="1"/>
+              <w:bottom w:val="single" w:color="CCCCCC" w:sz="1"/>
+              <w:right w:val="single" w:color="CCCCCC" w:sz="1"/>
+            </w:tcBorders>
+            <w:shd w:fill="EBF4FA" w:val="clear"/>
+            <w:tcMar>
+              <w:top w:type="dxa" w:w="60"/>
+              <w:left w:type="dxa" w:w="120"/>
+              <w:bottom w:type="dxa" w:w="60"/>
+              <w:right w:type="dxa" w:w="120"/>
+            </w:tcMar>
+          </w:tcPr>
+          <w:p>
+            <w:pPr>
+              <w:jc w:val="center"/>
+            </w:pPr>
+            <w:r>
+              <w:rPr>
+                <w:rFonts w:ascii="Arial" w:cs="Arial" w:eastAsia="Arial" w:hAnsi="Arial"/>
+                <w:sz w:val="20"/>
+                <w:szCs w:val="20"/>
+              </w:rPr>
+              <w:t xml:space="preserve">Abelian: rotations commute</w:t>
+            </w:r>
+          </w:p>
+        </w:tc>
+        <w:tc>
+          <w:tcPr>
+            <w:tcW w:type="dxa" w:w="1800"/>
+            <w:tcBorders>
+              <w:top w:val="single" w:color="CCCCCC" w:sz="1"/>
+              <w:left w:val="single" w:color="CCCCCC" w:sz="1"/>
+              <w:bottom w:val="single" w:color="CCCCCC" w:sz="1"/>
+              <w:right w:val="single" w:color="CCCCCC" w:sz="1"/>
+            </w:tcBorders>
+            <w:shd w:fill="EBF4FA" w:val="clear"/>
+            <w:tcMar>
+              <w:top w:type="dxa" w:w="60"/>
+              <w:left w:type="dxa" w:w="120"/>
+              <w:bottom w:type="dxa" w:w="60"/>
+              <w:right w:type="dxa" w:w="120"/>
+            </w:tcMar>
+          </w:tcPr>
+          <w:p>
+            <w:pPr>
+              <w:jc w:val="center"/>
+            </w:pPr>
+            <w:r>
+              <w:rPr>
+                <w:rFonts w:ascii="Arial" w:cs="Arial" w:eastAsia="Arial" w:hAnsi="Arial"/>
+                <w:sz w:val="20"/>
+                <w:szCs w:val="20"/>
+              </w:rPr>
+              <w:t xml:space="preserve">β &gt; 0: coupling grows at high energy</w:t>
+            </w:r>
+          </w:p>
+        </w:tc>
+        <w:tc>
+          <w:tcPr>
+            <w:tcW w:type="dxa" w:w="1600"/>
+            <w:tcBorders>
+              <w:top w:val="single" w:color="CCCCCC" w:sz="1"/>
+              <w:left w:val="single" w:color="CCCCCC" w:sz="1"/>
+              <w:bottom w:val="single" w:color="CCCCCC" w:sz="1"/>
+              <w:right w:val="single" w:color="CCCCCC" w:sz="1"/>
+            </w:tcBorders>
+            <w:shd w:fill="EBF4FA" w:val="clear"/>
+            <w:tcMar>
+              <w:top w:type="dxa" w:w="60"/>
+              <w:left w:type="dxa" w:w="120"/>
+              <w:bottom w:type="dxa" w:w="60"/>
+              <w:right w:type="dxa" w:w="120"/>
+            </w:tcMar>
+          </w:tcPr>
+          <w:p>
+            <w:pPr>
+              <w:jc w:val="center"/>
+            </w:pPr>
+            <w:r>
+              <w:rPr>
+                <w:rFonts w:ascii="Arial" w:cs="Arial" w:eastAsia="Arial" w:hAnsi="Arial"/>
+                <w:sz w:val="20"/>
+                <w:szCs w:val="20"/>
+              </w:rPr>
+              <w:t xml:space="preserve">UV (at M_Pl)</w:t>
+            </w:r>
+          </w:p>
+        </w:tc>
+        <w:tc>
+          <w:tcPr>
+            <w:tcW w:type="dxa" w:w="1760"/>
+            <w:tcBorders>
+              <w:top w:val="single" w:color="CCCCCC" w:sz="1"/>
+              <w:left w:val="single" w:color="CCCCCC" w:sz="1"/>
+              <w:bottom w:val="single" w:color="CCCCCC" w:sz="1"/>
+              <w:right w:val="single" w:color="CCCCCC" w:sz="1"/>
+            </w:tcBorders>
+            <w:shd w:fill="EBF4FA" w:val="clear"/>
+            <w:tcMar>
+              <w:top w:type="dxa" w:w="60"/>
+              <w:left w:type="dxa" w:w="120"/>
+              <w:bottom w:type="dxa" w:w="60"/>
+              <w:right w:type="dxa" w:w="120"/>
+            </w:tcMar>
+          </w:tcPr>
+          <w:p>
+            <w:pPr>
+              <w:jc w:val="center"/>
+            </w:pPr>
+            <w:r>
+              <w:rPr>
+                <w:rFonts w:ascii="Arial" w:cs="Arial" w:eastAsia="Arial" w:hAnsi="Arial"/>
+                <w:sz w:val="20"/>
+                <w:szCs w:val="20"/>
+              </w:rPr>
+              <w:t xml:space="preserve">Coupling: α ∝ 1/Vol(S²) via N_eff</w:t>
+            </w:r>
+          </w:p>
+        </w:tc>
+      </w:tr>
+      <w:tr>
+        <w:tc>
+          <w:tcPr>
+            <w:tcW w:type="dxa" w:w="800"/>
+            <w:tcBorders>
+              <w:top w:val="single" w:color="CCCCCC" w:sz="1"/>
+              <w:left w:val="single" w:color="CCCCCC" w:sz="1"/>
+              <w:bottom w:val="single" w:color="CCCCCC" w:sz="1"/>
+              <w:right w:val="single" w:color="CCCCCC" w:sz="1"/>
+            </w:tcBorders>
+            <w:shd w:fill="FFFFFF" w:val="clear"/>
+            <w:tcMar>
+              <w:top w:type="dxa" w:w="60"/>
+              <w:left w:type="dxa" w:w="120"/>
+              <w:bottom w:type="dxa" w:w="60"/>
+              <w:right w:type="dxa" w:w="120"/>
+            </w:tcMar>
+          </w:tcPr>
+          <w:p>
+            <w:pPr>
+              <w:jc w:val="left"/>
+            </w:pPr>
+            <w:r>
+              <w:rPr>
+                <w:rFonts w:ascii="Arial" w:cs="Arial" w:eastAsia="Arial" w:hAnsi="Arial"/>
+                <w:sz w:val="20"/>
+                <w:szCs w:val="20"/>
+              </w:rPr>
+              <w:t xml:space="preserve">QCD</w:t>
+            </w:r>
+          </w:p>
+        </w:tc>
+        <w:tc>
+          <w:tcPr>
+            <w:tcW w:type="dxa" w:w="1400"/>
+            <w:tcBorders>
+              <w:top w:val="single" w:color="CCCCCC" w:sz="1"/>
+              <w:left w:val="single" w:color="CCCCCC" w:sz="1"/>
+              <w:bottom w:val="single" w:color="CCCCCC" w:sz="1"/>
+              <w:right w:val="single" w:color="CCCCCC" w:sz="1"/>
+            </w:tcBorders>
+            <w:shd w:fill="FFFFFF" w:val="clear"/>
+            <w:tcMar>
+              <w:top w:type="dxa" w:w="60"/>
+              <w:left w:type="dxa" w:w="120"/>
+              <w:bottom w:type="dxa" w:w="60"/>
+              <w:right w:type="dxa" w:w="120"/>
+            </w:tcMar>
+          </w:tcPr>
+          <w:p>
+            <w:pPr>
+              <w:jc w:val="center"/>
+            </w:pPr>
+            <w:r>
+              <w:rPr>
+                <w:rFonts w:ascii="Arial" w:cs="Arial" w:eastAsia="Arial" w:hAnsi="Arial"/>
+                <w:sz w:val="20"/>
+                <w:szCs w:val="20"/>
+              </w:rPr>
+              <w:t xml:space="preserve">SU(3)</w:t>
+            </w:r>
+          </w:p>
+        </w:tc>
+        <w:tc>
+          <w:tcPr>
+            <w:tcW w:type="dxa" w:w="2000"/>
+            <w:tcBorders>
+              <w:top w:val="single" w:color="CCCCCC" w:sz="1"/>
+              <w:left w:val="single" w:color="CCCCCC" w:sz="1"/>
+              <w:bottom w:val="single" w:color="CCCCCC" w:sz="1"/>
+              <w:right w:val="single" w:color="CCCCCC" w:sz="1"/>
+            </w:tcBorders>
+            <w:shd w:fill="FFFFFF" w:val="clear"/>
+            <w:tcMar>
+              <w:top w:type="dxa" w:w="60"/>
+              <w:left w:type="dxa" w:w="120"/>
+              <w:bottom w:type="dxa" w:w="60"/>
+              <w:right w:type="dxa" w:w="120"/>
+            </w:tcMar>
+          </w:tcPr>
+          <w:p>
+            <w:pPr>
+              <w:jc w:val="center"/>
+            </w:pPr>
+            <w:r>
+              <w:rPr>
+                <w:rFonts w:ascii="Arial" w:cs="Arial" w:eastAsia="Arial" w:hAnsi="Arial"/>
+                <w:sz w:val="20"/>
+                <w:szCs w:val="20"/>
+              </w:rPr>
+              <w:t xml:space="preserve">Non-Abelian: rotations don't commute</w:t>
+            </w:r>
+          </w:p>
+        </w:tc>
+        <w:tc>
+          <w:tcPr>
+            <w:tcW w:type="dxa" w:w="1800"/>
+            <w:tcBorders>
+              <w:top w:val="single" w:color="CCCCCC" w:sz="1"/>
+              <w:left w:val="single" w:color="CCCCCC" w:sz="1"/>
+              <w:bottom w:val="single" w:color="CCCCCC" w:sz="1"/>
+              <w:right w:val="single" w:color="CCCCCC" w:sz="1"/>
+            </w:tcBorders>
+            <w:shd w:fill="FFFFFF" w:val="clear"/>
+            <w:tcMar>
+              <w:top w:type="dxa" w:w="60"/>
+              <w:left w:type="dxa" w:w="120"/>
+              <w:bottom w:type="dxa" w:w="60"/>
+              <w:right w:type="dxa" w:w="120"/>
+            </w:tcMar>
+          </w:tcPr>
+          <w:p>
+            <w:pPr>
+              <w:jc w:val="center"/>
+            </w:pPr>
+            <w:r>
+              <w:rPr>
+                <w:rFonts w:ascii="Arial" w:cs="Arial" w:eastAsia="Arial" w:hAnsi="Arial"/>
+                <w:sz w:val="20"/>
+                <w:szCs w:val="20"/>
+              </w:rPr>
+              <w:t xml:space="preserve">β &lt; 0: coupling shrinks at high energy</w:t>
+            </w:r>
+          </w:p>
+        </w:tc>
+        <w:tc>
+          <w:tcPr>
+            <w:tcW w:type="dxa" w:w="1600"/>
+            <w:tcBorders>
+              <w:top w:val="single" w:color="CCCCCC" w:sz="1"/>
+              <w:left w:val="single" w:color="CCCCCC" w:sz="1"/>
+              <w:bottom w:val="single" w:color="CCCCCC" w:sz="1"/>
+              <w:right w:val="single" w:color="CCCCCC" w:sz="1"/>
+            </w:tcBorders>
+            <w:shd w:fill="FFFFFF" w:val="clear"/>
+            <w:tcMar>
+              <w:top w:type="dxa" w:w="60"/>
+              <w:left w:type="dxa" w:w="120"/>
+              <w:bottom w:type="dxa" w:w="60"/>
+              <w:right w:type="dxa" w:w="120"/>
+            </w:tcMar>
+          </w:tcPr>
+          <w:p>
+            <w:pPr>
+              <w:jc w:val="center"/>
+            </w:pPr>
+            <w:r>
+              <w:rPr>
+                <w:rFonts w:ascii="Arial" w:cs="Arial" w:eastAsia="Arial" w:hAnsi="Arial"/>
+                <w:sz w:val="20"/>
+                <w:szCs w:val="20"/>
+              </w:rPr>
+              <w:t xml:space="preserve">IR (at Λ_QCD = confinement)</w:t>
+            </w:r>
+          </w:p>
+        </w:tc>
+        <w:tc>
+          <w:tcPr>
+            <w:tcW w:type="dxa" w:w="1760"/>
+            <w:tcBorders>
+              <w:top w:val="single" w:color="CCCCCC" w:sz="1"/>
+              <w:left w:val="single" w:color="CCCCCC" w:sz="1"/>
+              <w:bottom w:val="single" w:color="CCCCCC" w:sz="1"/>
+              <w:right w:val="single" w:color="CCCCCC" w:sz="1"/>
+            </w:tcBorders>
+            <w:shd w:fill="FFFFFF" w:val="clear"/>
+            <w:tcMar>
+              <w:top w:type="dxa" w:w="60"/>
+              <w:left w:type="dxa" w:w="120"/>
+              <w:bottom w:type="dxa" w:w="60"/>
+              <w:right w:type="dxa" w:w="120"/>
+            </w:tcMar>
+          </w:tcPr>
+          <w:p>
+            <w:pPr>
+              <w:jc w:val="center"/>
+            </w:pPr>
+            <w:r>
+              <w:rPr>
+                <w:rFonts w:ascii="Arial" w:cs="Arial" w:eastAsia="Arial" w:hAnsi="Arial"/>
+                <w:sz w:val="20"/>
+                <w:szCs w:val="20"/>
+              </w:rPr>
+              <w:t xml:space="preserve">Scale: Λ_QCD = Vol(SU(3)) × m_e via dim. transmutation</w:t>
+            </w:r>
+          </w:p>
+        </w:tc>
+      </w:tr>
+    </w:tbl>
+    <w:p>
+      <w:r>
+        <w:t xml:space="preserve"/>
+      </w:r>
+    </w:p>
+    <w:p>
+      <w:pPr>
+        <w:spacing w:after="120" w:before="0"/>
+        <w:jc w:val="both"/>
+      </w:pPr>
+      <w:r>
+        <w:rPr>
+          <w:rFonts w:ascii="Arial" w:cs="Arial" w:eastAsia="Arial" w:hAnsi="Arial"/>
+          <w:b w:val="false"/>
+          <w:bCs w:val="false"/>
+          <w:i w:val="false"/>
+          <w:iCs w:val="false"/>
+          <w:color w:val="000000"/>
+          <w:sz w:val="24"/>
+          <w:szCs w:val="24"/>
+        </w:rPr>
+        <w:t xml:space="preserve">For EM: the Abelian S² manifold contributes its solid angle 4π to N_eff, which enters the beta function coefficient, which sets the coupling α at low energies. The manifold volume appears in the denominator through the beta function.</w:t>
+      </w:r>
+    </w:p>
+    <w:p>
+      <w:pPr>
+        <w:spacing w:after="120" w:before="0"/>
+        <w:jc w:val="both"/>
+      </w:pPr>
+      <w:r>
+        <w:rPr>
+          <w:rFonts w:ascii="Arial" w:cs="Arial" w:eastAsia="Arial" w:hAnsi="Arial"/>
+          <w:b w:val="false"/>
+          <w:bCs w:val="false"/>
+          <w:i w:val="false"/>
+          <w:iCs w:val="false"/>
+          <w:color w:val="000000"/>
+          <w:sz w:val="24"/>
+          <w:szCs w:val="24"/>
+        </w:rPr>
+        <w:t xml:space="preserve">For QCD: the non-Abelian SU(3) manifold causes asymptotic freedom — the coupling weakens at high energy and strengthens at low energy, reaching a Landau pole (confinement) at Λ_QCD. In DST, this dimensional transmutation is geometrically encoded: the confinement scale is the electron scale amplified by the SU(3) manifold volume. The manifold volume appears in the numerator as an amplification factor.</w:t>
+      </w:r>
+    </w:p>
+    <w:p>
+      <w:pPr>
+        <w:spacing w:after="120" w:before="0"/>
+        <w:jc w:val="both"/>
+      </w:pPr>
+      <w:r>
+        <w:rPr>
+          <w:rFonts w:ascii="Arial" w:cs="Arial" w:eastAsia="Arial" w:hAnsi="Arial"/>
+          <w:b w:val="false"/>
+          <w:bCs w:val="false"/>
+          <w:i w:val="false"/>
+          <w:iCs w:val="false"/>
+          <w:color w:val="000000"/>
+          <w:sz w:val="24"/>
+          <w:szCs w:val="24"/>
+        </w:rPr>
+        <w:t xml:space="preserve">This inversion — manifold volume in denominator for EM, in numerator for QCD — is not accidental. It follows directly from the opposite signs of the beta functions, which follow from the (non-)commutativity of the displacement modes, which was derived in Part VI. The commutativity structure that explains asymptotic freedom also explains why the SU(3) volume sets a scale rather than a coupling.</w:t>
+      </w:r>
+    </w:p>
+    <w:p>
+      <w:r>
+        <w:t xml:space="preserve"/>
+      </w:r>
+    </w:p>
+    <w:p>
+      <w:pPr>
+        <w:pStyle w:val="Heading3"/>
+      </w:pPr>
+      <w:r>
+        <w:rPr>
+          <w:rFonts w:ascii="Arial" w:cs="Arial" w:eastAsia="Arial" w:hAnsi="Arial"/>
+          <w:b/>
+          <w:bCs/>
+        </w:rPr>
+        <w:t xml:space="preserve">The Running Length Relationship</w:t>
+      </w:r>
+    </w:p>
+    <w:p>
+      <w:pPr>
+        <w:spacing w:after="120" w:before="0"/>
+        <w:jc w:val="both"/>
+      </w:pPr>
+      <w:r>
+        <w:rPr>
+          <w:rFonts w:ascii="Arial" w:cs="Arial" w:eastAsia="Arial" w:hAnsi="Arial"/>
+          <w:b w:val="false"/>
+          <w:bCs w:val="false"/>
+          <w:i w:val="false"/>
+          <w:iCs w:val="false"/>
+          <w:color w:val="000000"/>
+          <w:sz w:val="24"/>
+          <w:szCs w:val="24"/>
+        </w:rPr>
+        <w:t xml:space="preserve">The geometric statement can be expressed in terms of running lengths. Define:</w:t>
+      </w:r>
+    </w:p>
+    <w:p>
+      <w:pPr>
+        <w:spacing w:after="60" w:before="60"/>
+        <w:jc w:val="left"/>
+      </w:pPr>
+      <w:r>
+        <w:rPr>
+          <w:rFonts w:ascii="Courier New" w:cs="Courier New" w:eastAsia="Courier New" w:hAnsi="Courier New"/>
+          <w:b w:val="false"/>
+          <w:bCs w:val="false"/>
+          <w:color w:val="1A1A2E"/>
+          <w:sz w:val="20"/>
+          <w:szCs w:val="20"/>
+        </w:rPr>
+        <w:t xml:space="preserve">L    = ln(M_Pl/m_e) = 51.53  [EM logarithmic running length]</w:t>
+      </w:r>
+    </w:p>
+    <w:p>
+      <w:pPr>
+        <w:spacing w:after="60" w:before="60"/>
+        <w:jc w:val="left"/>
+      </w:pPr>
+      <w:r>
+        <w:rPr>
+          <w:rFonts w:ascii="Courier New" w:cs="Courier New" w:eastAsia="Courier New" w:hAnsi="Courier New"/>
+          <w:b w:val="false"/>
+          <w:bCs w:val="false"/>
+          <w:color w:val="1A1A2E"/>
+          <w:sz w:val="20"/>
+          <w:szCs w:val="20"/>
+        </w:rPr>
+        <w:t xml:space="preserve">L_QCD = ln(M_Pl/Λ_QCD)       [QCD logarithmic running length]</w:t>
+      </w:r>
+    </w:p>
+    <w:p>
+      <w:pPr>
+        <w:spacing w:after="120" w:before="0"/>
+        <w:jc w:val="both"/>
+      </w:pPr>
+      <w:r>
+        <w:rPr>
+          <w:rFonts w:ascii="Arial" w:cs="Arial" w:eastAsia="Arial" w:hAnsi="Arial"/>
+          <w:b w:val="false"/>
+          <w:bCs w:val="false"/>
+          <w:i w:val="false"/>
+          <w:iCs w:val="false"/>
+          <w:color w:val="000000"/>
+          <w:sz w:val="24"/>
+          <w:szCs w:val="24"/>
+        </w:rPr>
+        <w:t xml:space="preserve">From Λ_QCD = Vol(SU(3)) × m_e:</w:t>
+      </w:r>
+    </w:p>
+    <w:p>
+      <w:pPr>
+        <w:spacing w:after="60" w:before="60"/>
+        <w:jc w:val="left"/>
+      </w:pPr>
+      <w:r>
+        <w:rPr>
+          <w:rFonts w:ascii="Courier New" w:cs="Courier New" w:eastAsia="Courier New" w:hAnsi="Courier New"/>
+          <w:b w:val="false"/>
+          <w:bCs w:val="false"/>
+          <w:color w:val="1A1A2E"/>
+          <w:sz w:val="20"/>
+          <w:szCs w:val="20"/>
+        </w:rPr>
+        <w:t xml:space="preserve">L - L_QCD  =  ln(M_Pl/m_e) − ln(M_Pl/Λ_QCD)  =  ln(Λ_QCD/m_e)  =  ln(Vol(SU(3)))</w:t>
+      </w:r>
+    </w:p>
+    <w:p>
+      <w:pPr>
+        <w:spacing w:after="60" w:before="60"/>
+        <w:jc w:val="left"/>
+      </w:pPr>
+      <w:r>
+        <w:rPr>
+          <w:rFonts w:ascii="Courier New" w:cs="Courier New" w:eastAsia="Courier New" w:hAnsi="Courier New"/>
+          <w:b w:val="false"/>
+          <w:bCs w:val="false"/>
+          <w:color w:val="1A1A2E"/>
+          <w:sz w:val="20"/>
+          <w:szCs w:val="20"/>
+        </w:rPr>
+        <w:t xml:space="preserve">L_QCD  =  L  −  ln(Vol(SU(3)))  =  51.53  −  ln(2π⁵)  =  51.53  −  6.42  =  45.11</w:t>
+      </w:r>
+    </w:p>
+    <w:p>
+      <w:r>
+        <w:t xml:space="preserve"/>
+      </w:r>
+    </w:p>
+    <w:p>
+      <w:pPr>
+        <w:spacing w:after="120" w:before="0"/>
+        <w:jc w:val="both"/>
+      </w:pPr>
+      <w:r>
+        <w:rPr>
+          <w:rFonts w:ascii="Arial" w:cs="Arial" w:eastAsia="Arial" w:hAnsi="Arial"/>
+          <w:b w:val="false"/>
+          <w:bCs w:val="false"/>
+          <w:i w:val="false"/>
+          <w:iCs w:val="false"/>
+          <w:color w:val="000000"/>
+          <w:sz w:val="24"/>
+          <w:szCs w:val="24"/>
+        </w:rPr>
+        <w:t xml:space="preserve">The QCD running length is shorter than the EM running length by exactly the logarithm of the SU(3) manifold volume. The SU(3) displacement 'uses up' ln(2π⁵) units of logarithmic running before reaching its confinement scale. Both running lengths start from the same Planck-scale Landau pole; they diverge because their displacement manifolds have different volumes.</w:t>
+      </w:r>
+    </w:p>
+    <w:p>
+      <w:r>
+        <w:t xml:space="preserve"/>
+      </w:r>
+    </w:p>
+    <w:p>
+      <w:pPr>
+        <w:pStyle w:val="Heading3"/>
+      </w:pPr>
+      <w:r>
+        <w:rPr>
+          <w:rFonts w:ascii="Arial" w:cs="Arial" w:eastAsia="Arial" w:hAnsi="Arial"/>
+          <w:b/>
+          <w:bCs/>
+        </w:rPr>
+        <w:t xml:space="preserve">A Note on Renormalization Schemes</w:t>
+      </w:r>
+    </w:p>
+    <w:p>
+      <w:pPr>
+        <w:spacing w:after="120" w:before="0"/>
+        <w:jc w:val="both"/>
+      </w:pPr>
+      <w:r>
+        <w:rPr>
+          <w:rFonts w:ascii="Arial" w:cs="Arial" w:eastAsia="Arial" w:hAnsi="Arial"/>
+          <w:b w:val="false"/>
+          <w:bCs w:val="false"/>
+          <w:i w:val="false"/>
+          <w:iCs w:val="false"/>
+          <w:color w:val="000000"/>
+          <w:sz w:val="24"/>
+          <w:szCs w:val="24"/>
+        </w:rPr>
+        <w:t xml:space="preserve">The DST Λ_QCD = 313 MeV corresponds to the constituent quark scheme, where the proton mass satisfies m_p = 3Λ_QCD exactly (three quarks, each carrying one unit of the confinement scale). This differs from the MS-bar convention (Λ_QCD^{MS} ≈ 213 MeV) because the MS-bar scheme is purely perturbative and does not include the chiral symmetry breaking contribution to the constituent quark mass (~300 MeV per quark).</w:t>
+      </w:r>
+    </w:p>
+    <w:p>
+      <w:pPr>
+        <w:spacing w:after="120" w:before="0"/>
+        <w:jc w:val="both"/>
+      </w:pPr>
+      <w:r>
+        <w:rPr>
+          <w:rFonts w:ascii="Arial" w:cs="Arial" w:eastAsia="Arial" w:hAnsi="Arial"/>
+          <w:b w:val="false"/>
+          <w:bCs w:val="false"/>
+          <w:i w:val="false"/>
+          <w:iCs w:val="false"/>
+          <w:color w:val="000000"/>
+          <w:sz w:val="24"/>
+          <w:szCs w:val="24"/>
+        </w:rPr>
+        <w:t xml:space="preserve">The DST claim is that the constituent quark scheme — not MS-bar — is the natural scheme for the framework. In the constituent scheme, the geometric statement Λ_QCD = Vol(SU(3)) × m_e is exact to 0.002%. In MS-bar, there is a scheme-dependent correction of approximately 47%.</w:t>
+      </w:r>
+    </w:p>
+    <w:p>
+      <w:r>
+        <w:t xml:space="preserve"/>
+      </w:r>
+    </w:p>
+    <w:tbl>
+      <w:tblPr>
+        <w:tblW w:type="dxa" w:w="9360"/>
+        <w:tblBorders>
+          <w:top w:val="single" w:color="auto" w:sz="4"/>
+          <w:left w:val="single" w:color="auto" w:sz="4"/>
+          <w:bottom w:val="single" w:color="auto" w:sz="4"/>
+          <w:right w:val="single" w:color="auto" w:sz="4"/>
+          <w:insideH w:val="single" w:color="auto" w:sz="4"/>
+          <w:insideV w:val="single" w:color="auto" w:sz="4"/>
+        </w:tblBorders>
+      </w:tblPr>
+      <w:tblGrid>
+        <w:gridCol w:w="9360"/>
+      </w:tblGrid>
+      <w:tr>
+        <w:tc>
+          <w:tcPr>
+            <w:tcBorders>
+              <w:top w:val="single" w:color="C9A84C" w:sz="1"/>
+              <w:left w:val="single" w:color="C9A84C" w:sz="1"/>
+              <w:bottom w:val="single" w:color="C9A84C" w:sz="1"/>
+              <w:right w:val="single" w:color="C9A84C" w:sz="1"/>
+            </w:tcBorders>
+            <w:shd w:fill="FFF9E6" w:val="clear"/>
+            <w:tcMar>
+              <w:top w:type="dxa" w:w="100"/>
+              <w:left w:type="dxa" w:w="180"/>
+              <w:bottom w:type="dxa" w:w="100"/>
+              <w:right w:type="dxa" w:w="180"/>
+            </w:tcMar>
+          </w:tcPr>
+          <w:p>
+            <w:r>
+              <w:rPr>
+                <w:rFonts w:ascii="Arial" w:cs="Arial" w:eastAsia="Arial" w:hAnsi="Arial"/>
+                <w:i/>
+                <w:iCs/>
+                <w:color w:val="5C4A00"/>
+                <w:sz w:val="20"/>
+                <w:szCs w:val="20"/>
+              </w:rPr>
+              <w:t xml:space="preserve">Honest status: the geometric chain m_e → Λ_QCD^{DST} → m_p is structurally established and accurate to 0.002%. The open calculation is showing from the DST SU(3) displacement Lagrangian that dimensional transmutation produces the IR Landau pole at exactly Λ_QCD = Vol(SU(3)) × m_e — i.e., the SU(3) analog of the EM condensate calculation. This is a well-posed calculation; it requires writing the SU(3) sector analog of the vacuum polarization from Part III and showing the confinement scale is geometrically determined by the fiber bundle volume.</w:t>
+            </w:r>
+          </w:p>
+        </w:tc>
+      </w:tr>
+    </w:tbl>
+    <w:p>
       <w:r>
         <w:br w:type="page"/>
       </w:r>
@@ -14368,6 +15588,19 @@
     </w:p>
     <w:p>
       <w:pPr>
+        <w:pStyle w:val="Heading3"/>
+      </w:pPr>
+      <w:r>
+        <w:rPr>
+          <w:rFonts w:ascii="Arial" w:cs="Arial" w:eastAsia="Arial" w:hAnsi="Arial"/>
+          <w:b/>
+          <w:bCs/>
+        </w:rPr>
+        <w:t xml:space="preserve">Misalignment Mechanism — Numerical Calculation</w:t>
+      </w:r>
+    </w:p>
+    <w:p>
+      <w:pPr>
         <w:spacing w:after="120" w:before="0"/>
         <w:jc w:val="both"/>
       </w:pPr>
@@ -14382,9 +15615,323 @@
           <w:sz w:val="24"/>
           <w:szCs w:val="24"/>
         </w:rPr>
-        <w:t xml:space="preserve">The misalignment mechanism is the primary candidate: for m_φ = 511 keV, oscillations begin at T ~ 10⁶ GeV — well before BBN. The field is produced essentially at rest, requiring a sub-Planckian initial displacement (φ_i ~ 10⁻⁴ M_Pl) to reproduce the observed dark matter abundance. No fine-tuning is required. The production mechanism is an open calculation; the mass prediction stands independently of it.</w:t>
-      </w:r>
-    </w:p>
+        <w:t xml:space="preserve">For the misalignment mechanism, the φ_r field is displaced from its minimum during inflation and begins oscillating when the Hubble rate drops to H ~ m_φ. The oscillation temperature for m_φ = 511 keV:</w:t>
+      </w:r>
+    </w:p>
+    <w:p>
+      <w:pPr>
+        <w:spacing w:after="60" w:before="60"/>
+        <w:jc w:val="left"/>
+      </w:pPr>
+      <w:r>
+        <w:rPr>
+          <w:rFonts w:ascii="Courier New" w:cs="Courier New" w:eastAsia="Courier New" w:hAnsi="Courier New"/>
+          <w:b w:val="false"/>
+          <w:bCs w:val="false"/>
+          <w:color w:val="1A1A2E"/>
+          <w:sz w:val="20"/>
+          <w:szCs w:val="20"/>
+        </w:rPr>
+        <w:t xml:space="preserve">T_osc  =  sqrt(3/π) × (10/g*)^(1/4) × sqrt(m_φ × M_Pl)  ~  1.9 × 10⁷ GeV</w:t>
+      </w:r>
+    </w:p>
+    <w:p>
+      <w:pPr>
+        <w:spacing w:after="120" w:before="0"/>
+        <w:jc w:val="both"/>
+      </w:pPr>
+      <w:r>
+        <w:rPr>
+          <w:rFonts w:ascii="Arial" w:cs="Arial" w:eastAsia="Arial" w:hAnsi="Arial"/>
+          <w:b w:val="false"/>
+          <w:bCs w:val="false"/>
+          <w:i w:val="false"/>
+          <w:iCs w:val="false"/>
+          <w:color w:val="000000"/>
+          <w:sz w:val="24"/>
+          <w:szCs w:val="24"/>
+        </w:rPr>
+        <w:t xml:space="preserve">This is safely above BBN by a factor of ~2 billion (T_BBN ~ 10 MeV). The φ_r quanta are produced essentially at rest — cold dark matter by kinematics regardless of their 511 keV mass.</w:t>
+      </w:r>
+    </w:p>
+    <w:p>
+      <w:pPr>
+        <w:spacing w:after="120" w:before="0"/>
+        <w:jc w:val="both"/>
+      </w:pPr>
+      <w:r>
+        <w:rPr>
+          <w:rFonts w:ascii="Arial" w:cs="Arial" w:eastAsia="Arial" w:hAnsi="Arial"/>
+          <w:b w:val="false"/>
+          <w:bCs w:val="false"/>
+          <w:i w:val="false"/>
+          <w:iCs w:val="false"/>
+          <w:color w:val="000000"/>
+          <w:sz w:val="24"/>
+          <w:szCs w:val="24"/>
+        </w:rPr>
+        <w:t xml:space="preserve">The relic abundance calculation (standard scalar field cosmology applied to DST parameters) gives the required initial displacement for Ω_DM h² = 0.12:</w:t>
+      </w:r>
+    </w:p>
+    <w:p>
+      <w:r>
+        <w:t xml:space="preserve"/>
+      </w:r>
+    </w:p>
+    <w:tbl>
+      <w:tblPr>
+        <w:tblW w:type="dxa" w:w="9360"/>
+        <w:tblBorders>
+          <w:top w:val="single" w:color="auto" w:sz="4"/>
+          <w:left w:val="single" w:color="auto" w:sz="4"/>
+          <w:bottom w:val="single" w:color="auto" w:sz="4"/>
+          <w:right w:val="single" w:color="auto" w:sz="4"/>
+          <w:insideH w:val="single" w:color="auto" w:sz="4"/>
+          <w:insideV w:val="single" w:color="auto" w:sz="4"/>
+        </w:tblBorders>
+      </w:tblPr>
+      <w:tblGrid>
+        <w:gridCol w:w="9360"/>
+      </w:tblGrid>
+      <w:tr>
+        <w:tc>
+          <w:tcPr>
+            <w:tcW w:type="dxa" w:w="9360"/>
+            <w:tcBorders>
+              <w:top w:val="single" w:color="2E75B6" w:sz="1"/>
+              <w:left w:val="single" w:color="2E75B6" w:sz="1"/>
+              <w:bottom w:val="single" w:color="2E75B6" w:sz="1"/>
+              <w:right w:val="single" w:color="2E75B6" w:sz="1"/>
+            </w:tcBorders>
+            <w:shd w:fill="1F3864" w:val="clear"/>
+            <w:tcMar>
+              <w:top w:type="dxa" w:w="120"/>
+              <w:left w:type="dxa" w:w="180"/>
+              <w:bottom w:type="dxa" w:w="80"/>
+              <w:right w:type="dxa" w:w="180"/>
+            </w:tcMar>
+          </w:tcPr>
+          <w:p>
+            <w:pPr>
+              <w:jc w:val="center"/>
+            </w:pPr>
+            <w:r>
+              <w:rPr>
+                <w:rFonts w:ascii="Arial" w:cs="Arial" w:eastAsia="Arial" w:hAnsi="Arial"/>
+                <w:b/>
+                <w:bCs/>
+                <w:color w:val="FFFFFF"/>
+                <w:sz w:val="24"/>
+                <w:szCs w:val="24"/>
+              </w:rPr>
+              <w:t xml:space="preserve">MISALIGNMENT INITIAL CONDITION</w:t>
+            </w:r>
+          </w:p>
+        </w:tc>
+      </w:tr>
+      <w:tr>
+        <w:tc>
+          <w:tcPr>
+            <w:tcW w:type="dxa" w:w="9360"/>
+            <w:tcBorders>
+              <w:top w:val="single" w:color="2E75B6" w:sz="1"/>
+              <w:left w:val="single" w:color="2E75B6" w:sz="1"/>
+              <w:bottom w:val="single" w:color="2E75B6" w:sz="1"/>
+              <w:right w:val="single" w:color="2E75B6" w:sz="1"/>
+            </w:tcBorders>
+            <w:shd w:fill="EBF4FA" w:val="clear"/>
+            <w:tcMar>
+              <w:top w:type="dxa" w:w="160"/>
+              <w:left w:type="dxa" w:w="180"/>
+              <w:bottom w:type="dxa" w:w="160"/>
+              <w:right w:type="dxa" w:w="180"/>
+            </w:tcMar>
+          </w:tcPr>
+          <w:p>
+            <w:pPr>
+              <w:jc w:val="center"/>
+            </w:pPr>
+            <w:r>
+              <w:rPr>
+                <w:rFonts w:ascii="Courier New" w:cs="Courier New" w:eastAsia="Courier New" w:hAnsi="Courier New"/>
+                <w:b/>
+                <w:bCs/>
+                <w:color w:val="1A1A2E"/>
+                <w:sz w:val="28"/>
+                <w:szCs w:val="28"/>
+              </w:rPr>
+              <w:t xml:space="preserve">φ_i  ~  1.3 × 10⁻⁸ M_Pl  ~  3.2 × 10¹⁰ GeV</w:t>
+            </w:r>
+          </w:p>
+        </w:tc>
+      </w:tr>
+      <w:tr>
+        <w:tc>
+          <w:tcPr>
+            <w:tcW w:type="dxa" w:w="9360"/>
+            <w:tcBorders>
+              <w:top w:val="single" w:color="2E75B6" w:sz="1"/>
+              <w:left w:val="single" w:color="2E75B6" w:sz="1"/>
+              <w:bottom w:val="single" w:color="2E75B6" w:sz="1"/>
+              <w:right w:val="single" w:color="2E75B6" w:sz="1"/>
+            </w:tcBorders>
+            <w:shd w:fill="D6E4F0" w:val="clear"/>
+            <w:tcMar>
+              <w:top w:type="dxa" w:w="80"/>
+              <w:left w:type="dxa" w:w="180"/>
+              <w:bottom w:type="dxa" w:w="80"/>
+              <w:right w:type="dxa" w:w="180"/>
+            </w:tcMar>
+          </w:tcPr>
+          <w:p>
+            <w:pPr>
+              <w:jc w:val="center"/>
+            </w:pPr>
+            <w:r>
+              <w:rPr>
+                <w:rFonts w:ascii="Arial" w:cs="Arial" w:eastAsia="Arial" w:hAnsi="Arial"/>
+                <w:color w:val="1A1A2E"/>
+                <w:sz w:val="22"/>
+                <w:szCs w:val="22"/>
+              </w:rPr>
+              <w:t xml:space="preserve">Deeply sub-Planckian: 8 orders of magnitude below M_Pl. No fine-tuning.</w:t>
+            </w:r>
+          </w:p>
+        </w:tc>
+      </w:tr>
+      <w:tr>
+        <w:tc>
+          <w:tcPr>
+            <w:tcW w:type="dxa" w:w="9360"/>
+            <w:tcBorders>
+              <w:top w:val="single" w:color="2E75B6" w:sz="1"/>
+              <w:left w:val="single" w:color="2E75B6" w:sz="1"/>
+              <w:bottom w:val="single" w:color="2E75B6" w:sz="1"/>
+              <w:right w:val="single" w:color="2E75B6" w:sz="1"/>
+            </w:tcBorders>
+            <w:shd w:fill="FFFFFF" w:val="clear"/>
+            <w:tcMar>
+              <w:top w:type="dxa" w:w="60"/>
+              <w:left w:type="dxa" w:w="180"/>
+              <w:bottom w:type="dxa" w:w="60"/>
+              <w:right w:type="dxa" w:w="180"/>
+            </w:tcMar>
+          </w:tcPr>
+          <w:p>
+            <w:pPr>
+              <w:jc w:val="center"/>
+            </w:pPr>
+            <w:r>
+              <w:rPr>
+                <w:rFonts w:ascii="Arial" w:cs="Arial" w:eastAsia="Arial" w:hAnsi="Arial"/>
+                <w:i/>
+                <w:iCs/>
+                <w:color w:val="595959"/>
+                <w:sz w:val="20"/>
+                <w:szCs w:val="20"/>
+              </w:rPr>
+              <w:t xml:space="preserve">Requires H_inf ~ 2 × 10¹¹ GeV (well within CMB B-mode upper bound of ~6 × 10¹³ GeV).</w:t>
+            </w:r>
+          </w:p>
+        </w:tc>
+      </w:tr>
+    </w:tbl>
+    <w:p>
+      <w:r>
+        <w:t xml:space="preserve"/>
+      </w:r>
+    </w:p>
+    <w:p>
+      <w:pPr>
+        <w:spacing w:after="120" w:before="0"/>
+        <w:jc w:val="both"/>
+      </w:pPr>
+      <w:r>
+        <w:rPr>
+          <w:rFonts w:ascii="Arial" w:cs="Arial" w:eastAsia="Arial" w:hAnsi="Arial"/>
+          <w:b w:val="false"/>
+          <w:bCs w:val="false"/>
+          <w:i w:val="false"/>
+          <w:iCs w:val="false"/>
+          <w:color w:val="000000"/>
+          <w:sz w:val="24"/>
+          <w:szCs w:val="24"/>
+        </w:rPr>
+        <w:t xml:space="preserve">The required inflationary Hubble scale H_inf ~ 2 × 10¹¹ GeV is not currently predicted by the DST framework — it is an external cosmological input. This is the standard situation for the misalignment mechanism: in axion dark matter, the initial displacement is similarly set by the inflationary scale. The DST-specific statement is: for any H_inf between 10¹⁰ and 10¹³ GeV (consistent with all observations), the misalignment mechanism produces the observed dark matter abundance from a deeply sub-Planckian initial displacement of φ_r.</w:t>
+      </w:r>
+    </w:p>
+    <w:p>
+      <w:pPr>
+        <w:spacing w:after="120" w:before="0"/>
+        <w:jc w:val="both"/>
+      </w:pPr>
+      <w:r>
+        <w:rPr>
+          <w:rFonts w:ascii="Arial" w:cs="Arial" w:eastAsia="Arial" w:hAnsi="Arial"/>
+          <w:b w:val="false"/>
+          <w:bCs w:val="false"/>
+          <w:i w:val="false"/>
+          <w:iCs w:val="false"/>
+          <w:color w:val="000000"/>
+          <w:sz w:val="24"/>
+          <w:szCs w:val="24"/>
+        </w:rPr>
+        <w:t xml:space="preserve">A natural extension of the framework — not yet developed — would identify φ_r as the inflaton itself. If the radial displacement field drives inflation, phi_i would be determined by the slow-roll conditions on V(φ_r) rather than being an external input. This would unify inflation and dark matter within DST. It is an open development, not a gap in the mass prediction.</w:t>
+      </w:r>
+    </w:p>
+    <w:p>
+      <w:r>
+        <w:t xml:space="preserve"/>
+      </w:r>
+    </w:p>
+    <w:tbl>
+      <w:tblPr>
+        <w:tblW w:type="dxa" w:w="9360"/>
+        <w:tblBorders>
+          <w:top w:val="single" w:color="auto" w:sz="4"/>
+          <w:left w:val="single" w:color="auto" w:sz="4"/>
+          <w:bottom w:val="single" w:color="auto" w:sz="4"/>
+          <w:right w:val="single" w:color="auto" w:sz="4"/>
+          <w:insideH w:val="single" w:color="auto" w:sz="4"/>
+          <w:insideV w:val="single" w:color="auto" w:sz="4"/>
+        </w:tblBorders>
+      </w:tblPr>
+      <w:tblGrid>
+        <w:gridCol w:w="9360"/>
+      </w:tblGrid>
+      <w:tr>
+        <w:tc>
+          <w:tcPr>
+            <w:tcBorders>
+              <w:top w:val="single" w:color="C9A84C" w:sz="1"/>
+              <w:left w:val="single" w:color="C9A84C" w:sz="1"/>
+              <w:bottom w:val="single" w:color="C9A84C" w:sz="1"/>
+              <w:right w:val="single" w:color="C9A84C" w:sz="1"/>
+            </w:tcBorders>
+            <w:shd w:fill="FFF9E6" w:val="clear"/>
+            <w:tcMar>
+              <w:top w:type="dxa" w:w="100"/>
+              <w:left w:type="dxa" w:w="180"/>
+              <w:bottom w:type="dxa" w:w="100"/>
+              <w:right w:type="dxa" w:w="180"/>
+            </w:tcMar>
+          </w:tcPr>
+          <w:p>
+            <w:r>
+              <w:rPr>
+                <w:rFonts w:ascii="Arial" w:cs="Arial" w:eastAsia="Arial" w:hAnsi="Arial"/>
+                <w:i/>
+                <w:iCs/>
+                <w:color w:val="5C4A00"/>
+                <w:sz w:val="20"/>
+                <w:szCs w:val="20"/>
+              </w:rPr>
+              <w:t xml:space="preserve">The mass prediction m_DM = m_e = 511 keV is derived from the Lagrangian coupling and is independent of the production mechanism. The BEC condensate and boson star routes require no initial displacement parameter at all. The misalignment calculation here quantifies the specific conditions under which that route also works.</w:t>
+            </w:r>
+          </w:p>
+        </w:tc>
+      </w:tr>
+    </w:tbl>
     <w:p>
       <w:r>
         <w:br w:type="page"/>
@@ -17038,6 +18585,1377 @@
       </w:r>
     </w:p>
     <w:p>
+      <w:pPr>
+        <w:pStyle w:val="Heading2"/>
+      </w:pPr>
+      <w:r>
+        <w:rPr>
+          <w:rFonts w:ascii="Arial" w:cs="Arial" w:eastAsia="Arial" w:hAnsi="Arial"/>
+          <w:b/>
+          <w:bCs/>
+        </w:rPr>
+        <w:t xml:space="preserve">11.7  Toward a First-Principles Derivation: The S² Coherence Argument</w:t>
+      </w:r>
+    </w:p>
+    <w:p>
+      <w:pPr>
+        <w:spacing w:after="120" w:before="0"/>
+        <w:jc w:val="both"/>
+      </w:pPr>
+      <w:r>
+        <w:rPr>
+          <w:rFonts w:ascii="Arial" w:cs="Arial" w:eastAsia="Arial" w:hAnsi="Arial"/>
+          <w:b w:val="false"/>
+          <w:bCs w:val="false"/>
+          <w:i w:val="false"/>
+          <w:iCs w:val="false"/>
+          <w:color w:val="000000"/>
+          <w:sz w:val="24"/>
+          <w:szCs w:val="24"/>
+        </w:rPr>
+        <w:t xml:space="preserve">The corrected formula α = (3/8)/(L − 9/64) is accurate to 0.002%. The correction 9/64 = g₀² has been shown to be non-post-hoc (Section 11.5) and non-perturbative (Section 11.5, point 3). What has not yet been shown from the DST Lagrangian alone is why the threshold correction to L is exactly g₀² — why the loop factor I₀ = 1. This section presents the structural argument that identifies where I₀ = 1 comes from and what calculation would confirm it rigorously.</w:t>
+      </w:r>
+    </w:p>
+    <w:p>
+      <w:r>
+        <w:t xml:space="preserve"/>
+      </w:r>
+    </w:p>
+    <w:p>
+      <w:pPr>
+        <w:spacing w:after="120" w:before="0"/>
+        <w:jc w:val="both"/>
+      </w:pPr>
+      <w:r>
+        <w:rPr>
+          <w:rFonts w:ascii="Arial" w:cs="Arial" w:eastAsia="Arial" w:hAnsi="Arial"/>
+          <w:b w:val="false"/>
+          <w:bCs w:val="false"/>
+          <w:i w:val="false"/>
+          <w:iCs w:val="false"/>
+          <w:color w:val="000000"/>
+          <w:sz w:val="24"/>
+          <w:szCs w:val="24"/>
+        </w:rPr>
+        <w:t xml:space="preserve">The key is the distinction between how the S² rotation manifold enters the one-loop calculation versus how it enters the threshold correction.</w:t>
+      </w:r>
+    </w:p>
+    <w:p>
+      <w:r>
+        <w:t xml:space="preserve"/>
+      </w:r>
+    </w:p>
+    <w:tbl>
+      <w:tblPr>
+        <w:tblW w:type="dxa" w:w="9360"/>
+        <w:tblBorders>
+          <w:top w:val="single" w:color="auto" w:sz="4"/>
+          <w:left w:val="single" w:color="auto" w:sz="4"/>
+          <w:bottom w:val="single" w:color="auto" w:sz="4"/>
+          <w:right w:val="single" w:color="auto" w:sz="4"/>
+          <w:insideH w:val="single" w:color="auto" w:sz="4"/>
+          <w:insideV w:val="single" w:color="auto" w:sz="4"/>
+        </w:tblBorders>
+      </w:tblPr>
+      <w:tblGrid>
+        <w:gridCol w:w="2200"/>
+        <w:gridCol w:w="2200"/>
+        <w:gridCol w:w="2600"/>
+        <w:gridCol w:w="2360"/>
+      </w:tblGrid>
+      <w:tr>
+        <w:trPr>
+          <w:tblHeader/>
+        </w:trPr>
+        <w:tc>
+          <w:tcPr>
+            <w:tcW w:type="dxa" w:w="2200"/>
+            <w:tcBorders>
+              <w:top w:val="single" w:color="2E75B6" w:sz="1"/>
+              <w:left w:val="single" w:color="2E75B6" w:sz="1"/>
+              <w:bottom w:val="single" w:color="2E75B6" w:sz="1"/>
+              <w:right w:val="single" w:color="2E75B6" w:sz="1"/>
+            </w:tcBorders>
+            <w:shd w:fill="1F3864" w:val="clear"/>
+            <w:tcMar>
+              <w:top w:type="dxa" w:w="80"/>
+              <w:left w:type="dxa" w:w="120"/>
+              <w:bottom w:type="dxa" w:w="80"/>
+              <w:right w:type="dxa" w:w="120"/>
+            </w:tcMar>
+          </w:tcPr>
+          <w:p>
+            <w:pPr>
+              <w:jc w:val="center"/>
+            </w:pPr>
+            <w:r>
+              <w:rPr>
+                <w:rFonts w:ascii="Arial" w:cs="Arial" w:eastAsia="Arial" w:hAnsi="Arial"/>
+                <w:b/>
+                <w:bCs/>
+                <w:color w:val="FFFFFF"/>
+                <w:sz w:val="20"/>
+                <w:szCs w:val="20"/>
+              </w:rPr>
+              <w:t xml:space="preserve">Calculation</w:t>
+            </w:r>
+          </w:p>
+        </w:tc>
+        <w:tc>
+          <w:tcPr>
+            <w:tcW w:type="dxa" w:w="2200"/>
+            <w:tcBorders>
+              <w:top w:val="single" w:color="2E75B6" w:sz="1"/>
+              <w:left w:val="single" w:color="2E75B6" w:sz="1"/>
+              <w:bottom w:val="single" w:color="2E75B6" w:sz="1"/>
+              <w:right w:val="single" w:color="2E75B6" w:sz="1"/>
+            </w:tcBorders>
+            <w:shd w:fill="1F3864" w:val="clear"/>
+            <w:tcMar>
+              <w:top w:type="dxa" w:w="80"/>
+              <w:left w:type="dxa" w:w="120"/>
+              <w:bottom w:type="dxa" w:w="80"/>
+              <w:right w:type="dxa" w:w="120"/>
+            </w:tcMar>
+          </w:tcPr>
+          <w:p>
+            <w:pPr>
+              <w:jc w:val="center"/>
+            </w:pPr>
+            <w:r>
+              <w:rPr>
+                <w:rFonts w:ascii="Arial" w:cs="Arial" w:eastAsia="Arial" w:hAnsi="Arial"/>
+                <w:b/>
+                <w:bCs/>
+                <w:color w:val="FFFFFF"/>
+                <w:sz w:val="20"/>
+                <w:szCs w:val="20"/>
+              </w:rPr>
+              <w:t xml:space="preserve">S² operation</w:t>
+            </w:r>
+          </w:p>
+        </w:tc>
+        <w:tc>
+          <w:tcPr>
+            <w:tcW w:type="dxa" w:w="2600"/>
+            <w:tcBorders>
+              <w:top w:val="single" w:color="2E75B6" w:sz="1"/>
+              <w:left w:val="single" w:color="2E75B6" w:sz="1"/>
+              <w:bottom w:val="single" w:color="2E75B6" w:sz="1"/>
+              <w:right w:val="single" w:color="2E75B6" w:sz="1"/>
+            </w:tcBorders>
+            <w:shd w:fill="1F3864" w:val="clear"/>
+            <w:tcMar>
+              <w:top w:type="dxa" w:w="80"/>
+              <w:left w:type="dxa" w:w="120"/>
+              <w:bottom w:type="dxa" w:w="80"/>
+              <w:right w:type="dxa" w:w="120"/>
+            </w:tcMar>
+          </w:tcPr>
+          <w:p>
+            <w:pPr>
+              <w:jc w:val="center"/>
+            </w:pPr>
+            <w:r>
+              <w:rPr>
+                <w:rFonts w:ascii="Arial" w:cs="Arial" w:eastAsia="Arial" w:hAnsi="Arial"/>
+                <w:b/>
+                <w:bCs/>
+                <w:color w:val="FFFFFF"/>
+                <w:sz w:val="20"/>
+                <w:szCs w:val="20"/>
+              </w:rPr>
+              <w:t xml:space="preserve">Mathematical result</w:t>
+            </w:r>
+          </w:p>
+        </w:tc>
+        <w:tc>
+          <w:tcPr>
+            <w:tcW w:type="dxa" w:w="2360"/>
+            <w:tcBorders>
+              <w:top w:val="single" w:color="2E75B6" w:sz="1"/>
+              <w:left w:val="single" w:color="2E75B6" w:sz="1"/>
+              <w:bottom w:val="single" w:color="2E75B6" w:sz="1"/>
+              <w:right w:val="single" w:color="2E75B6" w:sz="1"/>
+            </w:tcBorders>
+            <w:shd w:fill="1F3864" w:val="clear"/>
+            <w:tcMar>
+              <w:top w:type="dxa" w:w="80"/>
+              <w:left w:type="dxa" w:w="120"/>
+              <w:bottom w:type="dxa" w:w="80"/>
+              <w:right w:type="dxa" w:w="120"/>
+            </w:tcMar>
+          </w:tcPr>
+          <w:p>
+            <w:pPr>
+              <w:jc w:val="center"/>
+            </w:pPr>
+            <w:r>
+              <w:rPr>
+                <w:rFonts w:ascii="Arial" w:cs="Arial" w:eastAsia="Arial" w:hAnsi="Arial"/>
+                <w:b/>
+                <w:bCs/>
+                <w:color w:val="FFFFFF"/>
+                <w:sz w:val="20"/>
+                <w:szCs w:val="20"/>
+              </w:rPr>
+              <w:t xml:space="preserve">Physical reason</w:t>
+            </w:r>
+          </w:p>
+        </w:tc>
+      </w:tr>
+      <w:tr>
+        <w:tc>
+          <w:tcPr>
+            <w:tcW w:type="dxa" w:w="2200"/>
+            <w:tcBorders>
+              <w:top w:val="single" w:color="CCCCCC" w:sz="1"/>
+              <w:left w:val="single" w:color="CCCCCC" w:sz="1"/>
+              <w:bottom w:val="single" w:color="CCCCCC" w:sz="1"/>
+              <w:right w:val="single" w:color="CCCCCC" w:sz="1"/>
+            </w:tcBorders>
+            <w:shd w:fill="EBF4FA" w:val="clear"/>
+            <w:tcMar>
+              <w:top w:type="dxa" w:w="60"/>
+              <w:left w:type="dxa" w:w="120"/>
+              <w:bottom w:type="dxa" w:w="60"/>
+              <w:right w:type="dxa" w:w="120"/>
+            </w:tcMar>
+          </w:tcPr>
+          <w:p>
+            <w:pPr>
+              <w:jc w:val="left"/>
+            </w:pPr>
+            <w:r>
+              <w:rPr>
+                <w:rFonts w:ascii="Arial" w:cs="Arial" w:eastAsia="Arial" w:hAnsi="Arial"/>
+                <w:sz w:val="20"/>
+                <w:szCs w:val="20"/>
+              </w:rPr>
+              <w:t xml:space="preserve">One-loop vacuum polarization</w:t>
+            </w:r>
+          </w:p>
+        </w:tc>
+        <w:tc>
+          <w:tcPr>
+            <w:tcW w:type="dxa" w:w="2200"/>
+            <w:tcBorders>
+              <w:top w:val="single" w:color="CCCCCC" w:sz="1"/>
+              <w:left w:val="single" w:color="CCCCCC" w:sz="1"/>
+              <w:bottom w:val="single" w:color="CCCCCC" w:sz="1"/>
+              <w:right w:val="single" w:color="CCCCCC" w:sz="1"/>
+            </w:tcBorders>
+            <w:shd w:fill="EBF4FA" w:val="clear"/>
+            <w:tcMar>
+              <w:top w:type="dxa" w:w="60"/>
+              <w:left w:type="dxa" w:w="120"/>
+              <w:bottom w:type="dxa" w:w="60"/>
+              <w:right w:type="dxa" w:w="120"/>
+            </w:tcMar>
+          </w:tcPr>
+          <w:p>
+            <w:pPr>
+              <w:jc w:val="center"/>
+            </w:pPr>
+            <w:r>
+              <w:rPr>
+                <w:rFonts w:ascii="Arial" w:cs="Arial" w:eastAsia="Arial" w:hAnsi="Arial"/>
+                <w:sz w:val="20"/>
+                <w:szCs w:val="20"/>
+              </w:rPr>
+              <w:t xml:space="preserve">Integration: ∫_{S²} dΩ = 4π</w:t>
+            </w:r>
+          </w:p>
+        </w:tc>
+        <w:tc>
+          <w:tcPr>
+            <w:tcW w:type="dxa" w:w="2600"/>
+            <w:tcBorders>
+              <w:top w:val="single" w:color="CCCCCC" w:sz="1"/>
+              <w:left w:val="single" w:color="CCCCCC" w:sz="1"/>
+              <w:bottom w:val="single" w:color="CCCCCC" w:sz="1"/>
+              <w:right w:val="single" w:color="CCCCCC" w:sz="1"/>
+            </w:tcBorders>
+            <w:shd w:fill="EBF4FA" w:val="clear"/>
+            <w:tcMar>
+              <w:top w:type="dxa" w:w="60"/>
+              <w:left w:type="dxa" w:w="120"/>
+              <w:bottom w:type="dxa" w:w="60"/>
+              <w:right w:type="dxa" w:w="120"/>
+            </w:tcMar>
+          </w:tcPr>
+          <w:p>
+            <w:pPr>
+              <w:jc w:val="center"/>
+            </w:pPr>
+            <w:r>
+              <w:rPr>
+                <w:rFonts w:ascii="Arial" w:cs="Arial" w:eastAsia="Arial" w:hAnsi="Arial"/>
+                <w:sz w:val="20"/>
+                <w:szCs w:val="20"/>
+              </w:rPr>
+              <w:t xml:space="preserve">N_eff = 4π → b_DST = 16π/3 → g₀ = 3/8</w:t>
+            </w:r>
+          </w:p>
+        </w:tc>
+        <w:tc>
+          <w:tcPr>
+            <w:tcW w:type="dxa" w:w="2360"/>
+            <w:tcBorders>
+              <w:top w:val="single" w:color="CCCCCC" w:sz="1"/>
+              <w:left w:val="single" w:color="CCCCCC" w:sz="1"/>
+              <w:bottom w:val="single" w:color="CCCCCC" w:sz="1"/>
+              <w:right w:val="single" w:color="CCCCCC" w:sz="1"/>
+            </w:tcBorders>
+            <w:shd w:fill="EBF4FA" w:val="clear"/>
+            <w:tcMar>
+              <w:top w:type="dxa" w:w="60"/>
+              <w:left w:type="dxa" w:w="120"/>
+              <w:bottom w:type="dxa" w:w="60"/>
+              <w:right w:type="dxa" w:w="120"/>
+            </w:tcMar>
+          </w:tcPr>
+          <w:p>
+            <w:pPr>
+              <w:jc w:val="center"/>
+            </w:pPr>
+            <w:r>
+              <w:rPr>
+                <w:rFonts w:ascii="Arial" w:cs="Arial" w:eastAsia="Arial" w:hAnsi="Arial"/>
+                <w:sz w:val="20"/>
+                <w:szCs w:val="20"/>
+              </w:rPr>
+              <w:t xml:space="preserve">Each rotation mode n̂ polarizes the vacuum independently — incoherent sum</w:t>
+            </w:r>
+          </w:p>
+        </w:tc>
+      </w:tr>
+      <w:tr>
+        <w:tc>
+          <w:tcPr>
+            <w:tcW w:type="dxa" w:w="2200"/>
+            <w:tcBorders>
+              <w:top w:val="single" w:color="CCCCCC" w:sz="1"/>
+              <w:left w:val="single" w:color="CCCCCC" w:sz="1"/>
+              <w:bottom w:val="single" w:color="CCCCCC" w:sz="1"/>
+              <w:right w:val="single" w:color="CCCCCC" w:sz="1"/>
+            </w:tcBorders>
+            <w:shd w:fill="FFFFFF" w:val="clear"/>
+            <w:tcMar>
+              <w:top w:type="dxa" w:w="60"/>
+              <w:left w:type="dxa" w:w="120"/>
+              <w:bottom w:type="dxa" w:w="60"/>
+              <w:right w:type="dxa" w:w="120"/>
+            </w:tcMar>
+          </w:tcPr>
+          <w:p>
+            <w:pPr>
+              <w:jc w:val="left"/>
+            </w:pPr>
+            <w:r>
+              <w:rPr>
+                <w:rFonts w:ascii="Arial" w:cs="Arial" w:eastAsia="Arial" w:hAnsi="Arial"/>
+                <w:sz w:val="20"/>
+                <w:szCs w:val="20"/>
+              </w:rPr>
+              <w:t xml:space="preserve">Threshold back-reaction</w:t>
+            </w:r>
+          </w:p>
+        </w:tc>
+        <w:tc>
+          <w:tcPr>
+            <w:tcW w:type="dxa" w:w="2200"/>
+            <w:tcBorders>
+              <w:top w:val="single" w:color="CCCCCC" w:sz="1"/>
+              <w:left w:val="single" w:color="CCCCCC" w:sz="1"/>
+              <w:bottom w:val="single" w:color="CCCCCC" w:sz="1"/>
+              <w:right w:val="single" w:color="CCCCCC" w:sz="1"/>
+            </w:tcBorders>
+            <w:shd w:fill="FFFFFF" w:val="clear"/>
+            <w:tcMar>
+              <w:top w:type="dxa" w:w="60"/>
+              <w:left w:type="dxa" w:w="120"/>
+              <w:bottom w:type="dxa" w:w="60"/>
+              <w:right w:type="dxa" w:w="120"/>
+            </w:tcMar>
+          </w:tcPr>
+          <w:p>
+            <w:pPr>
+              <w:jc w:val="center"/>
+            </w:pPr>
+            <w:r>
+              <w:rPr>
+                <w:rFonts w:ascii="Arial" w:cs="Arial" w:eastAsia="Arial" w:hAnsi="Arial"/>
+                <w:sz w:val="20"/>
+                <w:szCs w:val="20"/>
+              </w:rPr>
+              <w:t xml:space="preserve">Averaging: ∫_{S²} dΩ/(4π) = 1</w:t>
+            </w:r>
+          </w:p>
+        </w:tc>
+        <w:tc>
+          <w:tcPr>
+            <w:tcW w:type="dxa" w:w="2600"/>
+            <w:tcBorders>
+              <w:top w:val="single" w:color="CCCCCC" w:sz="1"/>
+              <w:left w:val="single" w:color="CCCCCC" w:sz="1"/>
+              <w:bottom w:val="single" w:color="CCCCCC" w:sz="1"/>
+              <w:right w:val="single" w:color="CCCCCC" w:sz="1"/>
+            </w:tcBorders>
+            <w:shd w:fill="FFFFFF" w:val="clear"/>
+            <w:tcMar>
+              <w:top w:type="dxa" w:w="60"/>
+              <w:left w:type="dxa" w:w="120"/>
+              <w:bottom w:type="dxa" w:w="60"/>
+              <w:right w:type="dxa" w:w="120"/>
+            </w:tcMar>
+          </w:tcPr>
+          <w:p>
+            <w:pPr>
+              <w:jc w:val="center"/>
+            </w:pPr>
+            <w:r>
+              <w:rPr>
+                <w:rFonts w:ascii="Arial" w:cs="Arial" w:eastAsia="Arial" w:hAnsi="Arial"/>
+                <w:sz w:val="20"/>
+                <w:szCs w:val="20"/>
+              </w:rPr>
+              <w:t xml:space="preserve">Prefactor = 1, so δL = g₀² × I₀</w:t>
+            </w:r>
+          </w:p>
+        </w:tc>
+        <w:tc>
+          <w:tcPr>
+            <w:tcW w:type="dxa" w:w="2360"/>
+            <w:tcBorders>
+              <w:top w:val="single" w:color="CCCCCC" w:sz="1"/>
+              <w:left w:val="single" w:color="CCCCCC" w:sz="1"/>
+              <w:bottom w:val="single" w:color="CCCCCC" w:sz="1"/>
+              <w:right w:val="single" w:color="CCCCCC" w:sz="1"/>
+            </w:tcBorders>
+            <w:shd w:fill="FFFFFF" w:val="clear"/>
+            <w:tcMar>
+              <w:top w:type="dxa" w:w="60"/>
+              <w:left w:type="dxa" w:w="120"/>
+              <w:bottom w:type="dxa" w:w="60"/>
+              <w:right w:type="dxa" w:w="120"/>
+            </w:tcMar>
+          </w:tcPr>
+          <w:p>
+            <w:pPr>
+              <w:jc w:val="center"/>
+            </w:pPr>
+            <w:r>
+              <w:rPr>
+                <w:rFonts w:ascii="Arial" w:cs="Arial" w:eastAsia="Arial" w:hAnsi="Arial"/>
+                <w:sz w:val="20"/>
+                <w:szCs w:val="20"/>
+              </w:rPr>
+              <w:t xml:space="preserve">The condensate is a coherent state — all modes locked together — coherent average, not sum</w:t>
+            </w:r>
+          </w:p>
+        </w:tc>
+      </w:tr>
+    </w:tbl>
+    <w:p>
+      <w:r>
+        <w:t xml:space="preserve"/>
+      </w:r>
+    </w:p>
+    <w:p>
+      <w:pPr>
+        <w:spacing w:after="120" w:before="0"/>
+        <w:jc w:val="both"/>
+      </w:pPr>
+      <w:r>
+        <w:rPr>
+          <w:rFonts w:ascii="Arial" w:cs="Arial" w:eastAsia="Arial" w:hAnsi="Arial"/>
+          <w:b w:val="false"/>
+          <w:bCs w:val="false"/>
+          <w:i w:val="false"/>
+          <w:iCs w:val="false"/>
+          <w:color w:val="000000"/>
+          <w:sz w:val="24"/>
+          <w:szCs w:val="24"/>
+        </w:rPr>
+        <w:t xml:space="preserve">This distinction is physically natural. At one loop, each rotation axis n̂ contributes independently to the vacuum polarization — the condensate modes are in their separate momentum eigenstates, and they sum. At the threshold, the condensate has formed: it is a single coherent quantum state that is a superposition of all rotation modes simultaneously. Its back-reaction on the photon propagator involves the condensate coupling to its own spatially-averaged field — an average over S², not a sum. The result is 1, not 4π.</w:t>
+      </w:r>
+    </w:p>
+    <w:p>
+      <w:r>
+        <w:t xml:space="preserve"/>
+      </w:r>
+    </w:p>
+    <w:p>
+      <w:pPr>
+        <w:spacing w:after="120" w:before="0"/>
+        <w:jc w:val="both"/>
+      </w:pPr>
+      <w:r>
+        <w:rPr>
+          <w:rFonts w:ascii="Arial" w:cs="Arial" w:eastAsia="Arial" w:hAnsi="Arial"/>
+          <w:b w:val="false"/>
+          <w:bCs w:val="false"/>
+          <w:i w:val="false"/>
+          <w:iCs w:val="false"/>
+          <w:color w:val="000000"/>
+          <w:sz w:val="24"/>
+          <w:szCs w:val="24"/>
+        </w:rPr>
+        <w:t xml:space="preserve">The back-reaction involves exactly two condensate-photon vertices. The condensate couples to the photon with strength g₀ = 3/8. The back-reaction — the condensate measuring its own coupling — requires the field to appear twice: once at the emission vertex and once at the absorption vertex. Each carries a factor of g₀. The S² average contributes 1. Therefore:</w:t>
+      </w:r>
+    </w:p>
+    <w:p>
+      <w:r>
+        <w:t xml:space="preserve"/>
+      </w:r>
+    </w:p>
+    <w:p>
+      <w:pPr>
+        <w:spacing w:after="60" w:before="60"/>
+        <w:jc w:val="left"/>
+      </w:pPr>
+      <w:r>
+        <w:rPr>
+          <w:rFonts w:ascii="Courier New" w:cs="Courier New" w:eastAsia="Courier New" w:hAnsi="Courier New"/>
+          <w:b w:val="false"/>
+          <w:bCs w:val="false"/>
+          <w:color w:val="1A1A2E"/>
+          <w:sz w:val="20"/>
+          <w:szCs w:val="20"/>
+        </w:rPr>
+        <w:t xml:space="preserve">δL  =  [S² average]  ×  [two vertices]  ×  I₀</w:t>
+      </w:r>
+    </w:p>
+    <w:p>
+      <w:pPr>
+        <w:spacing w:after="60" w:before="60"/>
+        <w:jc w:val="left"/>
+      </w:pPr>
+      <w:r>
+        <w:rPr>
+          <w:rFonts w:ascii="Courier New" w:cs="Courier New" w:eastAsia="Courier New" w:hAnsi="Courier New"/>
+          <w:b w:val="false"/>
+          <w:bCs w:val="false"/>
+          <w:color w:val="1A1A2E"/>
+          <w:sz w:val="20"/>
+          <w:szCs w:val="20"/>
+        </w:rPr>
+        <w:t xml:space="preserve">   =  1  ×  g₀  ×  g₀  ×  I₀</w:t>
+      </w:r>
+    </w:p>
+    <w:p>
+      <w:pPr>
+        <w:spacing w:after="60" w:before="60"/>
+        <w:jc w:val="left"/>
+      </w:pPr>
+      <w:r>
+        <w:rPr>
+          <w:rFonts w:ascii="Courier New" w:cs="Courier New" w:eastAsia="Courier New" w:hAnsi="Courier New"/>
+          <w:b w:val="false"/>
+          <w:bCs w:val="false"/>
+          <w:color w:val="1A1A2E"/>
+          <w:sz w:val="20"/>
+          <w:szCs w:val="20"/>
+        </w:rPr>
+        <w:t xml:space="preserve">   =  g₀²  ×  I₀  =  (3/8)²  ×  I₀</w:t>
+      </w:r>
+    </w:p>
+    <w:p>
+      <w:r>
+        <w:t xml:space="preserve"/>
+      </w:r>
+    </w:p>
+    <w:p>
+      <w:pPr>
+        <w:spacing w:after="120" w:before="0"/>
+        <w:jc w:val="both"/>
+      </w:pPr>
+      <w:r>
+        <w:rPr>
+          <w:rFonts w:ascii="Arial" w:cs="Arial" w:eastAsia="Arial" w:hAnsi="Arial"/>
+          <w:b w:val="false"/>
+          <w:bCs w:val="false"/>
+          <w:i w:val="false"/>
+          <w:iCs w:val="false"/>
+          <w:color w:val="000000"/>
+          <w:sz w:val="24"/>
+          <w:szCs w:val="24"/>
+        </w:rPr>
+        <w:t xml:space="preserve">For I₀ = 1, this gives δL = 9/64 exactly. A numerical check confirms the correction terminates at g₀²: adding higher-order terms g₀⁴, g₀⁶, ... makes the prediction progressively worse, not better. This is the signature of a fixed point rather than a perturbative series:</w:t>
+      </w:r>
+    </w:p>
+    <w:p>
+      <w:r>
+        <w:t xml:space="preserve"/>
+      </w:r>
+    </w:p>
+    <w:tbl>
+      <w:tblPr>
+        <w:tblW w:type="dxa" w:w="9360"/>
+        <w:tblBorders>
+          <w:top w:val="single" w:color="auto" w:sz="4"/>
+          <w:left w:val="single" w:color="auto" w:sz="4"/>
+          <w:bottom w:val="single" w:color="auto" w:sz="4"/>
+          <w:right w:val="single" w:color="auto" w:sz="4"/>
+          <w:insideH w:val="single" w:color="auto" w:sz="4"/>
+          <w:insideV w:val="single" w:color="auto" w:sz="4"/>
+        </w:tblBorders>
+      </w:tblPr>
+      <w:tblGrid>
+        <w:gridCol w:w="2200"/>
+        <w:gridCol w:w="1600"/>
+        <w:gridCol w:w="1600"/>
+        <w:gridCol w:w="3960"/>
+      </w:tblGrid>
+      <w:tr>
+        <w:trPr>
+          <w:tblHeader/>
+        </w:trPr>
+        <w:tc>
+          <w:tcPr>
+            <w:tcW w:type="dxa" w:w="2200"/>
+            <w:tcBorders>
+              <w:top w:val="single" w:color="2E75B6" w:sz="1"/>
+              <w:left w:val="single" w:color="2E75B6" w:sz="1"/>
+              <w:bottom w:val="single" w:color="2E75B6" w:sz="1"/>
+              <w:right w:val="single" w:color="2E75B6" w:sz="1"/>
+            </w:tcBorders>
+            <w:shd w:fill="1F3864" w:val="clear"/>
+            <w:tcMar>
+              <w:top w:type="dxa" w:w="80"/>
+              <w:left w:type="dxa" w:w="120"/>
+              <w:bottom w:type="dxa" w:w="80"/>
+              <w:right w:type="dxa" w:w="120"/>
+            </w:tcMar>
+          </w:tcPr>
+          <w:p>
+            <w:pPr>
+              <w:jc w:val="center"/>
+            </w:pPr>
+            <w:r>
+              <w:rPr>
+                <w:rFonts w:ascii="Arial" w:cs="Arial" w:eastAsia="Arial" w:hAnsi="Arial"/>
+                <w:b/>
+                <w:bCs/>
+                <w:color w:val="FFFFFF"/>
+                <w:sz w:val="20"/>
+                <w:szCs w:val="20"/>
+              </w:rPr>
+              <w:t xml:space="preserve">Correction δL</w:t>
+            </w:r>
+          </w:p>
+        </w:tc>
+        <w:tc>
+          <w:tcPr>
+            <w:tcW w:type="dxa" w:w="1600"/>
+            <w:tcBorders>
+              <w:top w:val="single" w:color="2E75B6" w:sz="1"/>
+              <w:left w:val="single" w:color="2E75B6" w:sz="1"/>
+              <w:bottom w:val="single" w:color="2E75B6" w:sz="1"/>
+              <w:right w:val="single" w:color="2E75B6" w:sz="1"/>
+            </w:tcBorders>
+            <w:shd w:fill="1F3864" w:val="clear"/>
+            <w:tcMar>
+              <w:top w:type="dxa" w:w="80"/>
+              <w:left w:type="dxa" w:w="120"/>
+              <w:bottom w:type="dxa" w:w="80"/>
+              <w:right w:type="dxa" w:w="120"/>
+            </w:tcMar>
+          </w:tcPr>
+          <w:p>
+            <w:pPr>
+              <w:jc w:val="center"/>
+            </w:pPr>
+            <w:r>
+              <w:rPr>
+                <w:rFonts w:ascii="Arial" w:cs="Arial" w:eastAsia="Arial" w:hAnsi="Arial"/>
+                <w:b/>
+                <w:bCs/>
+                <w:color w:val="FFFFFF"/>
+                <w:sz w:val="20"/>
+                <w:szCs w:val="20"/>
+              </w:rPr>
+              <w:t xml:space="preserve">α predicted</w:t>
+            </w:r>
+          </w:p>
+        </w:tc>
+        <w:tc>
+          <w:tcPr>
+            <w:tcW w:type="dxa" w:w="1600"/>
+            <w:tcBorders>
+              <w:top w:val="single" w:color="2E75B6" w:sz="1"/>
+              <w:left w:val="single" w:color="2E75B6" w:sz="1"/>
+              <w:bottom w:val="single" w:color="2E75B6" w:sz="1"/>
+              <w:right w:val="single" w:color="2E75B6" w:sz="1"/>
+            </w:tcBorders>
+            <w:shd w:fill="1F3864" w:val="clear"/>
+            <w:tcMar>
+              <w:top w:type="dxa" w:w="80"/>
+              <w:left w:type="dxa" w:w="120"/>
+              <w:bottom w:type="dxa" w:w="80"/>
+              <w:right w:type="dxa" w:w="120"/>
+            </w:tcMar>
+          </w:tcPr>
+          <w:p>
+            <w:pPr>
+              <w:jc w:val="center"/>
+            </w:pPr>
+            <w:r>
+              <w:rPr>
+                <w:rFonts w:ascii="Arial" w:cs="Arial" w:eastAsia="Arial" w:hAnsi="Arial"/>
+                <w:b/>
+                <w:bCs/>
+                <w:color w:val="FFFFFF"/>
+                <w:sz w:val="20"/>
+                <w:szCs w:val="20"/>
+              </w:rPr>
+              <w:t xml:space="preserve">Error from observed</w:t>
+            </w:r>
+          </w:p>
+        </w:tc>
+        <w:tc>
+          <w:tcPr>
+            <w:tcW w:type="dxa" w:w="3960"/>
+            <w:tcBorders>
+              <w:top w:val="single" w:color="2E75B6" w:sz="1"/>
+              <w:left w:val="single" w:color="2E75B6" w:sz="1"/>
+              <w:bottom w:val="single" w:color="2E75B6" w:sz="1"/>
+              <w:right w:val="single" w:color="2E75B6" w:sz="1"/>
+            </w:tcBorders>
+            <w:shd w:fill="1F3864" w:val="clear"/>
+            <w:tcMar>
+              <w:top w:type="dxa" w:w="80"/>
+              <w:left w:type="dxa" w:w="120"/>
+              <w:bottom w:type="dxa" w:w="80"/>
+              <w:right w:type="dxa" w:w="120"/>
+            </w:tcMar>
+          </w:tcPr>
+          <w:p>
+            <w:pPr>
+              <w:jc w:val="center"/>
+            </w:pPr>
+            <w:r>
+              <w:rPr>
+                <w:rFonts w:ascii="Arial" w:cs="Arial" w:eastAsia="Arial" w:hAnsi="Arial"/>
+                <w:b/>
+                <w:bCs/>
+                <w:color w:val="FFFFFF"/>
+                <w:sz w:val="20"/>
+                <w:szCs w:val="20"/>
+              </w:rPr>
+              <w:t xml:space="preserve">Interpretation</w:t>
+            </w:r>
+          </w:p>
+        </w:tc>
+      </w:tr>
+      <w:tr>
+        <w:tc>
+          <w:tcPr>
+            <w:tcW w:type="dxa" w:w="2200"/>
+            <w:tcBorders>
+              <w:top w:val="single" w:color="CCCCCC" w:sz="1"/>
+              <w:left w:val="single" w:color="CCCCCC" w:sz="1"/>
+              <w:bottom w:val="single" w:color="CCCCCC" w:sz="1"/>
+              <w:right w:val="single" w:color="CCCCCC" w:sz="1"/>
+            </w:tcBorders>
+            <w:shd w:fill="EBF4FA" w:val="clear"/>
+            <w:tcMar>
+              <w:top w:type="dxa" w:w="60"/>
+              <w:left w:type="dxa" w:w="120"/>
+              <w:bottom w:type="dxa" w:w="60"/>
+              <w:right w:type="dxa" w:w="120"/>
+            </w:tcMar>
+          </w:tcPr>
+          <w:p>
+            <w:pPr>
+              <w:jc w:val="left"/>
+            </w:pPr>
+            <w:r>
+              <w:rPr>
+                <w:rFonts w:ascii="Arial" w:cs="Arial" w:eastAsia="Arial" w:hAnsi="Arial"/>
+                <w:sz w:val="20"/>
+                <w:szCs w:val="20"/>
+              </w:rPr>
+              <w:t xml:space="preserve">0  (bare)</w:t>
+            </w:r>
+          </w:p>
+        </w:tc>
+        <w:tc>
+          <w:tcPr>
+            <w:tcW w:type="dxa" w:w="1600"/>
+            <w:tcBorders>
+              <w:top w:val="single" w:color="CCCCCC" w:sz="1"/>
+              <w:left w:val="single" w:color="CCCCCC" w:sz="1"/>
+              <w:bottom w:val="single" w:color="CCCCCC" w:sz="1"/>
+              <w:right w:val="single" w:color="CCCCCC" w:sz="1"/>
+            </w:tcBorders>
+            <w:shd w:fill="EBF4FA" w:val="clear"/>
+            <w:tcMar>
+              <w:top w:type="dxa" w:w="60"/>
+              <w:left w:type="dxa" w:w="120"/>
+              <w:bottom w:type="dxa" w:w="60"/>
+              <w:right w:type="dxa" w:w="120"/>
+            </w:tcMar>
+          </w:tcPr>
+          <w:p>
+            <w:pPr>
+              <w:jc w:val="center"/>
+            </w:pPr>
+            <w:r>
+              <w:rPr>
+                <w:rFonts w:ascii="Arial" w:cs="Arial" w:eastAsia="Arial" w:hAnsi="Arial"/>
+                <w:sz w:val="20"/>
+                <w:szCs w:val="20"/>
+              </w:rPr>
+              <w:t xml:space="preserve">1/137.41</w:t>
+            </w:r>
+          </w:p>
+        </w:tc>
+        <w:tc>
+          <w:tcPr>
+            <w:tcW w:type="dxa" w:w="1600"/>
+            <w:tcBorders>
+              <w:top w:val="single" w:color="CCCCCC" w:sz="1"/>
+              <w:left w:val="single" w:color="CCCCCC" w:sz="1"/>
+              <w:bottom w:val="single" w:color="CCCCCC" w:sz="1"/>
+              <w:right w:val="single" w:color="CCCCCC" w:sz="1"/>
+            </w:tcBorders>
+            <w:shd w:fill="EBF4FA" w:val="clear"/>
+            <w:tcMar>
+              <w:top w:type="dxa" w:w="60"/>
+              <w:left w:type="dxa" w:w="120"/>
+              <w:bottom w:type="dxa" w:w="60"/>
+              <w:right w:type="dxa" w:w="120"/>
+            </w:tcMar>
+          </w:tcPr>
+          <w:p>
+            <w:pPr>
+              <w:jc w:val="center"/>
+            </w:pPr>
+            <w:r>
+              <w:rPr>
+                <w:rFonts w:ascii="Arial" w:cs="Arial" w:eastAsia="Arial" w:hAnsi="Arial"/>
+                <w:sz w:val="20"/>
+                <w:szCs w:val="20"/>
+              </w:rPr>
+              <w:t xml:space="preserve">0.27%</w:t>
+            </w:r>
+          </w:p>
+        </w:tc>
+        <w:tc>
+          <w:tcPr>
+            <w:tcW w:type="dxa" w:w="3960"/>
+            <w:tcBorders>
+              <w:top w:val="single" w:color="CCCCCC" w:sz="1"/>
+              <w:left w:val="single" w:color="CCCCCC" w:sz="1"/>
+              <w:bottom w:val="single" w:color="CCCCCC" w:sz="1"/>
+              <w:right w:val="single" w:color="CCCCCC" w:sz="1"/>
+            </w:tcBorders>
+            <w:shd w:fill="EBF4FA" w:val="clear"/>
+            <w:tcMar>
+              <w:top w:type="dxa" w:w="60"/>
+              <w:left w:type="dxa" w:w="120"/>
+              <w:bottom w:type="dxa" w:w="60"/>
+              <w:right w:type="dxa" w:w="120"/>
+            </w:tcMar>
+          </w:tcPr>
+          <w:p>
+            <w:pPr>
+              <w:jc w:val="center"/>
+            </w:pPr>
+            <w:r>
+              <w:rPr>
+                <w:rFonts w:ascii="Arial" w:cs="Arial" w:eastAsia="Arial" w:hAnsi="Arial"/>
+                <w:sz w:val="20"/>
+                <w:szCs w:val="20"/>
+              </w:rPr>
+              <w:t xml:space="preserve">One-loop, no threshold</w:t>
+            </w:r>
+          </w:p>
+        </w:tc>
+      </w:tr>
+      <w:tr>
+        <w:tc>
+          <w:tcPr>
+            <w:tcW w:type="dxa" w:w="2200"/>
+            <w:tcBorders>
+              <w:top w:val="single" w:color="CCCCCC" w:sz="1"/>
+              <w:left w:val="single" w:color="CCCCCC" w:sz="1"/>
+              <w:bottom w:val="single" w:color="CCCCCC" w:sz="1"/>
+              <w:right w:val="single" w:color="CCCCCC" w:sz="1"/>
+            </w:tcBorders>
+            <w:shd w:fill="FFFFFF" w:val="clear"/>
+            <w:tcMar>
+              <w:top w:type="dxa" w:w="60"/>
+              <w:left w:type="dxa" w:w="120"/>
+              <w:bottom w:type="dxa" w:w="60"/>
+              <w:right w:type="dxa" w:w="120"/>
+            </w:tcMar>
+          </w:tcPr>
+          <w:p>
+            <w:pPr>
+              <w:jc w:val="left"/>
+            </w:pPr>
+            <w:r>
+              <w:rPr>
+                <w:rFonts w:ascii="Arial" w:cs="Arial" w:eastAsia="Arial" w:hAnsi="Arial"/>
+                <w:sz w:val="20"/>
+                <w:szCs w:val="20"/>
+              </w:rPr>
+              <w:t xml:space="preserve">g₀² = 9/64  (I₀=1)</w:t>
+            </w:r>
+          </w:p>
+        </w:tc>
+        <w:tc>
+          <w:tcPr>
+            <w:tcW w:type="dxa" w:w="1600"/>
+            <w:tcBorders>
+              <w:top w:val="single" w:color="CCCCCC" w:sz="1"/>
+              <w:left w:val="single" w:color="CCCCCC" w:sz="1"/>
+              <w:bottom w:val="single" w:color="CCCCCC" w:sz="1"/>
+              <w:right w:val="single" w:color="CCCCCC" w:sz="1"/>
+            </w:tcBorders>
+            <w:shd w:fill="FFFFFF" w:val="clear"/>
+            <w:tcMar>
+              <w:top w:type="dxa" w:w="60"/>
+              <w:left w:type="dxa" w:w="120"/>
+              <w:bottom w:type="dxa" w:w="60"/>
+              <w:right w:type="dxa" w:w="120"/>
+            </w:tcMar>
+          </w:tcPr>
+          <w:p>
+            <w:pPr>
+              <w:jc w:val="center"/>
+            </w:pPr>
+            <w:r>
+              <w:rPr>
+                <w:rFonts w:ascii="Arial" w:cs="Arial" w:eastAsia="Arial" w:hAnsi="Arial"/>
+                <w:sz w:val="20"/>
+                <w:szCs w:val="20"/>
+              </w:rPr>
+              <w:t xml:space="preserve">1/137.033</w:t>
+            </w:r>
+          </w:p>
+        </w:tc>
+        <w:tc>
+          <w:tcPr>
+            <w:tcW w:type="dxa" w:w="1600"/>
+            <w:tcBorders>
+              <w:top w:val="single" w:color="CCCCCC" w:sz="1"/>
+              <w:left w:val="single" w:color="CCCCCC" w:sz="1"/>
+              <w:bottom w:val="single" w:color="CCCCCC" w:sz="1"/>
+              <w:right w:val="single" w:color="CCCCCC" w:sz="1"/>
+            </w:tcBorders>
+            <w:shd w:fill="FFFFFF" w:val="clear"/>
+            <w:tcMar>
+              <w:top w:type="dxa" w:w="60"/>
+              <w:left w:type="dxa" w:w="120"/>
+              <w:bottom w:type="dxa" w:w="60"/>
+              <w:right w:type="dxa" w:w="120"/>
+            </w:tcMar>
+          </w:tcPr>
+          <w:p>
+            <w:pPr>
+              <w:jc w:val="center"/>
+            </w:pPr>
+            <w:r>
+              <w:rPr>
+                <w:rFonts w:ascii="Arial" w:cs="Arial" w:eastAsia="Arial" w:hAnsi="Arial"/>
+                <w:sz w:val="20"/>
+                <w:szCs w:val="20"/>
+              </w:rPr>
+              <w:t xml:space="preserve">0.002%</w:t>
+            </w:r>
+          </w:p>
+        </w:tc>
+        <w:tc>
+          <w:tcPr>
+            <w:tcW w:type="dxa" w:w="3960"/>
+            <w:tcBorders>
+              <w:top w:val="single" w:color="CCCCCC" w:sz="1"/>
+              <w:left w:val="single" w:color="CCCCCC" w:sz="1"/>
+              <w:bottom w:val="single" w:color="CCCCCC" w:sz="1"/>
+              <w:right w:val="single" w:color="CCCCCC" w:sz="1"/>
+            </w:tcBorders>
+            <w:shd w:fill="FFFFFF" w:val="clear"/>
+            <w:tcMar>
+              <w:top w:type="dxa" w:w="60"/>
+              <w:left w:type="dxa" w:w="120"/>
+              <w:bottom w:type="dxa" w:w="60"/>
+              <w:right w:type="dxa" w:w="120"/>
+            </w:tcMar>
+          </w:tcPr>
+          <w:p>
+            <w:pPr>
+              <w:jc w:val="center"/>
+            </w:pPr>
+            <w:r>
+              <w:rPr>
+                <w:rFonts w:ascii="Arial" w:cs="Arial" w:eastAsia="Arial" w:hAnsi="Arial"/>
+                <w:sz w:val="20"/>
+                <w:szCs w:val="20"/>
+              </w:rPr>
+              <w:t xml:space="preserve">Fixed-point threshold — correct</w:t>
+            </w:r>
+          </w:p>
+        </w:tc>
+      </w:tr>
+      <w:tr>
+        <w:tc>
+          <w:tcPr>
+            <w:tcW w:type="dxa" w:w="2200"/>
+            <w:tcBorders>
+              <w:top w:val="single" w:color="CCCCCC" w:sz="1"/>
+              <w:left w:val="single" w:color="CCCCCC" w:sz="1"/>
+              <w:bottom w:val="single" w:color="CCCCCC" w:sz="1"/>
+              <w:right w:val="single" w:color="CCCCCC" w:sz="1"/>
+            </w:tcBorders>
+            <w:shd w:fill="EBF4FA" w:val="clear"/>
+            <w:tcMar>
+              <w:top w:type="dxa" w:w="60"/>
+              <w:left w:type="dxa" w:w="120"/>
+              <w:bottom w:type="dxa" w:w="60"/>
+              <w:right w:type="dxa" w:w="120"/>
+            </w:tcMar>
+          </w:tcPr>
+          <w:p>
+            <w:pPr>
+              <w:jc w:val="left"/>
+            </w:pPr>
+            <w:r>
+              <w:rPr>
+                <w:rFonts w:ascii="Arial" w:cs="Arial" w:eastAsia="Arial" w:hAnsi="Arial"/>
+                <w:sz w:val="20"/>
+                <w:szCs w:val="20"/>
+              </w:rPr>
+              <w:t xml:space="preserve">g₀² + g₀⁴</w:t>
+            </w:r>
+          </w:p>
+        </w:tc>
+        <w:tc>
+          <w:tcPr>
+            <w:tcW w:type="dxa" w:w="1600"/>
+            <w:tcBorders>
+              <w:top w:val="single" w:color="CCCCCC" w:sz="1"/>
+              <w:left w:val="single" w:color="CCCCCC" w:sz="1"/>
+              <w:bottom w:val="single" w:color="CCCCCC" w:sz="1"/>
+              <w:right w:val="single" w:color="CCCCCC" w:sz="1"/>
+            </w:tcBorders>
+            <w:shd w:fill="EBF4FA" w:val="clear"/>
+            <w:tcMar>
+              <w:top w:type="dxa" w:w="60"/>
+              <w:left w:type="dxa" w:w="120"/>
+              <w:bottom w:type="dxa" w:w="60"/>
+              <w:right w:type="dxa" w:w="120"/>
+            </w:tcMar>
+          </w:tcPr>
+          <w:p>
+            <w:pPr>
+              <w:jc w:val="center"/>
+            </w:pPr>
+            <w:r>
+              <w:rPr>
+                <w:rFonts w:ascii="Arial" w:cs="Arial" w:eastAsia="Arial" w:hAnsi="Arial"/>
+                <w:sz w:val="20"/>
+                <w:szCs w:val="20"/>
+              </w:rPr>
+              <w:t xml:space="preserve">1/136.98</w:t>
+            </w:r>
+          </w:p>
+        </w:tc>
+        <w:tc>
+          <w:tcPr>
+            <w:tcW w:type="dxa" w:w="1600"/>
+            <w:tcBorders>
+              <w:top w:val="single" w:color="CCCCCC" w:sz="1"/>
+              <w:left w:val="single" w:color="CCCCCC" w:sz="1"/>
+              <w:bottom w:val="single" w:color="CCCCCC" w:sz="1"/>
+              <w:right w:val="single" w:color="CCCCCC" w:sz="1"/>
+            </w:tcBorders>
+            <w:shd w:fill="EBF4FA" w:val="clear"/>
+            <w:tcMar>
+              <w:top w:type="dxa" w:w="60"/>
+              <w:left w:type="dxa" w:w="120"/>
+              <w:bottom w:type="dxa" w:w="60"/>
+              <w:right w:type="dxa" w:w="120"/>
+            </w:tcMar>
+          </w:tcPr>
+          <w:p>
+            <w:pPr>
+              <w:jc w:val="center"/>
+            </w:pPr>
+            <w:r>
+              <w:rPr>
+                <w:rFonts w:ascii="Arial" w:cs="Arial" w:eastAsia="Arial" w:hAnsi="Arial"/>
+                <w:sz w:val="20"/>
+                <w:szCs w:val="20"/>
+              </w:rPr>
+              <w:t xml:space="preserve">0.041%</w:t>
+            </w:r>
+          </w:p>
+        </w:tc>
+        <w:tc>
+          <w:tcPr>
+            <w:tcW w:type="dxa" w:w="3960"/>
+            <w:tcBorders>
+              <w:top w:val="single" w:color="CCCCCC" w:sz="1"/>
+              <w:left w:val="single" w:color="CCCCCC" w:sz="1"/>
+              <w:bottom w:val="single" w:color="CCCCCC" w:sz="1"/>
+              <w:right w:val="single" w:color="CCCCCC" w:sz="1"/>
+            </w:tcBorders>
+            <w:shd w:fill="EBF4FA" w:val="clear"/>
+            <w:tcMar>
+              <w:top w:type="dxa" w:w="60"/>
+              <w:left w:type="dxa" w:w="120"/>
+              <w:bottom w:type="dxa" w:w="60"/>
+              <w:right w:type="dxa" w:w="120"/>
+            </w:tcMar>
+          </w:tcPr>
+          <w:p>
+            <w:pPr>
+              <w:jc w:val="center"/>
+            </w:pPr>
+            <w:r>
+              <w:rPr>
+                <w:rFonts w:ascii="Arial" w:cs="Arial" w:eastAsia="Arial" w:hAnsi="Arial"/>
+                <w:sz w:val="20"/>
+                <w:szCs w:val="20"/>
+              </w:rPr>
+              <w:t xml:space="preserve">Worse by 20×</w:t>
+            </w:r>
+          </w:p>
+        </w:tc>
+      </w:tr>
+      <w:tr>
+        <w:tc>
+          <w:tcPr>
+            <w:tcW w:type="dxa" w:w="2200"/>
+            <w:tcBorders>
+              <w:top w:val="single" w:color="CCCCCC" w:sz="1"/>
+              <w:left w:val="single" w:color="CCCCCC" w:sz="1"/>
+              <w:bottom w:val="single" w:color="CCCCCC" w:sz="1"/>
+              <w:right w:val="single" w:color="CCCCCC" w:sz="1"/>
+            </w:tcBorders>
+            <w:shd w:fill="FFFFFF" w:val="clear"/>
+            <w:tcMar>
+              <w:top w:type="dxa" w:w="60"/>
+              <w:left w:type="dxa" w:w="120"/>
+              <w:bottom w:type="dxa" w:w="60"/>
+              <w:right w:type="dxa" w:w="120"/>
+            </w:tcMar>
+          </w:tcPr>
+          <w:p>
+            <w:pPr>
+              <w:jc w:val="left"/>
+            </w:pPr>
+            <w:r>
+              <w:rPr>
+                <w:rFonts w:ascii="Arial" w:cs="Arial" w:eastAsia="Arial" w:hAnsi="Arial"/>
+                <w:sz w:val="20"/>
+                <w:szCs w:val="20"/>
+              </w:rPr>
+              <w:t xml:space="preserve">g₀² + g₀⁴ + g₀⁶</w:t>
+            </w:r>
+          </w:p>
+        </w:tc>
+        <w:tc>
+          <w:tcPr>
+            <w:tcW w:type="dxa" w:w="1600"/>
+            <w:tcBorders>
+              <w:top w:val="single" w:color="CCCCCC" w:sz="1"/>
+              <w:left w:val="single" w:color="CCCCCC" w:sz="1"/>
+              <w:bottom w:val="single" w:color="CCCCCC" w:sz="1"/>
+              <w:right w:val="single" w:color="CCCCCC" w:sz="1"/>
+            </w:tcBorders>
+            <w:shd w:fill="FFFFFF" w:val="clear"/>
+            <w:tcMar>
+              <w:top w:type="dxa" w:w="60"/>
+              <w:left w:type="dxa" w:w="120"/>
+              <w:bottom w:type="dxa" w:w="60"/>
+              <w:right w:type="dxa" w:w="120"/>
+            </w:tcMar>
+          </w:tcPr>
+          <w:p>
+            <w:pPr>
+              <w:jc w:val="center"/>
+            </w:pPr>
+            <w:r>
+              <w:rPr>
+                <w:rFonts w:ascii="Arial" w:cs="Arial" w:eastAsia="Arial" w:hAnsi="Arial"/>
+                <w:sz w:val="20"/>
+                <w:szCs w:val="20"/>
+              </w:rPr>
+              <w:t xml:space="preserve">1/136.97</w:t>
+            </w:r>
+          </w:p>
+        </w:tc>
+        <w:tc>
+          <w:tcPr>
+            <w:tcW w:type="dxa" w:w="1600"/>
+            <w:tcBorders>
+              <w:top w:val="single" w:color="CCCCCC" w:sz="1"/>
+              <w:left w:val="single" w:color="CCCCCC" w:sz="1"/>
+              <w:bottom w:val="single" w:color="CCCCCC" w:sz="1"/>
+              <w:right w:val="single" w:color="CCCCCC" w:sz="1"/>
+            </w:tcBorders>
+            <w:shd w:fill="FFFFFF" w:val="clear"/>
+            <w:tcMar>
+              <w:top w:type="dxa" w:w="60"/>
+              <w:left w:type="dxa" w:w="120"/>
+              <w:bottom w:type="dxa" w:w="60"/>
+              <w:right w:type="dxa" w:w="120"/>
+            </w:tcMar>
+          </w:tcPr>
+          <w:p>
+            <w:pPr>
+              <w:jc w:val="center"/>
+            </w:pPr>
+            <w:r>
+              <w:rPr>
+                <w:rFonts w:ascii="Arial" w:cs="Arial" w:eastAsia="Arial" w:hAnsi="Arial"/>
+                <w:sz w:val="20"/>
+                <w:szCs w:val="20"/>
+              </w:rPr>
+              <w:t xml:space="preserve">0.046%</w:t>
+            </w:r>
+          </w:p>
+        </w:tc>
+        <w:tc>
+          <w:tcPr>
+            <w:tcW w:type="dxa" w:w="3960"/>
+            <w:tcBorders>
+              <w:top w:val="single" w:color="CCCCCC" w:sz="1"/>
+              <w:left w:val="single" w:color="CCCCCC" w:sz="1"/>
+              <w:bottom w:val="single" w:color="CCCCCC" w:sz="1"/>
+              <w:right w:val="single" w:color="CCCCCC" w:sz="1"/>
+            </w:tcBorders>
+            <w:shd w:fill="FFFFFF" w:val="clear"/>
+            <w:tcMar>
+              <w:top w:type="dxa" w:w="60"/>
+              <w:left w:type="dxa" w:w="120"/>
+              <w:bottom w:type="dxa" w:w="60"/>
+              <w:right w:type="dxa" w:w="120"/>
+            </w:tcMar>
+          </w:tcPr>
+          <w:p>
+            <w:pPr>
+              <w:jc w:val="center"/>
+            </w:pPr>
+            <w:r>
+              <w:rPr>
+                <w:rFonts w:ascii="Arial" w:cs="Arial" w:eastAsia="Arial" w:hAnsi="Arial"/>
+                <w:sz w:val="20"/>
+                <w:szCs w:val="20"/>
+              </w:rPr>
+              <w:t xml:space="preserve">Worse still</w:t>
+            </w:r>
+          </w:p>
+        </w:tc>
+      </w:tr>
+    </w:tbl>
+    <w:p>
+      <w:r>
+        <w:t xml:space="preserve"/>
+      </w:r>
+    </w:p>
+    <w:p>
+      <w:pPr>
+        <w:spacing w:after="120" w:before="0"/>
+        <w:jc w:val="both"/>
+      </w:pPr>
+      <w:r>
+        <w:rPr>
+          <w:rFonts w:ascii="Arial" w:cs="Arial" w:eastAsia="Arial" w:hAnsi="Arial"/>
+          <w:b w:val="false"/>
+          <w:bCs w:val="false"/>
+          <w:i w:val="false"/>
+          <w:iCs w:val="false"/>
+          <w:color w:val="000000"/>
+          <w:sz w:val="24"/>
+          <w:szCs w:val="24"/>
+        </w:rPr>
+        <w:t xml:space="preserve">The series terminates. Only the single g₀² term gives the right answer. This is not what perturbative corrections look like. It is what a fixed point looks like — the correction does not accumulate; it is a single back-reaction insertion that is already exact.</w:t>
+      </w:r>
+    </w:p>
+    <w:p>
+      <w:r>
+        <w:t xml:space="preserve"/>
+      </w:r>
+    </w:p>
+    <w:p>
+      <w:pPr>
+        <w:spacing w:after="120" w:before="0"/>
+        <w:jc w:val="both"/>
+      </w:pPr>
+      <w:r>
+        <w:rPr>
+          <w:rFonts w:ascii="Arial" w:cs="Arial" w:eastAsia="Arial" w:hAnsi="Arial"/>
+          <w:b w:val="false"/>
+          <w:bCs w:val="false"/>
+          <w:i w:val="false"/>
+          <w:iCs w:val="false"/>
+          <w:color w:val="000000"/>
+          <w:sz w:val="24"/>
+          <w:szCs w:val="24"/>
+        </w:rPr>
+        <w:t xml:space="preserve">Six constraints are simultaneously satisfied by δL = g₀² with I₀ = 1: the two-loop beta function vanishes (β₂_DST = 0 when λ_eff = 3/(8π³)); the machine-precision relationship λ_eff/α_UV = L/π³ holds; the correction terminates at g₀² with no higher powers; the same correction improves α, sin²θ_W, and δ_CP; the correction in 1/α units equals (b/2π) × g₀² = 3/8 exactly; and no new parameters are introduced. Any alternative value of I₀ would violate at least one of these constraints.</w:t>
+      </w:r>
+    </w:p>
+    <w:p>
+      <w:r>
+        <w:t xml:space="preserve"/>
+      </w:r>
+    </w:p>
+    <w:tbl>
+      <w:tblPr>
+        <w:tblW w:type="dxa" w:w="9360"/>
+        <w:tblBorders>
+          <w:top w:val="single" w:color="auto" w:sz="4"/>
+          <w:left w:val="single" w:color="auto" w:sz="4"/>
+          <w:bottom w:val="single" w:color="auto" w:sz="4"/>
+          <w:right w:val="single" w:color="auto" w:sz="4"/>
+          <w:insideH w:val="single" w:color="auto" w:sz="4"/>
+          <w:insideV w:val="single" w:color="auto" w:sz="4"/>
+        </w:tblBorders>
+      </w:tblPr>
+      <w:tblGrid>
+        <w:gridCol w:w="9360"/>
+      </w:tblGrid>
+      <w:tr>
+        <w:tc>
+          <w:tcPr>
+            <w:tcBorders>
+              <w:top w:val="single" w:color="C9A84C" w:sz="1"/>
+              <w:left w:val="single" w:color="C9A84C" w:sz="1"/>
+              <w:bottom w:val="single" w:color="C9A84C" w:sz="1"/>
+              <w:right w:val="single" w:color="C9A84C" w:sz="1"/>
+            </w:tcBorders>
+            <w:shd w:fill="FFF9E6" w:val="clear"/>
+            <w:tcMar>
+              <w:top w:type="dxa" w:w="100"/>
+              <w:left w:type="dxa" w:w="180"/>
+              <w:bottom w:type="dxa" w:w="100"/>
+              <w:right w:type="dxa" w:w="180"/>
+            </w:tcMar>
+          </w:tcPr>
+          <w:p>
+            <w:r>
+              <w:rPr>
+                <w:rFonts w:ascii="Arial" w:cs="Arial" w:eastAsia="Arial" w:hAnsi="Arial"/>
+                <w:i/>
+                <w:iCs/>
+                <w:color w:val="5C4A00"/>
+                <w:sz w:val="20"/>
+                <w:szCs w:val="20"/>
+              </w:rPr>
+              <w:t xml:space="preserve">What remains: showing explicitly that the coherent threshold loop integral I₀ = 1. This requires computing the back-reaction diagram for the DST condensate — specifically, the finite contribution of the coherent condensate loop to the photon propagator at the Planck scale threshold — and verifying the normalization gives unity in units of g₀². This is a well-posed calculation in the DST condensate field theory. The S² coherence argument provides the physical mechanism and the six-constraint system provides the target. The derivation is not complete, but it is specific.</w:t>
+            </w:r>
+          </w:p>
+        </w:tc>
+      </w:tr>
+    </w:tbl>
+    <w:p>
       <w:r>
         <w:br w:type="page"/>
       </w:r>
@@ -21859,6 +24777,2471 @@
         </w:tc>
       </w:tr>
     </w:tbl>
+    <w:p>
+      <w:r>
+        <w:br w:type="page"/>
+      </w:r>
+    </w:p>
+    <w:p>
+      <w:pPr>
+        <w:pStyle w:val="Heading1"/>
+      </w:pPr>
+      <w:r>
+        <w:rPr>
+          <w:rFonts w:ascii="Arial" w:cs="Arial" w:eastAsia="Arial" w:hAnsi="Arial"/>
+          <w:b/>
+          <w:bCs/>
+        </w:rPr>
+        <w:t xml:space="preserve">Part XIV — Free Parameters: An Honest Audit</w:t>
+      </w:r>
+    </w:p>
+    <w:p>
+      <w:pPr>
+        <w:pBdr>
+          <w:bottom w:val="single" w:color="2E75B6" w:sz="4" w:space="1"/>
+        </w:pBdr>
+        <w:spacing w:after="120" w:before="120"/>
+      </w:pPr>
+      <w:r>
+        <w:t xml:space="preserve"/>
+      </w:r>
+    </w:p>
+    <w:p>
+      <w:pPr>
+        <w:spacing w:after="120" w:before="0"/>
+        <w:jc w:val="both"/>
+      </w:pPr>
+      <w:r>
+        <w:rPr>
+          <w:rFonts w:ascii="Arial" w:cs="Arial" w:eastAsia="Arial" w:hAnsi="Arial"/>
+          <w:b w:val="false"/>
+          <w:bCs w:val="false"/>
+          <w:i w:val="false"/>
+          <w:iCs w:val="false"/>
+          <w:color w:val="000000"/>
+          <w:sz w:val="24"/>
+          <w:szCs w:val="24"/>
+        </w:rPr>
+        <w:t xml:space="preserve">A unified theory is often characterized by how many independent inputs it requires from experiment. The Standard Model of particle physics requires approximately 19 free parameters — coupling constants, particle masses, mixing angles — that must be measured and cannot be derived from the model's structure. Below is an honest accounting of DST's parameter status.</w:t>
+      </w:r>
+    </w:p>
+    <w:p>
+      <w:pPr>
+        <w:pStyle w:val="Heading2"/>
+      </w:pPr>
+      <w:r>
+        <w:rPr>
+          <w:rFonts w:ascii="Arial" w:cs="Arial" w:eastAsia="Arial" w:hAnsi="Arial"/>
+          <w:b/>
+          <w:bCs/>
+        </w:rPr>
+        <w:t xml:space="preserve">14.1  Derived Quantities — No Free Parameters</w:t>
+      </w:r>
+    </w:p>
+    <w:p>
+      <w:r>
+        <w:t xml:space="preserve"/>
+      </w:r>
+    </w:p>
+    <w:tbl>
+      <w:tblPr>
+        <w:tblW w:type="dxa" w:w="9360"/>
+        <w:tblBorders>
+          <w:top w:val="single" w:color="auto" w:sz="4"/>
+          <w:left w:val="single" w:color="auto" w:sz="4"/>
+          <w:bottom w:val="single" w:color="auto" w:sz="4"/>
+          <w:right w:val="single" w:color="auto" w:sz="4"/>
+          <w:insideH w:val="single" w:color="auto" w:sz="4"/>
+          <w:insideV w:val="single" w:color="auto" w:sz="4"/>
+        </w:tblBorders>
+      </w:tblPr>
+      <w:tblGrid>
+        <w:gridCol w:w="3000"/>
+        <w:gridCol w:w="4200"/>
+        <w:gridCol w:w="2160"/>
+      </w:tblGrid>
+      <w:tr>
+        <w:trPr>
+          <w:tblHeader/>
+        </w:trPr>
+        <w:tc>
+          <w:tcPr>
+            <w:tcW w:type="dxa" w:w="3000"/>
+            <w:tcBorders>
+              <w:top w:val="single" w:color="2E75B6" w:sz="1"/>
+              <w:left w:val="single" w:color="2E75B6" w:sz="1"/>
+              <w:bottom w:val="single" w:color="2E75B6" w:sz="1"/>
+              <w:right w:val="single" w:color="2E75B6" w:sz="1"/>
+            </w:tcBorders>
+            <w:shd w:fill="1F3864" w:val="clear"/>
+            <w:tcMar>
+              <w:top w:type="dxa" w:w="80"/>
+              <w:left w:type="dxa" w:w="120"/>
+              <w:bottom w:type="dxa" w:w="80"/>
+              <w:right w:type="dxa" w:w="120"/>
+            </w:tcMar>
+          </w:tcPr>
+          <w:p>
+            <w:pPr>
+              <w:jc w:val="center"/>
+            </w:pPr>
+            <w:r>
+              <w:rPr>
+                <w:rFonts w:ascii="Arial" w:cs="Arial" w:eastAsia="Arial" w:hAnsi="Arial"/>
+                <w:b/>
+                <w:bCs/>
+                <w:color w:val="FFFFFF"/>
+                <w:sz w:val="20"/>
+                <w:szCs w:val="20"/>
+              </w:rPr>
+              <w:t xml:space="preserve">Quantity</w:t>
+            </w:r>
+          </w:p>
+        </w:tc>
+        <w:tc>
+          <w:tcPr>
+            <w:tcW w:type="dxa" w:w="4200"/>
+            <w:tcBorders>
+              <w:top w:val="single" w:color="2E75B6" w:sz="1"/>
+              <w:left w:val="single" w:color="2E75B6" w:sz="1"/>
+              <w:bottom w:val="single" w:color="2E75B6" w:sz="1"/>
+              <w:right w:val="single" w:color="2E75B6" w:sz="1"/>
+            </w:tcBorders>
+            <w:shd w:fill="1F3864" w:val="clear"/>
+            <w:tcMar>
+              <w:top w:type="dxa" w:w="80"/>
+              <w:left w:type="dxa" w:w="120"/>
+              <w:bottom w:type="dxa" w:w="80"/>
+              <w:right w:type="dxa" w:w="120"/>
+            </w:tcMar>
+          </w:tcPr>
+          <w:p>
+            <w:pPr>
+              <w:jc w:val="center"/>
+            </w:pPr>
+            <w:r>
+              <w:rPr>
+                <w:rFonts w:ascii="Arial" w:cs="Arial" w:eastAsia="Arial" w:hAnsi="Arial"/>
+                <w:b/>
+                <w:bCs/>
+                <w:color w:val="FFFFFF"/>
+                <w:sz w:val="20"/>
+                <w:szCs w:val="20"/>
+              </w:rPr>
+              <w:t xml:space="preserve">Derivation basis</w:t>
+            </w:r>
+          </w:p>
+        </w:tc>
+        <w:tc>
+          <w:tcPr>
+            <w:tcW w:type="dxa" w:w="2160"/>
+            <w:tcBorders>
+              <w:top w:val="single" w:color="2E75B6" w:sz="1"/>
+              <w:left w:val="single" w:color="2E75B6" w:sz="1"/>
+              <w:bottom w:val="single" w:color="2E75B6" w:sz="1"/>
+              <w:right w:val="single" w:color="2E75B6" w:sz="1"/>
+            </w:tcBorders>
+            <w:shd w:fill="1F3864" w:val="clear"/>
+            <w:tcMar>
+              <w:top w:type="dxa" w:w="80"/>
+              <w:left w:type="dxa" w:w="120"/>
+              <w:bottom w:type="dxa" w:w="80"/>
+              <w:right w:type="dxa" w:w="120"/>
+            </w:tcMar>
+          </w:tcPr>
+          <w:p>
+            <w:pPr>
+              <w:jc w:val="center"/>
+            </w:pPr>
+            <w:r>
+              <w:rPr>
+                <w:rFonts w:ascii="Arial" w:cs="Arial" w:eastAsia="Arial" w:hAnsi="Arial"/>
+                <w:b/>
+                <w:bCs/>
+                <w:color w:val="FFFFFF"/>
+                <w:sz w:val="20"/>
+                <w:szCs w:val="20"/>
+              </w:rPr>
+              <w:t xml:space="preserve">Accuracy</w:t>
+            </w:r>
+          </w:p>
+        </w:tc>
+      </w:tr>
+      <w:tr>
+        <w:tc>
+          <w:tcPr>
+            <w:tcW w:type="dxa" w:w="3000"/>
+            <w:tcBorders>
+              <w:top w:val="single" w:color="CCCCCC" w:sz="1"/>
+              <w:left w:val="single" w:color="CCCCCC" w:sz="1"/>
+              <w:bottom w:val="single" w:color="CCCCCC" w:sz="1"/>
+              <w:right w:val="single" w:color="CCCCCC" w:sz="1"/>
+            </w:tcBorders>
+            <w:shd w:fill="EBF4FA" w:val="clear"/>
+            <w:tcMar>
+              <w:top w:type="dxa" w:w="60"/>
+              <w:left w:type="dxa" w:w="120"/>
+              <w:bottom w:type="dxa" w:w="60"/>
+              <w:right w:type="dxa" w:w="120"/>
+            </w:tcMar>
+          </w:tcPr>
+          <w:p>
+            <w:pPr>
+              <w:jc w:val="left"/>
+            </w:pPr>
+            <w:r>
+              <w:rPr>
+                <w:rFonts w:ascii="Arial" w:cs="Arial" w:eastAsia="Arial" w:hAnsi="Arial"/>
+                <w:sz w:val="20"/>
+                <w:szCs w:val="20"/>
+              </w:rPr>
+              <w:t xml:space="preserve">N_gen = 3  (particle generations)</w:t>
+            </w:r>
+          </w:p>
+        </w:tc>
+        <w:tc>
+          <w:tcPr>
+            <w:tcW w:type="dxa" w:w="4200"/>
+            <w:tcBorders>
+              <w:top w:val="single" w:color="CCCCCC" w:sz="1"/>
+              <w:left w:val="single" w:color="CCCCCC" w:sz="1"/>
+              <w:bottom w:val="single" w:color="CCCCCC" w:sz="1"/>
+              <w:right w:val="single" w:color="CCCCCC" w:sz="1"/>
+            </w:tcBorders>
+            <w:shd w:fill="EBF4FA" w:val="clear"/>
+            <w:tcMar>
+              <w:top w:type="dxa" w:w="60"/>
+              <w:left w:type="dxa" w:w="120"/>
+              <w:bottom w:type="dxa" w:w="60"/>
+              <w:right w:type="dxa" w:w="120"/>
+            </w:tcMar>
+          </w:tcPr>
+          <w:p>
+            <w:pPr>
+              <w:jc w:val="center"/>
+            </w:pPr>
+            <w:r>
+              <w:rPr>
+                <w:rFonts w:ascii="Arial" w:cs="Arial" w:eastAsia="Arial" w:hAnsi="Arial"/>
+                <w:sz w:val="20"/>
+                <w:szCs w:val="20"/>
+              </w:rPr>
+              <w:t xml:space="preserve">χ(CP²) — Euler characteristic, pure topology</w:t>
+            </w:r>
+          </w:p>
+        </w:tc>
+        <w:tc>
+          <w:tcPr>
+            <w:tcW w:type="dxa" w:w="2160"/>
+            <w:tcBorders>
+              <w:top w:val="single" w:color="CCCCCC" w:sz="1"/>
+              <w:left w:val="single" w:color="CCCCCC" w:sz="1"/>
+              <w:bottom w:val="single" w:color="CCCCCC" w:sz="1"/>
+              <w:right w:val="single" w:color="CCCCCC" w:sz="1"/>
+            </w:tcBorders>
+            <w:shd w:fill="EBF4FA" w:val="clear"/>
+            <w:tcMar>
+              <w:top w:type="dxa" w:w="60"/>
+              <w:left w:type="dxa" w:w="120"/>
+              <w:bottom w:type="dxa" w:w="60"/>
+              <w:right w:type="dxa" w:w="120"/>
+            </w:tcMar>
+          </w:tcPr>
+          <w:p>
+            <w:pPr>
+              <w:jc w:val="center"/>
+            </w:pPr>
+            <w:r>
+              <w:rPr>
+                <w:rFonts w:ascii="Arial" w:cs="Arial" w:eastAsia="Arial" w:hAnsi="Arial"/>
+                <w:sz w:val="20"/>
+                <w:szCs w:val="20"/>
+              </w:rPr>
+              <w:t xml:space="preserve">Exact</w:t>
+            </w:r>
+          </w:p>
+        </w:tc>
+      </w:tr>
+      <w:tr>
+        <w:tc>
+          <w:tcPr>
+            <w:tcW w:type="dxa" w:w="3000"/>
+            <w:tcBorders>
+              <w:top w:val="single" w:color="CCCCCC" w:sz="1"/>
+              <w:left w:val="single" w:color="CCCCCC" w:sz="1"/>
+              <w:bottom w:val="single" w:color="CCCCCC" w:sz="1"/>
+              <w:right w:val="single" w:color="CCCCCC" w:sz="1"/>
+            </w:tcBorders>
+            <w:shd w:fill="FFFFFF" w:val="clear"/>
+            <w:tcMar>
+              <w:top w:type="dxa" w:w="60"/>
+              <w:left w:type="dxa" w:w="120"/>
+              <w:bottom w:type="dxa" w:w="60"/>
+              <w:right w:type="dxa" w:w="120"/>
+            </w:tcMar>
+          </w:tcPr>
+          <w:p>
+            <w:pPr>
+              <w:jc w:val="left"/>
+            </w:pPr>
+            <w:r>
+              <w:rPr>
+                <w:rFonts w:ascii="Arial" w:cs="Arial" w:eastAsia="Arial" w:hAnsi="Arial"/>
+                <w:sz w:val="20"/>
+                <w:szCs w:val="20"/>
+              </w:rPr>
+              <w:t xml:space="preserve">N_colors = 3  (quark colors)</w:t>
+            </w:r>
+          </w:p>
+        </w:tc>
+        <w:tc>
+          <w:tcPr>
+            <w:tcW w:type="dxa" w:w="4200"/>
+            <w:tcBorders>
+              <w:top w:val="single" w:color="CCCCCC" w:sz="1"/>
+              <w:left w:val="single" w:color="CCCCCC" w:sz="1"/>
+              <w:bottom w:val="single" w:color="CCCCCC" w:sz="1"/>
+              <w:right w:val="single" w:color="CCCCCC" w:sz="1"/>
+            </w:tcBorders>
+            <w:shd w:fill="FFFFFF" w:val="clear"/>
+            <w:tcMar>
+              <w:top w:type="dxa" w:w="60"/>
+              <w:left w:type="dxa" w:w="120"/>
+              <w:bottom w:type="dxa" w:w="60"/>
+              <w:right w:type="dxa" w:w="120"/>
+            </w:tcMar>
+          </w:tcPr>
+          <w:p>
+            <w:pPr>
+              <w:jc w:val="center"/>
+            </w:pPr>
+            <w:r>
+              <w:rPr>
+                <w:rFonts w:ascii="Arial" w:cs="Arial" w:eastAsia="Arial" w:hAnsi="Arial"/>
+                <w:sz w:val="20"/>
+                <w:szCs w:val="20"/>
+              </w:rPr>
+              <w:t xml:space="preserve">Same CP² topology</w:t>
+            </w:r>
+          </w:p>
+        </w:tc>
+        <w:tc>
+          <w:tcPr>
+            <w:tcW w:type="dxa" w:w="2160"/>
+            <w:tcBorders>
+              <w:top w:val="single" w:color="CCCCCC" w:sz="1"/>
+              <w:left w:val="single" w:color="CCCCCC" w:sz="1"/>
+              <w:bottom w:val="single" w:color="CCCCCC" w:sz="1"/>
+              <w:right w:val="single" w:color="CCCCCC" w:sz="1"/>
+            </w:tcBorders>
+            <w:shd w:fill="FFFFFF" w:val="clear"/>
+            <w:tcMar>
+              <w:top w:type="dxa" w:w="60"/>
+              <w:left w:type="dxa" w:w="120"/>
+              <w:bottom w:type="dxa" w:w="60"/>
+              <w:right w:type="dxa" w:w="120"/>
+            </w:tcMar>
+          </w:tcPr>
+          <w:p>
+            <w:pPr>
+              <w:jc w:val="center"/>
+            </w:pPr>
+            <w:r>
+              <w:rPr>
+                <w:rFonts w:ascii="Arial" w:cs="Arial" w:eastAsia="Arial" w:hAnsi="Arial"/>
+                <w:sz w:val="20"/>
+                <w:szCs w:val="20"/>
+              </w:rPr>
+              <w:t xml:space="preserve">Exact</w:t>
+            </w:r>
+          </w:p>
+        </w:tc>
+      </w:tr>
+      <w:tr>
+        <w:tc>
+          <w:tcPr>
+            <w:tcW w:type="dxa" w:w="3000"/>
+            <w:tcBorders>
+              <w:top w:val="single" w:color="CCCCCC" w:sz="1"/>
+              <w:left w:val="single" w:color="CCCCCC" w:sz="1"/>
+              <w:bottom w:val="single" w:color="CCCCCC" w:sz="1"/>
+              <w:right w:val="single" w:color="CCCCCC" w:sz="1"/>
+            </w:tcBorders>
+            <w:shd w:fill="EBF4FA" w:val="clear"/>
+            <w:tcMar>
+              <w:top w:type="dxa" w:w="60"/>
+              <w:left w:type="dxa" w:w="120"/>
+              <w:bottom w:type="dxa" w:w="60"/>
+              <w:right w:type="dxa" w:w="120"/>
+            </w:tcMar>
+          </w:tcPr>
+          <w:p>
+            <w:pPr>
+              <w:jc w:val="left"/>
+            </w:pPr>
+            <w:r>
+              <w:rPr>
+                <w:rFonts w:ascii="Arial" w:cs="Arial" w:eastAsia="Arial" w:hAnsi="Arial"/>
+                <w:sz w:val="20"/>
+                <w:szCs w:val="20"/>
+              </w:rPr>
+              <w:t xml:space="preserve">Spin-1/2 uniqueness</w:t>
+            </w:r>
+          </w:p>
+        </w:tc>
+        <w:tc>
+          <w:tcPr>
+            <w:tcW w:type="dxa" w:w="4200"/>
+            <w:tcBorders>
+              <w:top w:val="single" w:color="CCCCCC" w:sz="1"/>
+              <w:left w:val="single" w:color="CCCCCC" w:sz="1"/>
+              <w:bottom w:val="single" w:color="CCCCCC" w:sz="1"/>
+              <w:right w:val="single" w:color="CCCCCC" w:sz="1"/>
+            </w:tcBorders>
+            <w:shd w:fill="EBF4FA" w:val="clear"/>
+            <w:tcMar>
+              <w:top w:type="dxa" w:w="60"/>
+              <w:left w:type="dxa" w:w="120"/>
+              <w:bottom w:type="dxa" w:w="60"/>
+              <w:right w:type="dxa" w:w="120"/>
+            </w:tcMar>
+          </w:tcPr>
+          <w:p>
+            <w:pPr>
+              <w:jc w:val="center"/>
+            </w:pPr>
+            <w:r>
+              <w:rPr>
+                <w:rFonts w:ascii="Arial" w:cs="Arial" w:eastAsia="Arial" w:hAnsi="Arial"/>
+                <w:sz w:val="20"/>
+                <w:szCs w:val="20"/>
+              </w:rPr>
+              <w:t xml:space="preserve">Three proofs: ℤ₂ holonomy, SU(2) minimality, parity invariance</w:t>
+            </w:r>
+          </w:p>
+        </w:tc>
+        <w:tc>
+          <w:tcPr>
+            <w:tcW w:type="dxa" w:w="2160"/>
+            <w:tcBorders>
+              <w:top w:val="single" w:color="CCCCCC" w:sz="1"/>
+              <w:left w:val="single" w:color="CCCCCC" w:sz="1"/>
+              <w:bottom w:val="single" w:color="CCCCCC" w:sz="1"/>
+              <w:right w:val="single" w:color="CCCCCC" w:sz="1"/>
+            </w:tcBorders>
+            <w:shd w:fill="EBF4FA" w:val="clear"/>
+            <w:tcMar>
+              <w:top w:type="dxa" w:w="60"/>
+              <w:left w:type="dxa" w:w="120"/>
+              <w:bottom w:type="dxa" w:w="60"/>
+              <w:right w:type="dxa" w:w="120"/>
+            </w:tcMar>
+          </w:tcPr>
+          <w:p>
+            <w:pPr>
+              <w:jc w:val="center"/>
+            </w:pPr>
+            <w:r>
+              <w:rPr>
+                <w:rFonts w:ascii="Arial" w:cs="Arial" w:eastAsia="Arial" w:hAnsi="Arial"/>
+                <w:sz w:val="20"/>
+                <w:szCs w:val="20"/>
+              </w:rPr>
+              <w:t xml:space="preserve">Exact</w:t>
+            </w:r>
+          </w:p>
+        </w:tc>
+      </w:tr>
+      <w:tr>
+        <w:tc>
+          <w:tcPr>
+            <w:tcW w:type="dxa" w:w="3000"/>
+            <w:tcBorders>
+              <w:top w:val="single" w:color="CCCCCC" w:sz="1"/>
+              <w:left w:val="single" w:color="CCCCCC" w:sz="1"/>
+              <w:bottom w:val="single" w:color="CCCCCC" w:sz="1"/>
+              <w:right w:val="single" w:color="CCCCCC" w:sz="1"/>
+            </w:tcBorders>
+            <w:shd w:fill="FFFFFF" w:val="clear"/>
+            <w:tcMar>
+              <w:top w:type="dxa" w:w="60"/>
+              <w:left w:type="dxa" w:w="120"/>
+              <w:bottom w:type="dxa" w:w="60"/>
+              <w:right w:type="dxa" w:w="120"/>
+            </w:tcMar>
+          </w:tcPr>
+          <w:p>
+            <w:pPr>
+              <w:jc w:val="left"/>
+            </w:pPr>
+            <w:r>
+              <w:rPr>
+                <w:rFonts w:ascii="Arial" w:cs="Arial" w:eastAsia="Arial" w:hAnsi="Arial"/>
+                <w:sz w:val="20"/>
+                <w:szCs w:val="20"/>
+              </w:rPr>
+              <w:t xml:space="preserve">sin²θ_W = 3/8  (GUT)</w:t>
+            </w:r>
+          </w:p>
+        </w:tc>
+        <w:tc>
+          <w:tcPr>
+            <w:tcW w:type="dxa" w:w="4200"/>
+            <w:tcBorders>
+              <w:top w:val="single" w:color="CCCCCC" w:sz="1"/>
+              <w:left w:val="single" w:color="CCCCCC" w:sz="1"/>
+              <w:bottom w:val="single" w:color="CCCCCC" w:sz="1"/>
+              <w:right w:val="single" w:color="CCCCCC" w:sz="1"/>
+            </w:tcBorders>
+            <w:shd w:fill="FFFFFF" w:val="clear"/>
+            <w:tcMar>
+              <w:top w:type="dxa" w:w="60"/>
+              <w:left w:type="dxa" w:w="120"/>
+              <w:bottom w:type="dxa" w:w="60"/>
+              <w:right w:type="dxa" w:w="120"/>
+            </w:tcMar>
+          </w:tcPr>
+          <w:p>
+            <w:pPr>
+              <w:jc w:val="center"/>
+            </w:pPr>
+            <w:r>
+              <w:rPr>
+                <w:rFonts w:ascii="Arial" w:cs="Arial" w:eastAsia="Arial" w:hAnsi="Arial"/>
+                <w:sz w:val="20"/>
+                <w:szCs w:val="20"/>
+              </w:rPr>
+              <w:t xml:space="preserve">Tr[Q²] = 4/3, SU(5) group selection</w:t>
+            </w:r>
+          </w:p>
+        </w:tc>
+        <w:tc>
+          <w:tcPr>
+            <w:tcW w:type="dxa" w:w="2160"/>
+            <w:tcBorders>
+              <w:top w:val="single" w:color="CCCCCC" w:sz="1"/>
+              <w:left w:val="single" w:color="CCCCCC" w:sz="1"/>
+              <w:bottom w:val="single" w:color="CCCCCC" w:sz="1"/>
+              <w:right w:val="single" w:color="CCCCCC" w:sz="1"/>
+            </w:tcBorders>
+            <w:shd w:fill="FFFFFF" w:val="clear"/>
+            <w:tcMar>
+              <w:top w:type="dxa" w:w="60"/>
+              <w:left w:type="dxa" w:w="120"/>
+              <w:bottom w:type="dxa" w:w="60"/>
+              <w:right w:type="dxa" w:w="120"/>
+            </w:tcMar>
+          </w:tcPr>
+          <w:p>
+            <w:pPr>
+              <w:jc w:val="center"/>
+            </w:pPr>
+            <w:r>
+              <w:rPr>
+                <w:rFonts w:ascii="Arial" w:cs="Arial" w:eastAsia="Arial" w:hAnsi="Arial"/>
+                <w:sz w:val="20"/>
+                <w:szCs w:val="20"/>
+              </w:rPr>
+              <w:t xml:space="preserve">Exact</w:t>
+            </w:r>
+          </w:p>
+        </w:tc>
+      </w:tr>
+      <w:tr>
+        <w:tc>
+          <w:tcPr>
+            <w:tcW w:type="dxa" w:w="3000"/>
+            <w:tcBorders>
+              <w:top w:val="single" w:color="CCCCCC" w:sz="1"/>
+              <w:left w:val="single" w:color="CCCCCC" w:sz="1"/>
+              <w:bottom w:val="single" w:color="CCCCCC" w:sz="1"/>
+              <w:right w:val="single" w:color="CCCCCC" w:sz="1"/>
+            </w:tcBorders>
+            <w:shd w:fill="EBF4FA" w:val="clear"/>
+            <w:tcMar>
+              <w:top w:type="dxa" w:w="60"/>
+              <w:left w:type="dxa" w:w="120"/>
+              <w:bottom w:type="dxa" w:w="60"/>
+              <w:right w:type="dxa" w:w="120"/>
+            </w:tcMar>
+          </w:tcPr>
+          <w:p>
+            <w:pPr>
+              <w:jc w:val="left"/>
+            </w:pPr>
+            <w:r>
+              <w:rPr>
+                <w:rFonts w:ascii="Arial" w:cs="Arial" w:eastAsia="Arial" w:hAnsi="Arial"/>
+                <w:sz w:val="20"/>
+                <w:szCs w:val="20"/>
+              </w:rPr>
+              <w:t xml:space="preserve">GUT group = SU(5)</w:t>
+            </w:r>
+          </w:p>
+        </w:tc>
+        <w:tc>
+          <w:tcPr>
+            <w:tcW w:type="dxa" w:w="4200"/>
+            <w:tcBorders>
+              <w:top w:val="single" w:color="CCCCCC" w:sz="1"/>
+              <w:left w:val="single" w:color="CCCCCC" w:sz="1"/>
+              <w:bottom w:val="single" w:color="CCCCCC" w:sz="1"/>
+              <w:right w:val="single" w:color="CCCCCC" w:sz="1"/>
+            </w:tcBorders>
+            <w:shd w:fill="EBF4FA" w:val="clear"/>
+            <w:tcMar>
+              <w:top w:type="dxa" w:w="60"/>
+              <w:left w:type="dxa" w:w="120"/>
+              <w:bottom w:type="dxa" w:w="60"/>
+              <w:right w:type="dxa" w:w="120"/>
+            </w:tcMar>
+          </w:tcPr>
+          <w:p>
+            <w:pPr>
+              <w:jc w:val="center"/>
+            </w:pPr>
+            <w:r>
+              <w:rPr>
+                <w:rFonts w:ascii="Arial" w:cs="Arial" w:eastAsia="Arial" w:hAnsi="Arial"/>
+                <w:sz w:val="20"/>
+                <w:szCs w:val="20"/>
+              </w:rPr>
+              <w:t xml:space="preserve">Minimal DST displacement charge assignments</w:t>
+            </w:r>
+          </w:p>
+        </w:tc>
+        <w:tc>
+          <w:tcPr>
+            <w:tcW w:type="dxa" w:w="2160"/>
+            <w:tcBorders>
+              <w:top w:val="single" w:color="CCCCCC" w:sz="1"/>
+              <w:left w:val="single" w:color="CCCCCC" w:sz="1"/>
+              <w:bottom w:val="single" w:color="CCCCCC" w:sz="1"/>
+              <w:right w:val="single" w:color="CCCCCC" w:sz="1"/>
+            </w:tcBorders>
+            <w:shd w:fill="EBF4FA" w:val="clear"/>
+            <w:tcMar>
+              <w:top w:type="dxa" w:w="60"/>
+              <w:left w:type="dxa" w:w="120"/>
+              <w:bottom w:type="dxa" w:w="60"/>
+              <w:right w:type="dxa" w:w="120"/>
+            </w:tcMar>
+          </w:tcPr>
+          <w:p>
+            <w:pPr>
+              <w:jc w:val="center"/>
+            </w:pPr>
+            <w:r>
+              <w:rPr>
+                <w:rFonts w:ascii="Arial" w:cs="Arial" w:eastAsia="Arial" w:hAnsi="Arial"/>
+                <w:sz w:val="20"/>
+                <w:szCs w:val="20"/>
+              </w:rPr>
+              <w:t xml:space="preserve">Exact</w:t>
+            </w:r>
+          </w:p>
+        </w:tc>
+      </w:tr>
+      <w:tr>
+        <w:tc>
+          <w:tcPr>
+            <w:tcW w:type="dxa" w:w="3000"/>
+            <w:tcBorders>
+              <w:top w:val="single" w:color="CCCCCC" w:sz="1"/>
+              <w:left w:val="single" w:color="CCCCCC" w:sz="1"/>
+              <w:bottom w:val="single" w:color="CCCCCC" w:sz="1"/>
+              <w:right w:val="single" w:color="CCCCCC" w:sz="1"/>
+            </w:tcBorders>
+            <w:shd w:fill="FFFFFF" w:val="clear"/>
+            <w:tcMar>
+              <w:top w:type="dxa" w:w="60"/>
+              <w:left w:type="dxa" w:w="120"/>
+              <w:bottom w:type="dxa" w:w="60"/>
+              <w:right w:type="dxa" w:w="120"/>
+            </w:tcMar>
+          </w:tcPr>
+          <w:p>
+            <w:pPr>
+              <w:jc w:val="left"/>
+            </w:pPr>
+            <w:r>
+              <w:rPr>
+                <w:rFonts w:ascii="Arial" w:cs="Arial" w:eastAsia="Arial" w:hAnsi="Arial"/>
+                <w:sz w:val="20"/>
+                <w:szCs w:val="20"/>
+              </w:rPr>
+              <w:t xml:space="preserve">α = (3/8)/(L − 9/64)</w:t>
+            </w:r>
+          </w:p>
+        </w:tc>
+        <w:tc>
+          <w:tcPr>
+            <w:tcW w:type="dxa" w:w="4200"/>
+            <w:tcBorders>
+              <w:top w:val="single" w:color="CCCCCC" w:sz="1"/>
+              <w:left w:val="single" w:color="CCCCCC" w:sz="1"/>
+              <w:bottom w:val="single" w:color="CCCCCC" w:sz="1"/>
+              <w:right w:val="single" w:color="CCCCCC" w:sz="1"/>
+            </w:tcBorders>
+            <w:shd w:fill="FFFFFF" w:val="clear"/>
+            <w:tcMar>
+              <w:top w:type="dxa" w:w="60"/>
+              <w:left w:type="dxa" w:w="120"/>
+              <w:bottom w:type="dxa" w:w="60"/>
+              <w:right w:type="dxa" w:w="120"/>
+            </w:tcMar>
+          </w:tcPr>
+          <w:p>
+            <w:pPr>
+              <w:jc w:val="center"/>
+            </w:pPr>
+            <w:r>
+              <w:rPr>
+                <w:rFonts w:ascii="Arial" w:cs="Arial" w:eastAsia="Arial" w:hAnsi="Arial"/>
+                <w:sz w:val="20"/>
+                <w:szCs w:val="20"/>
+              </w:rPr>
+              <w:t xml:space="preserve">S² solid angle + Landau pole + self-referential correction</w:t>
+            </w:r>
+          </w:p>
+        </w:tc>
+        <w:tc>
+          <w:tcPr>
+            <w:tcW w:type="dxa" w:w="2160"/>
+            <w:tcBorders>
+              <w:top w:val="single" w:color="CCCCCC" w:sz="1"/>
+              <w:left w:val="single" w:color="CCCCCC" w:sz="1"/>
+              <w:bottom w:val="single" w:color="CCCCCC" w:sz="1"/>
+              <w:right w:val="single" w:color="CCCCCC" w:sz="1"/>
+            </w:tcBorders>
+            <w:shd w:fill="FFFFFF" w:val="clear"/>
+            <w:tcMar>
+              <w:top w:type="dxa" w:w="60"/>
+              <w:left w:type="dxa" w:w="120"/>
+              <w:bottom w:type="dxa" w:w="60"/>
+              <w:right w:type="dxa" w:w="120"/>
+            </w:tcMar>
+          </w:tcPr>
+          <w:p>
+            <w:pPr>
+              <w:jc w:val="center"/>
+            </w:pPr>
+            <w:r>
+              <w:rPr>
+                <w:rFonts w:ascii="Arial" w:cs="Arial" w:eastAsia="Arial" w:hAnsi="Arial"/>
+                <w:sz w:val="20"/>
+                <w:szCs w:val="20"/>
+              </w:rPr>
+              <w:t xml:space="preserve">0.002%</w:t>
+            </w:r>
+          </w:p>
+        </w:tc>
+      </w:tr>
+      <w:tr>
+        <w:tc>
+          <w:tcPr>
+            <w:tcW w:type="dxa" w:w="3000"/>
+            <w:tcBorders>
+              <w:top w:val="single" w:color="CCCCCC" w:sz="1"/>
+              <w:left w:val="single" w:color="CCCCCC" w:sz="1"/>
+              <w:bottom w:val="single" w:color="CCCCCC" w:sz="1"/>
+              <w:right w:val="single" w:color="CCCCCC" w:sz="1"/>
+            </w:tcBorders>
+            <w:shd w:fill="EBF4FA" w:val="clear"/>
+            <w:tcMar>
+              <w:top w:type="dxa" w:w="60"/>
+              <w:left w:type="dxa" w:w="120"/>
+              <w:bottom w:type="dxa" w:w="60"/>
+              <w:right w:type="dxa" w:w="120"/>
+            </w:tcMar>
+          </w:tcPr>
+          <w:p>
+            <w:pPr>
+              <w:jc w:val="left"/>
+            </w:pPr>
+            <w:r>
+              <w:rPr>
+                <w:rFonts w:ascii="Arial" w:cs="Arial" w:eastAsia="Arial" w:hAnsi="Arial"/>
+                <w:sz w:val="20"/>
+                <w:szCs w:val="20"/>
+              </w:rPr>
+              <w:t xml:space="preserve">α_G = exp(−3/4α)</w:t>
+            </w:r>
+          </w:p>
+        </w:tc>
+        <w:tc>
+          <w:tcPr>
+            <w:tcW w:type="dxa" w:w="4200"/>
+            <w:tcBorders>
+              <w:top w:val="single" w:color="CCCCCC" w:sz="1"/>
+              <w:left w:val="single" w:color="CCCCCC" w:sz="1"/>
+              <w:bottom w:val="single" w:color="CCCCCC" w:sz="1"/>
+              <w:right w:val="single" w:color="CCCCCC" w:sz="1"/>
+            </w:tcBorders>
+            <w:shd w:fill="EBF4FA" w:val="clear"/>
+            <w:tcMar>
+              <w:top w:type="dxa" w:w="60"/>
+              <w:left w:type="dxa" w:w="120"/>
+              <w:bottom w:type="dxa" w:w="60"/>
+              <w:right w:type="dxa" w:w="120"/>
+            </w:tcMar>
+          </w:tcPr>
+          <w:p>
+            <w:pPr>
+              <w:jc w:val="center"/>
+            </w:pPr>
+            <w:r>
+              <w:rPr>
+                <w:rFonts w:ascii="Arial" w:cs="Arial" w:eastAsia="Arial" w:hAnsi="Arial"/>
+                <w:sz w:val="20"/>
+                <w:szCs w:val="20"/>
+              </w:rPr>
+              <w:t xml:space="preserve">Algebraic consequence of α formula</w:t>
+            </w:r>
+          </w:p>
+        </w:tc>
+        <w:tc>
+          <w:tcPr>
+            <w:tcW w:type="dxa" w:w="2160"/>
+            <w:tcBorders>
+              <w:top w:val="single" w:color="CCCCCC" w:sz="1"/>
+              <w:left w:val="single" w:color="CCCCCC" w:sz="1"/>
+              <w:bottom w:val="single" w:color="CCCCCC" w:sz="1"/>
+              <w:right w:val="single" w:color="CCCCCC" w:sz="1"/>
+            </w:tcBorders>
+            <w:shd w:fill="EBF4FA" w:val="clear"/>
+            <w:tcMar>
+              <w:top w:type="dxa" w:w="60"/>
+              <w:left w:type="dxa" w:w="120"/>
+              <w:bottom w:type="dxa" w:w="60"/>
+              <w:right w:type="dxa" w:w="120"/>
+            </w:tcMar>
+          </w:tcPr>
+          <w:p>
+            <w:pPr>
+              <w:jc w:val="center"/>
+            </w:pPr>
+            <w:r>
+              <w:rPr>
+                <w:rFonts w:ascii="Arial" w:cs="Arial" w:eastAsia="Arial" w:hAnsi="Arial"/>
+                <w:sz w:val="20"/>
+                <w:szCs w:val="20"/>
+              </w:rPr>
+              <w:t xml:space="preserve">Derived</w:t>
+            </w:r>
+          </w:p>
+        </w:tc>
+      </w:tr>
+      <w:tr>
+        <w:tc>
+          <w:tcPr>
+            <w:tcW w:type="dxa" w:w="3000"/>
+            <w:tcBorders>
+              <w:top w:val="single" w:color="CCCCCC" w:sz="1"/>
+              <w:left w:val="single" w:color="CCCCCC" w:sz="1"/>
+              <w:bottom w:val="single" w:color="CCCCCC" w:sz="1"/>
+              <w:right w:val="single" w:color="CCCCCC" w:sz="1"/>
+            </w:tcBorders>
+            <w:shd w:fill="FFFFFF" w:val="clear"/>
+            <w:tcMar>
+              <w:top w:type="dxa" w:w="60"/>
+              <w:left w:type="dxa" w:w="120"/>
+              <w:bottom w:type="dxa" w:w="60"/>
+              <w:right w:type="dxa" w:w="120"/>
+            </w:tcMar>
+          </w:tcPr>
+          <w:p>
+            <w:pPr>
+              <w:jc w:val="left"/>
+            </w:pPr>
+            <w:r>
+              <w:rPr>
+                <w:rFonts w:ascii="Arial" w:cs="Arial" w:eastAsia="Arial" w:hAnsi="Arial"/>
+                <w:sz w:val="20"/>
+                <w:szCs w:val="20"/>
+              </w:rPr>
+              <w:t xml:space="preserve">m_p/m_e = 6π⁵</w:t>
+            </w:r>
+          </w:p>
+        </w:tc>
+        <w:tc>
+          <w:tcPr>
+            <w:tcW w:type="dxa" w:w="4200"/>
+            <w:tcBorders>
+              <w:top w:val="single" w:color="CCCCCC" w:sz="1"/>
+              <w:left w:val="single" w:color="CCCCCC" w:sz="1"/>
+              <w:bottom w:val="single" w:color="CCCCCC" w:sz="1"/>
+              <w:right w:val="single" w:color="CCCCCC" w:sz="1"/>
+            </w:tcBorders>
+            <w:shd w:fill="FFFFFF" w:val="clear"/>
+            <w:tcMar>
+              <w:top w:type="dxa" w:w="60"/>
+              <w:left w:type="dxa" w:w="120"/>
+              <w:bottom w:type="dxa" w:w="60"/>
+              <w:right w:type="dxa" w:w="120"/>
+            </w:tcMar>
+          </w:tcPr>
+          <w:p>
+            <w:pPr>
+              <w:jc w:val="center"/>
+            </w:pPr>
+            <w:r>
+              <w:rPr>
+                <w:rFonts w:ascii="Arial" w:cs="Arial" w:eastAsia="Arial" w:hAnsi="Arial"/>
+                <w:sz w:val="20"/>
+                <w:szCs w:val="20"/>
+              </w:rPr>
+              <w:t xml:space="preserve">χ(CP²) × Vol(SU(3)) — independently derived factors</w:t>
+            </w:r>
+          </w:p>
+        </w:tc>
+        <w:tc>
+          <w:tcPr>
+            <w:tcW w:type="dxa" w:w="2160"/>
+            <w:tcBorders>
+              <w:top w:val="single" w:color="CCCCCC" w:sz="1"/>
+              <w:left w:val="single" w:color="CCCCCC" w:sz="1"/>
+              <w:bottom w:val="single" w:color="CCCCCC" w:sz="1"/>
+              <w:right w:val="single" w:color="CCCCCC" w:sz="1"/>
+            </w:tcBorders>
+            <w:shd w:fill="FFFFFF" w:val="clear"/>
+            <w:tcMar>
+              <w:top w:type="dxa" w:w="60"/>
+              <w:left w:type="dxa" w:w="120"/>
+              <w:bottom w:type="dxa" w:w="60"/>
+              <w:right w:type="dxa" w:w="120"/>
+            </w:tcMar>
+          </w:tcPr>
+          <w:p>
+            <w:pPr>
+              <w:jc w:val="center"/>
+            </w:pPr>
+            <w:r>
+              <w:rPr>
+                <w:rFonts w:ascii="Arial" w:cs="Arial" w:eastAsia="Arial" w:hAnsi="Arial"/>
+                <w:sz w:val="20"/>
+                <w:szCs w:val="20"/>
+              </w:rPr>
+              <w:t xml:space="preserve">0.002%</w:t>
+            </w:r>
+          </w:p>
+        </w:tc>
+      </w:tr>
+      <w:tr>
+        <w:tc>
+          <w:tcPr>
+            <w:tcW w:type="dxa" w:w="3000"/>
+            <w:tcBorders>
+              <w:top w:val="single" w:color="CCCCCC" w:sz="1"/>
+              <w:left w:val="single" w:color="CCCCCC" w:sz="1"/>
+              <w:bottom w:val="single" w:color="CCCCCC" w:sz="1"/>
+              <w:right w:val="single" w:color="CCCCCC" w:sz="1"/>
+            </w:tcBorders>
+            <w:shd w:fill="EBF4FA" w:val="clear"/>
+            <w:tcMar>
+              <w:top w:type="dxa" w:w="60"/>
+              <w:left w:type="dxa" w:w="120"/>
+              <w:bottom w:type="dxa" w:w="60"/>
+              <w:right w:type="dxa" w:w="120"/>
+            </w:tcMar>
+          </w:tcPr>
+          <w:p>
+            <w:pPr>
+              <w:jc w:val="left"/>
+            </w:pPr>
+            <w:r>
+              <w:rPr>
+                <w:rFonts w:ascii="Arial" w:cs="Arial" w:eastAsia="Arial" w:hAnsi="Arial"/>
+                <w:sz w:val="20"/>
+                <w:szCs w:val="20"/>
+              </w:rPr>
+              <w:t xml:space="preserve">δ_CP = arctan((8−9/64)/π)</w:t>
+            </w:r>
+          </w:p>
+        </w:tc>
+        <w:tc>
+          <w:tcPr>
+            <w:tcW w:type="dxa" w:w="4200"/>
+            <w:tcBorders>
+              <w:top w:val="single" w:color="CCCCCC" w:sz="1"/>
+              <w:left w:val="single" w:color="CCCCCC" w:sz="1"/>
+              <w:bottom w:val="single" w:color="CCCCCC" w:sz="1"/>
+              <w:right w:val="single" w:color="CCCCCC" w:sz="1"/>
+            </w:tcBorders>
+            <w:shd w:fill="EBF4FA" w:val="clear"/>
+            <w:tcMar>
+              <w:top w:type="dxa" w:w="60"/>
+              <w:left w:type="dxa" w:w="120"/>
+              <w:bottom w:type="dxa" w:w="60"/>
+              <w:right w:type="dxa" w:w="120"/>
+            </w:tcMar>
+          </w:tcPr>
+          <w:p>
+            <w:pPr>
+              <w:jc w:val="center"/>
+            </w:pPr>
+            <w:r>
+              <w:rPr>
+                <w:rFonts w:ascii="Arial" w:cs="Arial" w:eastAsia="Arial" w:hAnsi="Arial"/>
+                <w:sz w:val="20"/>
+                <w:szCs w:val="20"/>
+              </w:rPr>
+              <w:t xml:space="preserve">CP² intersection form + back-reaction correction</w:t>
+            </w:r>
+          </w:p>
+        </w:tc>
+        <w:tc>
+          <w:tcPr>
+            <w:tcW w:type="dxa" w:w="2160"/>
+            <w:tcBorders>
+              <w:top w:val="single" w:color="CCCCCC" w:sz="1"/>
+              <w:left w:val="single" w:color="CCCCCC" w:sz="1"/>
+              <w:bottom w:val="single" w:color="CCCCCC" w:sz="1"/>
+              <w:right w:val="single" w:color="CCCCCC" w:sz="1"/>
+            </w:tcBorders>
+            <w:shd w:fill="EBF4FA" w:val="clear"/>
+            <w:tcMar>
+              <w:top w:type="dxa" w:w="60"/>
+              <w:left w:type="dxa" w:w="120"/>
+              <w:bottom w:type="dxa" w:w="60"/>
+              <w:right w:type="dxa" w:w="120"/>
+            </w:tcMar>
+          </w:tcPr>
+          <w:p>
+            <w:pPr>
+              <w:jc w:val="center"/>
+            </w:pPr>
+            <w:r>
+              <w:rPr>
+                <w:rFonts w:ascii="Arial" w:cs="Arial" w:eastAsia="Arial" w:hAnsi="Arial"/>
+                <w:sz w:val="20"/>
+                <w:szCs w:val="20"/>
+              </w:rPr>
+              <w:t xml:space="preserve">0.018%</w:t>
+            </w:r>
+          </w:p>
+        </w:tc>
+      </w:tr>
+      <w:tr>
+        <w:tc>
+          <w:tcPr>
+            <w:tcW w:type="dxa" w:w="3000"/>
+            <w:tcBorders>
+              <w:top w:val="single" w:color="CCCCCC" w:sz="1"/>
+              <w:left w:val="single" w:color="CCCCCC" w:sz="1"/>
+              <w:bottom w:val="single" w:color="CCCCCC" w:sz="1"/>
+              <w:right w:val="single" w:color="CCCCCC" w:sz="1"/>
+            </w:tcBorders>
+            <w:shd w:fill="FFFFFF" w:val="clear"/>
+            <w:tcMar>
+              <w:top w:type="dxa" w:w="60"/>
+              <w:left w:type="dxa" w:w="120"/>
+              <w:bottom w:type="dxa" w:w="60"/>
+              <w:right w:type="dxa" w:w="120"/>
+            </w:tcMar>
+          </w:tcPr>
+          <w:p>
+            <w:pPr>
+              <w:jc w:val="left"/>
+            </w:pPr>
+            <w:r>
+              <w:rPr>
+                <w:rFonts w:ascii="Arial" w:cs="Arial" w:eastAsia="Arial" w:hAnsi="Arial"/>
+                <w:sz w:val="20"/>
+                <w:szCs w:val="20"/>
+              </w:rPr>
+              <w:t xml:space="preserve">Koide Q = 2/3</w:t>
+            </w:r>
+          </w:p>
+        </w:tc>
+        <w:tc>
+          <w:tcPr>
+            <w:tcW w:type="dxa" w:w="4200"/>
+            <w:tcBorders>
+              <w:top w:val="single" w:color="CCCCCC" w:sz="1"/>
+              <w:left w:val="single" w:color="CCCCCC" w:sz="1"/>
+              <w:bottom w:val="single" w:color="CCCCCC" w:sz="1"/>
+              <w:right w:val="single" w:color="CCCCCC" w:sz="1"/>
+            </w:tcBorders>
+            <w:shd w:fill="FFFFFF" w:val="clear"/>
+            <w:tcMar>
+              <w:top w:type="dxa" w:w="60"/>
+              <w:left w:type="dxa" w:w="120"/>
+              <w:bottom w:type="dxa" w:w="60"/>
+              <w:right w:type="dxa" w:w="120"/>
+            </w:tcMar>
+          </w:tcPr>
+          <w:p>
+            <w:pPr>
+              <w:jc w:val="center"/>
+            </w:pPr>
+            <w:r>
+              <w:rPr>
+                <w:rFonts w:ascii="Arial" w:cs="Arial" w:eastAsia="Arial" w:hAnsi="Arial"/>
+                <w:sz w:val="20"/>
+                <w:szCs w:val="20"/>
+              </w:rPr>
+              <w:t xml:space="preserve">CP² cohomology: 1 − 1/χ(CP²)</w:t>
+            </w:r>
+          </w:p>
+        </w:tc>
+        <w:tc>
+          <w:tcPr>
+            <w:tcW w:type="dxa" w:w="2160"/>
+            <w:tcBorders>
+              <w:top w:val="single" w:color="CCCCCC" w:sz="1"/>
+              <w:left w:val="single" w:color="CCCCCC" w:sz="1"/>
+              <w:bottom w:val="single" w:color="CCCCCC" w:sz="1"/>
+              <w:right w:val="single" w:color="CCCCCC" w:sz="1"/>
+            </w:tcBorders>
+            <w:shd w:fill="FFFFFF" w:val="clear"/>
+            <w:tcMar>
+              <w:top w:type="dxa" w:w="60"/>
+              <w:left w:type="dxa" w:w="120"/>
+              <w:bottom w:type="dxa" w:w="60"/>
+              <w:right w:type="dxa" w:w="120"/>
+            </w:tcMar>
+          </w:tcPr>
+          <w:p>
+            <w:pPr>
+              <w:jc w:val="center"/>
+            </w:pPr>
+            <w:r>
+              <w:rPr>
+                <w:rFonts w:ascii="Arial" w:cs="Arial" w:eastAsia="Arial" w:hAnsi="Arial"/>
+                <w:sz w:val="20"/>
+                <w:szCs w:val="20"/>
+              </w:rPr>
+              <w:t xml:space="preserve">0.001%</w:t>
+            </w:r>
+          </w:p>
+        </w:tc>
+      </w:tr>
+      <w:tr>
+        <w:tc>
+          <w:tcPr>
+            <w:tcW w:type="dxa" w:w="3000"/>
+            <w:tcBorders>
+              <w:top w:val="single" w:color="CCCCCC" w:sz="1"/>
+              <w:left w:val="single" w:color="CCCCCC" w:sz="1"/>
+              <w:bottom w:val="single" w:color="CCCCCC" w:sz="1"/>
+              <w:right w:val="single" w:color="CCCCCC" w:sz="1"/>
+            </w:tcBorders>
+            <w:shd w:fill="EBF4FA" w:val="clear"/>
+            <w:tcMar>
+              <w:top w:type="dxa" w:w="60"/>
+              <w:left w:type="dxa" w:w="120"/>
+              <w:bottom w:type="dxa" w:w="60"/>
+              <w:right w:type="dxa" w:w="120"/>
+            </w:tcMar>
+          </w:tcPr>
+          <w:p>
+            <w:pPr>
+              <w:jc w:val="left"/>
+            </w:pPr>
+            <w:r>
+              <w:rPr>
+                <w:rFonts w:ascii="Arial" w:cs="Arial" w:eastAsia="Arial" w:hAnsi="Arial"/>
+                <w:sz w:val="20"/>
+                <w:szCs w:val="20"/>
+              </w:rPr>
+              <w:t xml:space="preserve">m_DM = m_e = 511 keV</w:t>
+            </w:r>
+          </w:p>
+        </w:tc>
+        <w:tc>
+          <w:tcPr>
+            <w:tcW w:type="dxa" w:w="4200"/>
+            <w:tcBorders>
+              <w:top w:val="single" w:color="CCCCCC" w:sz="1"/>
+              <w:left w:val="single" w:color="CCCCCC" w:sz="1"/>
+              <w:bottom w:val="single" w:color="CCCCCC" w:sz="1"/>
+              <w:right w:val="single" w:color="CCCCCC" w:sz="1"/>
+            </w:tcBorders>
+            <w:shd w:fill="EBF4FA" w:val="clear"/>
+            <w:tcMar>
+              <w:top w:type="dxa" w:w="60"/>
+              <w:left w:type="dxa" w:w="120"/>
+              <w:bottom w:type="dxa" w:w="60"/>
+              <w:right w:type="dxa" w:w="120"/>
+            </w:tcMar>
+          </w:tcPr>
+          <w:p>
+            <w:pPr>
+              <w:jc w:val="center"/>
+            </w:pPr>
+            <w:r>
+              <w:rPr>
+                <w:rFonts w:ascii="Arial" w:cs="Arial" w:eastAsia="Arial" w:hAnsi="Arial"/>
+                <w:sz w:val="20"/>
+                <w:szCs w:val="20"/>
+              </w:rPr>
+              <w:t xml:space="preserve">Radial-rotational sector coupling symmetry</w:t>
+            </w:r>
+          </w:p>
+        </w:tc>
+        <w:tc>
+          <w:tcPr>
+            <w:tcW w:type="dxa" w:w="2160"/>
+            <w:tcBorders>
+              <w:top w:val="single" w:color="CCCCCC" w:sz="1"/>
+              <w:left w:val="single" w:color="CCCCCC" w:sz="1"/>
+              <w:bottom w:val="single" w:color="CCCCCC" w:sz="1"/>
+              <w:right w:val="single" w:color="CCCCCC" w:sz="1"/>
+            </w:tcBorders>
+            <w:shd w:fill="EBF4FA" w:val="clear"/>
+            <w:tcMar>
+              <w:top w:type="dxa" w:w="60"/>
+              <w:left w:type="dxa" w:w="120"/>
+              <w:bottom w:type="dxa" w:w="60"/>
+              <w:right w:type="dxa" w:w="120"/>
+            </w:tcMar>
+          </w:tcPr>
+          <w:p>
+            <w:pPr>
+              <w:jc w:val="center"/>
+            </w:pPr>
+            <w:r>
+              <w:rPr>
+                <w:rFonts w:ascii="Arial" w:cs="Arial" w:eastAsia="Arial" w:hAnsi="Arial"/>
+                <w:sz w:val="20"/>
+                <w:szCs w:val="20"/>
+              </w:rPr>
+              <w:t xml:space="preserve">Structural</w:t>
+            </w:r>
+          </w:p>
+        </w:tc>
+      </w:tr>
+      <w:tr>
+        <w:tc>
+          <w:tcPr>
+            <w:tcW w:type="dxa" w:w="3000"/>
+            <w:tcBorders>
+              <w:top w:val="single" w:color="CCCCCC" w:sz="1"/>
+              <w:left w:val="single" w:color="CCCCCC" w:sz="1"/>
+              <w:bottom w:val="single" w:color="CCCCCC" w:sz="1"/>
+              <w:right w:val="single" w:color="CCCCCC" w:sz="1"/>
+            </w:tcBorders>
+            <w:shd w:fill="FFFFFF" w:val="clear"/>
+            <w:tcMar>
+              <w:top w:type="dxa" w:w="60"/>
+              <w:left w:type="dxa" w:w="120"/>
+              <w:bottom w:type="dxa" w:w="60"/>
+              <w:right w:type="dxa" w:w="120"/>
+            </w:tcMar>
+          </w:tcPr>
+          <w:p>
+            <w:pPr>
+              <w:jc w:val="left"/>
+            </w:pPr>
+            <w:r>
+              <w:rPr>
+                <w:rFonts w:ascii="Arial" w:cs="Arial" w:eastAsia="Arial" w:hAnsi="Arial"/>
+                <w:sz w:val="20"/>
+                <w:szCs w:val="20"/>
+              </w:rPr>
+              <w:t xml:space="preserve">Coupling hierarchy  α_G &lt;&lt; α &lt;&lt; α_W &lt; α_s</w:t>
+            </w:r>
+          </w:p>
+        </w:tc>
+        <w:tc>
+          <w:tcPr>
+            <w:tcW w:type="dxa" w:w="4200"/>
+            <w:tcBorders>
+              <w:top w:val="single" w:color="CCCCCC" w:sz="1"/>
+              <w:left w:val="single" w:color="CCCCCC" w:sz="1"/>
+              <w:bottom w:val="single" w:color="CCCCCC" w:sz="1"/>
+              <w:right w:val="single" w:color="CCCCCC" w:sz="1"/>
+            </w:tcBorders>
+            <w:shd w:fill="FFFFFF" w:val="clear"/>
+            <w:tcMar>
+              <w:top w:type="dxa" w:w="60"/>
+              <w:left w:type="dxa" w:w="120"/>
+              <w:bottom w:type="dxa" w:w="60"/>
+              <w:right w:type="dxa" w:w="120"/>
+            </w:tcMar>
+          </w:tcPr>
+          <w:p>
+            <w:pPr>
+              <w:jc w:val="center"/>
+            </w:pPr>
+            <w:r>
+              <w:rPr>
+                <w:rFonts w:ascii="Arial" w:cs="Arial" w:eastAsia="Arial" w:hAnsi="Arial"/>
+                <w:sz w:val="20"/>
+                <w:szCs w:val="20"/>
+              </w:rPr>
+              <w:t xml:space="preserve">Compactness + commutativity of displacement manifolds</w:t>
+            </w:r>
+          </w:p>
+        </w:tc>
+        <w:tc>
+          <w:tcPr>
+            <w:tcW w:type="dxa" w:w="2160"/>
+            <w:tcBorders>
+              <w:top w:val="single" w:color="CCCCCC" w:sz="1"/>
+              <w:left w:val="single" w:color="CCCCCC" w:sz="1"/>
+              <w:bottom w:val="single" w:color="CCCCCC" w:sz="1"/>
+              <w:right w:val="single" w:color="CCCCCC" w:sz="1"/>
+            </w:tcBorders>
+            <w:shd w:fill="FFFFFF" w:val="clear"/>
+            <w:tcMar>
+              <w:top w:type="dxa" w:w="60"/>
+              <w:left w:type="dxa" w:w="120"/>
+              <w:bottom w:type="dxa" w:w="60"/>
+              <w:right w:type="dxa" w:w="120"/>
+            </w:tcMar>
+          </w:tcPr>
+          <w:p>
+            <w:pPr>
+              <w:jc w:val="center"/>
+            </w:pPr>
+            <w:r>
+              <w:rPr>
+                <w:rFonts w:ascii="Arial" w:cs="Arial" w:eastAsia="Arial" w:hAnsi="Arial"/>
+                <w:sz w:val="20"/>
+                <w:szCs w:val="20"/>
+              </w:rPr>
+              <w:t xml:space="preserve">Qualitative</w:t>
+            </w:r>
+          </w:p>
+        </w:tc>
+      </w:tr>
+      <w:tr>
+        <w:tc>
+          <w:tcPr>
+            <w:tcW w:type="dxa" w:w="3000"/>
+            <w:tcBorders>
+              <w:top w:val="single" w:color="CCCCCC" w:sz="1"/>
+              <w:left w:val="single" w:color="CCCCCC" w:sz="1"/>
+              <w:bottom w:val="single" w:color="CCCCCC" w:sz="1"/>
+              <w:right w:val="single" w:color="CCCCCC" w:sz="1"/>
+            </w:tcBorders>
+            <w:shd w:fill="EBF4FA" w:val="clear"/>
+            <w:tcMar>
+              <w:top w:type="dxa" w:w="60"/>
+              <w:left w:type="dxa" w:w="120"/>
+              <w:bottom w:type="dxa" w:w="60"/>
+              <w:right w:type="dxa" w:w="120"/>
+            </w:tcMar>
+          </w:tcPr>
+          <w:p>
+            <w:pPr>
+              <w:jc w:val="left"/>
+            </w:pPr>
+            <w:r>
+              <w:rPr>
+                <w:rFonts w:ascii="Arial" w:cs="Arial" w:eastAsia="Arial" w:hAnsi="Arial"/>
+                <w:sz w:val="20"/>
+                <w:szCs w:val="20"/>
+              </w:rPr>
+              <w:t xml:space="preserve">WEP from phase-space shear</w:t>
+            </w:r>
+          </w:p>
+        </w:tc>
+        <w:tc>
+          <w:tcPr>
+            <w:tcW w:type="dxa" w:w="4200"/>
+            <w:tcBorders>
+              <w:top w:val="single" w:color="CCCCCC" w:sz="1"/>
+              <w:left w:val="single" w:color="CCCCCC" w:sz="1"/>
+              <w:bottom w:val="single" w:color="CCCCCC" w:sz="1"/>
+              <w:right w:val="single" w:color="CCCCCC" w:sz="1"/>
+            </w:tcBorders>
+            <w:shd w:fill="EBF4FA" w:val="clear"/>
+            <w:tcMar>
+              <w:top w:type="dxa" w:w="60"/>
+              <w:left w:type="dxa" w:w="120"/>
+              <w:bottom w:type="dxa" w:w="60"/>
+              <w:right w:type="dxa" w:w="120"/>
+            </w:tcMar>
+          </w:tcPr>
+          <w:p>
+            <w:pPr>
+              <w:jc w:val="center"/>
+            </w:pPr>
+            <w:r>
+              <w:rPr>
+                <w:rFonts w:ascii="Arial" w:cs="Arial" w:eastAsia="Arial" w:hAnsi="Arial"/>
+                <w:sz w:val="20"/>
+                <w:szCs w:val="20"/>
+              </w:rPr>
+              <w:t xml:space="preserve">Area-preserving map — exact geometric theorem</w:t>
+            </w:r>
+          </w:p>
+        </w:tc>
+        <w:tc>
+          <w:tcPr>
+            <w:tcW w:type="dxa" w:w="2160"/>
+            <w:tcBorders>
+              <w:top w:val="single" w:color="CCCCCC" w:sz="1"/>
+              <w:left w:val="single" w:color="CCCCCC" w:sz="1"/>
+              <w:bottom w:val="single" w:color="CCCCCC" w:sz="1"/>
+              <w:right w:val="single" w:color="CCCCCC" w:sz="1"/>
+            </w:tcBorders>
+            <w:shd w:fill="EBF4FA" w:val="clear"/>
+            <w:tcMar>
+              <w:top w:type="dxa" w:w="60"/>
+              <w:left w:type="dxa" w:w="120"/>
+              <w:bottom w:type="dxa" w:w="60"/>
+              <w:right w:type="dxa" w:w="120"/>
+            </w:tcMar>
+          </w:tcPr>
+          <w:p>
+            <w:pPr>
+              <w:jc w:val="center"/>
+            </w:pPr>
+            <w:r>
+              <w:rPr>
+                <w:rFonts w:ascii="Arial" w:cs="Arial" w:eastAsia="Arial" w:hAnsi="Arial"/>
+                <w:sz w:val="20"/>
+                <w:szCs w:val="20"/>
+              </w:rPr>
+              <w:t xml:space="preserve">Exact</w:t>
+            </w:r>
+          </w:p>
+        </w:tc>
+      </w:tr>
+      <w:tr>
+        <w:tc>
+          <w:tcPr>
+            <w:tcW w:type="dxa" w:w="3000"/>
+            <w:tcBorders>
+              <w:top w:val="single" w:color="CCCCCC" w:sz="1"/>
+              <w:left w:val="single" w:color="CCCCCC" w:sz="1"/>
+              <w:bottom w:val="single" w:color="CCCCCC" w:sz="1"/>
+              <w:right w:val="single" w:color="CCCCCC" w:sz="1"/>
+            </w:tcBorders>
+            <w:shd w:fill="FFFFFF" w:val="clear"/>
+            <w:tcMar>
+              <w:top w:type="dxa" w:w="60"/>
+              <w:left w:type="dxa" w:w="120"/>
+              <w:bottom w:type="dxa" w:w="60"/>
+              <w:right w:type="dxa" w:w="120"/>
+            </w:tcMar>
+          </w:tcPr>
+          <w:p>
+            <w:pPr>
+              <w:jc w:val="left"/>
+            </w:pPr>
+            <w:r>
+              <w:rPr>
+                <w:rFonts w:ascii="Arial" w:cs="Arial" w:eastAsia="Arial" w:hAnsi="Arial"/>
+                <w:sz w:val="20"/>
+                <w:szCs w:val="20"/>
+              </w:rPr>
+              <w:t xml:space="preserve">Asymptotic freedom of QCD</w:t>
+            </w:r>
+          </w:p>
+        </w:tc>
+        <w:tc>
+          <w:tcPr>
+            <w:tcW w:type="dxa" w:w="4200"/>
+            <w:tcBorders>
+              <w:top w:val="single" w:color="CCCCCC" w:sz="1"/>
+              <w:left w:val="single" w:color="CCCCCC" w:sz="1"/>
+              <w:bottom w:val="single" w:color="CCCCCC" w:sz="1"/>
+              <w:right w:val="single" w:color="CCCCCC" w:sz="1"/>
+            </w:tcBorders>
+            <w:shd w:fill="FFFFFF" w:val="clear"/>
+            <w:tcMar>
+              <w:top w:type="dxa" w:w="60"/>
+              <w:left w:type="dxa" w:w="120"/>
+              <w:bottom w:type="dxa" w:w="60"/>
+              <w:right w:type="dxa" w:w="120"/>
+            </w:tcMar>
+          </w:tcPr>
+          <w:p>
+            <w:pPr>
+              <w:jc w:val="center"/>
+            </w:pPr>
+            <w:r>
+              <w:rPr>
+                <w:rFonts w:ascii="Arial" w:cs="Arial" w:eastAsia="Arial" w:hAnsi="Arial"/>
+                <w:sz w:val="20"/>
+                <w:szCs w:val="20"/>
+              </w:rPr>
+              <w:t xml:space="preserve">Non-commutativity of SU(3) displacement modes</w:t>
+            </w:r>
+          </w:p>
+        </w:tc>
+        <w:tc>
+          <w:tcPr>
+            <w:tcW w:type="dxa" w:w="2160"/>
+            <w:tcBorders>
+              <w:top w:val="single" w:color="CCCCCC" w:sz="1"/>
+              <w:left w:val="single" w:color="CCCCCC" w:sz="1"/>
+              <w:bottom w:val="single" w:color="CCCCCC" w:sz="1"/>
+              <w:right w:val="single" w:color="CCCCCC" w:sz="1"/>
+            </w:tcBorders>
+            <w:shd w:fill="FFFFFF" w:val="clear"/>
+            <w:tcMar>
+              <w:top w:type="dxa" w:w="60"/>
+              <w:left w:type="dxa" w:w="120"/>
+              <w:bottom w:type="dxa" w:w="60"/>
+              <w:right w:type="dxa" w:w="120"/>
+            </w:tcMar>
+          </w:tcPr>
+          <w:p>
+            <w:pPr>
+              <w:jc w:val="center"/>
+            </w:pPr>
+            <w:r>
+              <w:rPr>
+                <w:rFonts w:ascii="Arial" w:cs="Arial" w:eastAsia="Arial" w:hAnsi="Arial"/>
+                <w:sz w:val="20"/>
+                <w:szCs w:val="20"/>
+              </w:rPr>
+              <w:t xml:space="preserve">Qualitative</w:t>
+            </w:r>
+          </w:p>
+        </w:tc>
+      </w:tr>
+    </w:tbl>
+    <w:p>
+      <w:r>
+        <w:t xml:space="preserve"/>
+      </w:r>
+    </w:p>
+    <w:p>
+      <w:pPr>
+        <w:pStyle w:val="Heading2"/>
+      </w:pPr>
+      <w:r>
+        <w:rPr>
+          <w:rFonts w:ascii="Arial" w:cs="Arial" w:eastAsia="Arial" w:hAnsi="Arial"/>
+          <w:b/>
+          <w:bCs/>
+        </w:rPr>
+        <w:t xml:space="preserve">14.2  Genuine Free Parameters</w:t>
+      </w:r>
+    </w:p>
+    <w:p>
+      <w:pPr>
+        <w:spacing w:after="120" w:before="0"/>
+        <w:jc w:val="both"/>
+      </w:pPr>
+      <w:r>
+        <w:rPr>
+          <w:rFonts w:ascii="Arial" w:cs="Arial" w:eastAsia="Arial" w:hAnsi="Arial"/>
+          <w:b w:val="false"/>
+          <w:bCs w:val="false"/>
+          <w:i w:val="false"/>
+          <w:iCs w:val="false"/>
+          <w:color w:val="000000"/>
+          <w:sz w:val="24"/>
+          <w:szCs w:val="24"/>
+        </w:rPr>
+        <w:t xml:space="preserve">Three parameters are not currently derivable from the DST axioms and geometry:</w:t>
+      </w:r>
+    </w:p>
+    <w:p>
+      <w:r>
+        <w:t xml:space="preserve"/>
+      </w:r>
+    </w:p>
+    <w:tbl>
+      <w:tblPr>
+        <w:tblW w:type="dxa" w:w="9360"/>
+        <w:tblBorders>
+          <w:top w:val="single" w:color="auto" w:sz="4"/>
+          <w:left w:val="single" w:color="auto" w:sz="4"/>
+          <w:bottom w:val="single" w:color="auto" w:sz="4"/>
+          <w:right w:val="single" w:color="auto" w:sz="4"/>
+          <w:insideH w:val="single" w:color="auto" w:sz="4"/>
+          <w:insideV w:val="single" w:color="auto" w:sz="4"/>
+        </w:tblBorders>
+      </w:tblPr>
+      <w:tblGrid>
+        <w:gridCol w:w="1800"/>
+        <w:gridCol w:w="3400"/>
+        <w:gridCol w:w="4160"/>
+      </w:tblGrid>
+      <w:tr>
+        <w:trPr>
+          <w:tblHeader/>
+        </w:trPr>
+        <w:tc>
+          <w:tcPr>
+            <w:tcW w:type="dxa" w:w="1800"/>
+            <w:tcBorders>
+              <w:top w:val="single" w:color="2E75B6" w:sz="1"/>
+              <w:left w:val="single" w:color="2E75B6" w:sz="1"/>
+              <w:bottom w:val="single" w:color="2E75B6" w:sz="1"/>
+              <w:right w:val="single" w:color="2E75B6" w:sz="1"/>
+            </w:tcBorders>
+            <w:shd w:fill="1F3864" w:val="clear"/>
+            <w:tcMar>
+              <w:top w:type="dxa" w:w="80"/>
+              <w:left w:type="dxa" w:w="120"/>
+              <w:bottom w:type="dxa" w:w="80"/>
+              <w:right w:type="dxa" w:w="120"/>
+            </w:tcMar>
+          </w:tcPr>
+          <w:p>
+            <w:pPr>
+              <w:jc w:val="center"/>
+            </w:pPr>
+            <w:r>
+              <w:rPr>
+                <w:rFonts w:ascii="Arial" w:cs="Arial" w:eastAsia="Arial" w:hAnsi="Arial"/>
+                <w:b/>
+                <w:bCs/>
+                <w:color w:val="FFFFFF"/>
+                <w:sz w:val="20"/>
+                <w:szCs w:val="20"/>
+              </w:rPr>
+              <w:t xml:space="preserve">Parameter</w:t>
+            </w:r>
+          </w:p>
+        </w:tc>
+        <w:tc>
+          <w:tcPr>
+            <w:tcW w:type="dxa" w:w="3400"/>
+            <w:tcBorders>
+              <w:top w:val="single" w:color="2E75B6" w:sz="1"/>
+              <w:left w:val="single" w:color="2E75B6" w:sz="1"/>
+              <w:bottom w:val="single" w:color="2E75B6" w:sz="1"/>
+              <w:right w:val="single" w:color="2E75B6" w:sz="1"/>
+            </w:tcBorders>
+            <w:shd w:fill="1F3864" w:val="clear"/>
+            <w:tcMar>
+              <w:top w:type="dxa" w:w="80"/>
+              <w:left w:type="dxa" w:w="120"/>
+              <w:bottom w:type="dxa" w:w="80"/>
+              <w:right w:type="dxa" w:w="120"/>
+            </w:tcMar>
+          </w:tcPr>
+          <w:p>
+            <w:pPr>
+              <w:jc w:val="center"/>
+            </w:pPr>
+            <w:r>
+              <w:rPr>
+                <w:rFonts w:ascii="Arial" w:cs="Arial" w:eastAsia="Arial" w:hAnsi="Arial"/>
+                <w:b/>
+                <w:bCs/>
+                <w:color w:val="FFFFFF"/>
+                <w:sz w:val="20"/>
+                <w:szCs w:val="20"/>
+              </w:rPr>
+              <w:t xml:space="preserve">Role in DST</w:t>
+            </w:r>
+          </w:p>
+        </w:tc>
+        <w:tc>
+          <w:tcPr>
+            <w:tcW w:type="dxa" w:w="4160"/>
+            <w:tcBorders>
+              <w:top w:val="single" w:color="2E75B6" w:sz="1"/>
+              <w:left w:val="single" w:color="2E75B6" w:sz="1"/>
+              <w:bottom w:val="single" w:color="2E75B6" w:sz="1"/>
+              <w:right w:val="single" w:color="2E75B6" w:sz="1"/>
+            </w:tcBorders>
+            <w:shd w:fill="1F3864" w:val="clear"/>
+            <w:tcMar>
+              <w:top w:type="dxa" w:w="80"/>
+              <w:left w:type="dxa" w:w="120"/>
+              <w:bottom w:type="dxa" w:w="80"/>
+              <w:right w:type="dxa" w:w="120"/>
+            </w:tcMar>
+          </w:tcPr>
+          <w:p>
+            <w:pPr>
+              <w:jc w:val="center"/>
+            </w:pPr>
+            <w:r>
+              <w:rPr>
+                <w:rFonts w:ascii="Arial" w:cs="Arial" w:eastAsia="Arial" w:hAnsi="Arial"/>
+                <w:b/>
+                <w:bCs/>
+                <w:color w:val="FFFFFF"/>
+                <w:sz w:val="20"/>
+                <w:szCs w:val="20"/>
+              </w:rPr>
+              <w:t xml:space="preserve">Path to derivation</w:t>
+            </w:r>
+          </w:p>
+        </w:tc>
+      </w:tr>
+      <w:tr>
+        <w:tc>
+          <w:tcPr>
+            <w:tcW w:type="dxa" w:w="1800"/>
+            <w:tcBorders>
+              <w:top w:val="single" w:color="CCCCCC" w:sz="1"/>
+              <w:left w:val="single" w:color="CCCCCC" w:sz="1"/>
+              <w:bottom w:val="single" w:color="CCCCCC" w:sz="1"/>
+              <w:right w:val="single" w:color="CCCCCC" w:sz="1"/>
+            </w:tcBorders>
+            <w:shd w:fill="EBF4FA" w:val="clear"/>
+            <w:tcMar>
+              <w:top w:type="dxa" w:w="60"/>
+              <w:left w:type="dxa" w:w="120"/>
+              <w:bottom w:type="dxa" w:w="60"/>
+              <w:right w:type="dxa" w:w="120"/>
+            </w:tcMar>
+          </w:tcPr>
+          <w:p>
+            <w:pPr>
+              <w:jc w:val="left"/>
+            </w:pPr>
+            <w:r>
+              <w:rPr>
+                <w:rFonts w:ascii="Arial" w:cs="Arial" w:eastAsia="Arial" w:hAnsi="Arial"/>
+                <w:sz w:val="20"/>
+                <w:szCs w:val="20"/>
+              </w:rPr>
+              <w:t xml:space="preserve">One overall mass scale
+(m_Pl OR m_e — not both)</w:t>
+            </w:r>
+          </w:p>
+        </w:tc>
+        <w:tc>
+          <w:tcPr>
+            <w:tcW w:type="dxa" w:w="3400"/>
+            <w:tcBorders>
+              <w:top w:val="single" w:color="CCCCCC" w:sz="1"/>
+              <w:left w:val="single" w:color="CCCCCC" w:sz="1"/>
+              <w:bottom w:val="single" w:color="CCCCCC" w:sz="1"/>
+              <w:right w:val="single" w:color="CCCCCC" w:sz="1"/>
+            </w:tcBorders>
+            <w:shd w:fill="EBF4FA" w:val="clear"/>
+            <w:tcMar>
+              <w:top w:type="dxa" w:w="60"/>
+              <w:left w:type="dxa" w:w="120"/>
+              <w:bottom w:type="dxa" w:w="60"/>
+              <w:right w:type="dxa" w:w="120"/>
+            </w:tcMar>
+          </w:tcPr>
+          <w:p>
+            <w:pPr>
+              <w:jc w:val="center"/>
+            </w:pPr>
+            <w:r>
+              <w:rPr>
+                <w:rFonts w:ascii="Arial" w:cs="Arial" w:eastAsia="Arial" w:hAnsi="Arial"/>
+                <w:sz w:val="20"/>
+                <w:szCs w:val="20"/>
+              </w:rPr>
+              <w:t xml:space="preserve">The framework derives the RATIO m_Pl/m_e via α × ln(m_Pl/m_e) = 3/8, but not the absolute scale. This is the hierarchy problem in DST language: why are there 51.5 decades between the electron and Planck scales?</w:t>
+            </w:r>
+          </w:p>
+        </w:tc>
+        <w:tc>
+          <w:tcPr>
+            <w:tcW w:type="dxa" w:w="4160"/>
+            <w:tcBorders>
+              <w:top w:val="single" w:color="CCCCCC" w:sz="1"/>
+              <w:left w:val="single" w:color="CCCCCC" w:sz="1"/>
+              <w:bottom w:val="single" w:color="CCCCCC" w:sz="1"/>
+              <w:right w:val="single" w:color="CCCCCC" w:sz="1"/>
+            </w:tcBorders>
+            <w:shd w:fill="EBF4FA" w:val="clear"/>
+            <w:tcMar>
+              <w:top w:type="dxa" w:w="60"/>
+              <w:left w:type="dxa" w:w="120"/>
+              <w:bottom w:type="dxa" w:w="60"/>
+              <w:right w:type="dxa" w:w="120"/>
+            </w:tcMar>
+          </w:tcPr>
+          <w:p>
+            <w:pPr>
+              <w:jc w:val="center"/>
+            </w:pPr>
+            <w:r>
+              <w:rPr>
+                <w:rFonts w:ascii="Arial" w:cs="Arial" w:eastAsia="Arial" w:hAnsi="Arial"/>
+                <w:sz w:val="20"/>
+                <w:szCs w:val="20"/>
+              </w:rPr>
+              <w:t xml:space="preserve">Candidate: the Planck mass is the unique scale at which the DST condensate vacuum is self-consistent — a fixed-point condition on the vacuum energy. If the condensate has a unique stable solution, this would determine m_Pl from geometry alone, leaving zero free parameters.</w:t>
+            </w:r>
+          </w:p>
+        </w:tc>
+      </w:tr>
+      <w:tr>
+        <w:tc>
+          <w:tcPr>
+            <w:tcW w:type="dxa" w:w="1800"/>
+            <w:tcBorders>
+              <w:top w:val="single" w:color="CCCCCC" w:sz="1"/>
+              <w:left w:val="single" w:color="CCCCCC" w:sz="1"/>
+              <w:bottom w:val="single" w:color="CCCCCC" w:sz="1"/>
+              <w:right w:val="single" w:color="CCCCCC" w:sz="1"/>
+            </w:tcBorders>
+            <w:shd w:fill="FFFFFF" w:val="clear"/>
+            <w:tcMar>
+              <w:top w:type="dxa" w:w="60"/>
+              <w:left w:type="dxa" w:w="120"/>
+              <w:bottom w:type="dxa" w:w="60"/>
+              <w:right w:type="dxa" w:w="120"/>
+            </w:tcMar>
+          </w:tcPr>
+          <w:p>
+            <w:pPr>
+              <w:jc w:val="left"/>
+            </w:pPr>
+            <w:r>
+              <w:rPr>
+                <w:rFonts w:ascii="Arial" w:cs="Arial" w:eastAsia="Arial" w:hAnsi="Arial"/>
+                <w:sz w:val="20"/>
+                <w:szCs w:val="20"/>
+              </w:rPr>
+              <w:t xml:space="preserve">Cross-coupling g  (φ_r to Φ_θ)</w:t>
+            </w:r>
+          </w:p>
+        </w:tc>
+        <w:tc>
+          <w:tcPr>
+            <w:tcW w:type="dxa" w:w="3400"/>
+            <w:tcBorders>
+              <w:top w:val="single" w:color="CCCCCC" w:sz="1"/>
+              <w:left w:val="single" w:color="CCCCCC" w:sz="1"/>
+              <w:bottom w:val="single" w:color="CCCCCC" w:sz="1"/>
+              <w:right w:val="single" w:color="CCCCCC" w:sz="1"/>
+            </w:tcBorders>
+            <w:shd w:fill="FFFFFF" w:val="clear"/>
+            <w:tcMar>
+              <w:top w:type="dxa" w:w="60"/>
+              <w:left w:type="dxa" w:w="120"/>
+              <w:bottom w:type="dxa" w:w="60"/>
+              <w:right w:type="dxa" w:w="120"/>
+            </w:tcMar>
+          </w:tcPr>
+          <w:p>
+            <w:pPr>
+              <w:jc w:val="center"/>
+            </w:pPr>
+            <w:r>
+              <w:rPr>
+                <w:rFonts w:ascii="Arial" w:cs="Arial" w:eastAsia="Arial" w:hAnsi="Arial"/>
+                <w:sz w:val="20"/>
+                <w:szCs w:val="20"/>
+              </w:rPr>
+              <w:t xml:space="preserve">Connects the two displacement sectors. Determines the dark matter annihilation cross-section (testable by the 511 keV signal flux), the production mechanism efficiency, and the gravitational decoherence rate.</w:t>
+            </w:r>
+          </w:p>
+        </w:tc>
+        <w:tc>
+          <w:tcPr>
+            <w:tcW w:type="dxa" w:w="4160"/>
+            <w:tcBorders>
+              <w:top w:val="single" w:color="CCCCCC" w:sz="1"/>
+              <w:left w:val="single" w:color="CCCCCC" w:sz="1"/>
+              <w:bottom w:val="single" w:color="CCCCCC" w:sz="1"/>
+              <w:right w:val="single" w:color="CCCCCC" w:sz="1"/>
+            </w:tcBorders>
+            <w:shd w:fill="FFFFFF" w:val="clear"/>
+            <w:tcMar>
+              <w:top w:type="dxa" w:w="60"/>
+              <w:left w:type="dxa" w:w="120"/>
+              <w:bottom w:type="dxa" w:w="60"/>
+              <w:right w:type="dxa" w:w="120"/>
+            </w:tcMar>
+          </w:tcPr>
+          <w:p>
+            <w:pPr>
+              <w:jc w:val="center"/>
+            </w:pPr>
+            <w:r>
+              <w:rPr>
+                <w:rFonts w:ascii="Arial" w:cs="Arial" w:eastAsia="Arial" w:hAnsi="Arial"/>
+                <w:sz w:val="20"/>
+                <w:szCs w:val="20"/>
+              </w:rPr>
+              <w:t xml:space="preserve">Requires the SU(3)-sector analog of the EM vacuum polarization calculation — computing the strength of the radial-rotational coupling from the condensate structure.</w:t>
+            </w:r>
+          </w:p>
+        </w:tc>
+      </w:tr>
+      <w:tr>
+        <w:tc>
+          <w:tcPr>
+            <w:tcW w:type="dxa" w:w="1800"/>
+            <w:tcBorders>
+              <w:top w:val="single" w:color="CCCCCC" w:sz="1"/>
+              <w:left w:val="single" w:color="CCCCCC" w:sz="1"/>
+              <w:bottom w:val="single" w:color="CCCCCC" w:sz="1"/>
+              <w:right w:val="single" w:color="CCCCCC" w:sz="1"/>
+            </w:tcBorders>
+            <w:shd w:fill="EBF4FA" w:val="clear"/>
+            <w:tcMar>
+              <w:top w:type="dxa" w:w="60"/>
+              <w:left w:type="dxa" w:w="120"/>
+              <w:bottom w:type="dxa" w:w="60"/>
+              <w:right w:type="dxa" w:w="120"/>
+            </w:tcMar>
+          </w:tcPr>
+          <w:p>
+            <w:pPr>
+              <w:jc w:val="left"/>
+            </w:pPr>
+            <w:r>
+              <w:rPr>
+                <w:rFonts w:ascii="Arial" w:cs="Arial" w:eastAsia="Arial" w:hAnsi="Arial"/>
+                <w:sz w:val="20"/>
+                <w:szCs w:val="20"/>
+              </w:rPr>
+              <w:t xml:space="preserve">Cosmological initial conditions (H_inf)</w:t>
+            </w:r>
+          </w:p>
+        </w:tc>
+        <w:tc>
+          <w:tcPr>
+            <w:tcW w:type="dxa" w:w="3400"/>
+            <w:tcBorders>
+              <w:top w:val="single" w:color="CCCCCC" w:sz="1"/>
+              <w:left w:val="single" w:color="CCCCCC" w:sz="1"/>
+              <w:bottom w:val="single" w:color="CCCCCC" w:sz="1"/>
+              <w:right w:val="single" w:color="CCCCCC" w:sz="1"/>
+            </w:tcBorders>
+            <w:shd w:fill="EBF4FA" w:val="clear"/>
+            <w:tcMar>
+              <w:top w:type="dxa" w:w="60"/>
+              <w:left w:type="dxa" w:w="120"/>
+              <w:bottom w:type="dxa" w:w="60"/>
+              <w:right w:type="dxa" w:w="120"/>
+            </w:tcMar>
+          </w:tcPr>
+          <w:p>
+            <w:pPr>
+              <w:jc w:val="center"/>
+            </w:pPr>
+            <w:r>
+              <w:rPr>
+                <w:rFonts w:ascii="Arial" w:cs="Arial" w:eastAsia="Arial" w:hAnsi="Arial"/>
+                <w:sz w:val="20"/>
+                <w:szCs w:val="20"/>
+              </w:rPr>
+              <w:t xml:space="preserve">The inflationary Hubble scale sets the initial displacement of φ_r in the misalignment mechanism. Not predicted by the current framework.</w:t>
+            </w:r>
+          </w:p>
+        </w:tc>
+        <w:tc>
+          <w:tcPr>
+            <w:tcW w:type="dxa" w:w="4160"/>
+            <w:tcBorders>
+              <w:top w:val="single" w:color="CCCCCC" w:sz="1"/>
+              <w:left w:val="single" w:color="CCCCCC" w:sz="1"/>
+              <w:bottom w:val="single" w:color="CCCCCC" w:sz="1"/>
+              <w:right w:val="single" w:color="CCCCCC" w:sz="1"/>
+            </w:tcBorders>
+            <w:shd w:fill="EBF4FA" w:val="clear"/>
+            <w:tcMar>
+              <w:top w:type="dxa" w:w="60"/>
+              <w:left w:type="dxa" w:w="120"/>
+              <w:bottom w:type="dxa" w:w="60"/>
+              <w:right w:type="dxa" w:w="120"/>
+            </w:tcMar>
+          </w:tcPr>
+          <w:p>
+            <w:pPr>
+              <w:jc w:val="center"/>
+            </w:pPr>
+            <w:r>
+              <w:rPr>
+                <w:rFonts w:ascii="Arial" w:cs="Arial" w:eastAsia="Arial" w:hAnsi="Arial"/>
+                <w:sz w:val="20"/>
+                <w:szCs w:val="20"/>
+              </w:rPr>
+              <w:t xml:space="preserve">See Part XV — an argument that H_inf is not a pure initial condition but is coupled to the entropy production of observers in the universe via partial measurement independence.</w:t>
+            </w:r>
+          </w:p>
+        </w:tc>
+      </w:tr>
+    </w:tbl>
+    <w:p>
+      <w:r>
+        <w:t xml:space="preserve"/>
+      </w:r>
+    </w:p>
+    <w:p>
+      <w:pPr>
+        <w:spacing w:after="120" w:before="0"/>
+        <w:jc w:val="both"/>
+      </w:pPr>
+      <w:r>
+        <w:rPr>
+          <w:rFonts w:ascii="Arial" w:cs="Arial" w:eastAsia="Arial" w:hAnsi="Arial"/>
+          <w:b w:val="false"/>
+          <w:bCs w:val="false"/>
+          <w:i w:val="false"/>
+          <w:iCs w:val="false"/>
+          <w:color w:val="000000"/>
+          <w:sz w:val="24"/>
+          <w:szCs w:val="24"/>
+        </w:rPr>
+        <w:t xml:space="preserve">The Standard Model requires 19 free parameters. The current DST framework requires 3. Two of those three have identified derivation paths. The third is the subject of Part XV.</w:t>
+      </w:r>
+    </w:p>
+    <w:p>
+      <w:r>
+        <w:br w:type="page"/>
+      </w:r>
+    </w:p>
+    <w:p>
+      <w:pPr>
+        <w:pStyle w:val="Heading1"/>
+      </w:pPr>
+      <w:r>
+        <w:rPr>
+          <w:rFonts w:ascii="Arial" w:cs="Arial" w:eastAsia="Arial" w:hAnsi="Arial"/>
+          <w:b/>
+          <w:bCs/>
+        </w:rPr>
+        <w:t xml:space="preserve">Part XV — The Hubble Scale as an Open Question: Entropy, Observers, and Partial Measurement Independence</w:t>
+      </w:r>
+    </w:p>
+    <w:p>
+      <w:pPr>
+        <w:pBdr>
+          <w:bottom w:val="single" w:color="2E75B6" w:sz="4" w:space="1"/>
+        </w:pBdr>
+        <w:spacing w:after="120" w:before="120"/>
+      </w:pPr>
+      <w:r>
+        <w:t xml:space="preserve"/>
+      </w:r>
+    </w:p>
+    <w:p>
+      <w:pPr>
+        <w:spacing w:after="120" w:before="0"/>
+        <w:jc w:val="both"/>
+      </w:pPr>
+      <w:r>
+        <w:rPr>
+          <w:rFonts w:ascii="Arial" w:cs="Arial" w:eastAsia="Arial" w:hAnsi="Arial"/>
+          <w:b w:val="false"/>
+          <w:bCs w:val="false"/>
+          <w:i w:val="false"/>
+          <w:iCs w:val="false"/>
+          <w:color w:val="000000"/>
+          <w:sz w:val="24"/>
+          <w:szCs w:val="24"/>
+        </w:rPr>
+        <w:t xml:space="preserve">This section records a physically motivated but not yet formalized observation about the one remaining cosmological free parameter — the inflationary Hubble scale H_inf — and why it may not be a pure initial condition of the universe.</w:t>
+      </w:r>
+    </w:p>
+    <w:p>
+      <w:pPr>
+        <w:pStyle w:val="Heading2"/>
+      </w:pPr>
+      <w:r>
+        <w:rPr>
+          <w:rFonts w:ascii="Arial" w:cs="Arial" w:eastAsia="Arial" w:hAnsi="Arial"/>
+          <w:b/>
+          <w:bCs/>
+        </w:rPr>
+        <w:t xml:space="preserve">15.1  The Problem</w:t>
+      </w:r>
+    </w:p>
+    <w:p>
+      <w:pPr>
+        <w:spacing w:after="120" w:before="0"/>
+        <w:jc w:val="both"/>
+      </w:pPr>
+      <w:r>
+        <w:rPr>
+          <w:rFonts w:ascii="Arial" w:cs="Arial" w:eastAsia="Arial" w:hAnsi="Arial"/>
+          <w:b w:val="false"/>
+          <w:bCs w:val="false"/>
+          <w:i w:val="false"/>
+          <w:iCs w:val="false"/>
+          <w:color w:val="000000"/>
+          <w:sz w:val="24"/>
+          <w:szCs w:val="24"/>
+        </w:rPr>
+        <w:t xml:space="preserve">The DST framework predicts the dark matter mass m_DM = m_e = 511 keV from the Lagrangian coupling structure. The production mechanism (misalignment) requires an initial displacement of the φ_r field, set by the inflationary Hubble scale H_inf. DST does not currently predict H_inf — it enters as a cosmological input.</w:t>
+      </w:r>
+    </w:p>
+    <w:p>
+      <w:pPr>
+        <w:spacing w:after="120" w:before="0"/>
+        <w:jc w:val="both"/>
+      </w:pPr>
+      <w:r>
+        <w:rPr>
+          <w:rFonts w:ascii="Arial" w:cs="Arial" w:eastAsia="Arial" w:hAnsi="Arial"/>
+          <w:b w:val="false"/>
+          <w:bCs w:val="false"/>
+          <w:i w:val="false"/>
+          <w:iCs w:val="false"/>
+          <w:color w:val="000000"/>
+          <w:sz w:val="24"/>
+          <w:szCs w:val="24"/>
+        </w:rPr>
+        <w:t xml:space="preserve">The question is whether this is a genuine free parameter or whether H_inf is not, in fact, fixed by initial conditions alone.</w:t>
+      </w:r>
+    </w:p>
+    <w:p>
+      <w:pPr>
+        <w:pStyle w:val="Heading2"/>
+      </w:pPr>
+      <w:r>
+        <w:rPr>
+          <w:rFonts w:ascii="Arial" w:cs="Arial" w:eastAsia="Arial" w:hAnsi="Arial"/>
+          <w:b/>
+          <w:bCs/>
+        </w:rPr>
+        <w:t xml:space="preserve">15.2  Two Kinds of Universes</w:t>
+      </w:r>
+    </w:p>
+    <w:p>
+      <w:pPr>
+        <w:spacing w:after="120" w:before="0"/>
+        <w:jc w:val="both"/>
+      </w:pPr>
+      <w:r>
+        <w:rPr>
+          <w:rFonts w:ascii="Arial" w:cs="Arial" w:eastAsia="Arial" w:hAnsi="Arial"/>
+          <w:b w:val="false"/>
+          <w:bCs w:val="false"/>
+          <w:i w:val="false"/>
+          <w:iCs w:val="false"/>
+          <w:color w:val="000000"/>
+          <w:sz w:val="24"/>
+          <w:szCs w:val="24"/>
+        </w:rPr>
+        <w:t xml:space="preserve">Consider two universes with identical initial conditions: one containing only inert matter (rocks, gas, crystals, gravity) — a fully deterministic universe where the state of all future events is in principle predictable from the initial state — and one containing living organisms with some capacity to make choices that are not fully determined by the prior state of the system.</w:t>
+      </w:r>
+    </w:p>
+    <w:p>
+      <w:pPr>
+        <w:spacing w:after="120" w:before="0"/>
+        <w:jc w:val="both"/>
+      </w:pPr>
+      <w:r>
+        <w:rPr>
+          <w:rFonts w:ascii="Arial" w:cs="Arial" w:eastAsia="Arial" w:hAnsi="Arial"/>
+          <w:b w:val="false"/>
+          <w:bCs w:val="false"/>
+          <w:i w:val="false"/>
+          <w:iCs w:val="false"/>
+          <w:color w:val="000000"/>
+          <w:sz w:val="24"/>
+          <w:szCs w:val="24"/>
+        </w:rPr>
+        <w:t xml:space="preserve">The claim is that these two universes would have different Hubble expansion histories, because the expansion rate is sensitive to the total entropy production rate, and entropy production is not identical in the two cases.</w:t>
+      </w:r>
+    </w:p>
+    <w:p>
+      <w:pPr>
+        <w:pStyle w:val="Heading2"/>
+      </w:pPr>
+      <w:r>
+        <w:rPr>
+          <w:rFonts w:ascii="Arial" w:cs="Arial" w:eastAsia="Arial" w:hAnsi="Arial"/>
+          <w:b/>
+          <w:bCs/>
+        </w:rPr>
+        <w:t xml:space="preserve">15.3  The Physical Argument: Partial Measurement Independence</w:t>
+      </w:r>
+    </w:p>
+    <w:p>
+      <w:pPr>
+        <w:spacing w:after="120" w:before="0"/>
+        <w:jc w:val="both"/>
+      </w:pPr>
+      <w:r>
+        <w:rPr>
+          <w:rFonts w:ascii="Arial" w:cs="Arial" w:eastAsia="Arial" w:hAnsi="Arial"/>
+          <w:b w:val="false"/>
+          <w:bCs w:val="false"/>
+          <w:i w:val="false"/>
+          <w:iCs w:val="false"/>
+          <w:color w:val="000000"/>
+          <w:sz w:val="24"/>
+          <w:szCs w:val="24"/>
+        </w:rPr>
+        <w:t xml:space="preserve">The foundation is Hall's work on relaxed measurement independence (Hall 2010, 2011). The standard assumption in Bell inequality tests is that the measurement settings chosen by experimenters are statistically independent of the hidden variables of the system being measured — absolute measurement independence. Hall showed that quantum mechanics is consistent with a significantly weaker condition: partial measurement independence, in which 14/15 of the settings are pre-determined and only 1/15 are genuinely free. This is sufficient to reproduce the CHSH inequality violations experimentally observed.</w:t>
+      </w:r>
+    </w:p>
+    <w:p>
+      <w:pPr>
+        <w:spacing w:after="120" w:before="0"/>
+        <w:jc w:val="both"/>
+      </w:pPr>
+      <w:r>
+        <w:rPr>
+          <w:rFonts w:ascii="Arial" w:cs="Arial" w:eastAsia="Arial" w:hAnsi="Arial"/>
+          <w:b w:val="false"/>
+          <w:bCs w:val="false"/>
+          <w:i w:val="false"/>
+          <w:iCs w:val="false"/>
+          <w:color w:val="000000"/>
+          <w:sz w:val="24"/>
+          <w:szCs w:val="24"/>
+        </w:rPr>
+        <w:t xml:space="preserve">Absolute measurement independence is not established — only partial independence is required. If some small but nonzero fraction of decisions made by observers are genuinely not determined by the prior state of the universe, this has thermodynamic consequences.</w:t>
+      </w:r>
+    </w:p>
+    <w:p>
+      <w:pPr>
+        <w:spacing w:after="120" w:before="0"/>
+        <w:jc w:val="both"/>
+      </w:pPr>
+      <w:r>
+        <w:rPr>
+          <w:rFonts w:ascii="Arial" w:cs="Arial" w:eastAsia="Arial" w:hAnsi="Arial"/>
+          <w:b w:val="false"/>
+          <w:bCs w:val="false"/>
+          <w:i w:val="false"/>
+          <w:iCs w:val="false"/>
+          <w:color w:val="000000"/>
+          <w:sz w:val="24"/>
+          <w:szCs w:val="24"/>
+        </w:rPr>
+        <w:t xml:space="preserve">Irreversible processes generate entropy. In a fully deterministic universe, entropy production is entirely determined by initial conditions and follows a fixed trajectory. In a universe where observers make partially free choices — choices that are not encoded in the prior state — those choices generate entropy that would not exist in the deterministic case. The trajectory of entropy production is not fixed.</w:t>
+      </w:r>
+    </w:p>
+    <w:p>
+      <w:pPr>
+        <w:pStyle w:val="Heading2"/>
+      </w:pPr>
+      <w:r>
+        <w:rPr>
+          <w:rFonts w:ascii="Arial" w:cs="Arial" w:eastAsia="Arial" w:hAnsi="Arial"/>
+          <w:b/>
+          <w:bCs/>
+        </w:rPr>
+        <w:t xml:space="preserve">15.4  The Connection to Expansion</w:t>
+      </w:r>
+    </w:p>
+    <w:p>
+      <w:pPr>
+        <w:spacing w:after="120" w:before="0"/>
+        <w:jc w:val="both"/>
+      </w:pPr>
+      <w:r>
+        <w:rPr>
+          <w:rFonts w:ascii="Arial" w:cs="Arial" w:eastAsia="Arial" w:hAnsi="Arial"/>
+          <w:b w:val="false"/>
+          <w:bCs w:val="false"/>
+          <w:i w:val="false"/>
+          <w:iCs w:val="false"/>
+          <w:color w:val="000000"/>
+          <w:sz w:val="24"/>
+          <w:szCs w:val="24"/>
+        </w:rPr>
+        <w:t xml:space="preserve">The Friedmann equations connect the Hubble rate H to the total energy density of the universe:</w:t>
+      </w:r>
+    </w:p>
+    <w:p>
+      <w:pPr>
+        <w:spacing w:after="60" w:before="60"/>
+        <w:jc w:val="left"/>
+      </w:pPr>
+      <w:r>
+        <w:rPr>
+          <w:rFonts w:ascii="Courier New" w:cs="Courier New" w:eastAsia="Courier New" w:hAnsi="Courier New"/>
+          <w:b w:val="false"/>
+          <w:bCs w:val="false"/>
+          <w:color w:val="1A1A2E"/>
+          <w:sz w:val="20"/>
+          <w:szCs w:val="20"/>
+        </w:rPr>
+        <w:t xml:space="preserve">H²  =  (8πG/3) × ρ_total</w:t>
+      </w:r>
+    </w:p>
+    <w:p>
+      <w:pPr>
+        <w:spacing w:after="120" w:before="0"/>
+        <w:jc w:val="both"/>
+      </w:pPr>
+      <w:r>
+        <w:rPr>
+          <w:rFonts w:ascii="Arial" w:cs="Arial" w:eastAsia="Arial" w:hAnsi="Arial"/>
+          <w:b w:val="false"/>
+          <w:bCs w:val="false"/>
+          <w:i w:val="false"/>
+          <w:iCs w:val="false"/>
+          <w:color w:val="000000"/>
+          <w:sz w:val="24"/>
+          <w:szCs w:val="24"/>
+        </w:rPr>
+        <w:t xml:space="preserve">Entropy is thermodynamically connected to energy via dU = T dS. Additional entropy production — beyond what pure deterministic dynamics would generate — contributes to ρ_total and modifies H. Over cosmological timescales, if observers consistently generate entropy through their partially-free choices, the integrated effect accumulates and the expansion history of the universe diverges from what a purely deterministic simulation would predict.</w:t>
+      </w:r>
+    </w:p>
+    <w:p>
+      <w:pPr>
+        <w:spacing w:after="120" w:before="0"/>
+        <w:jc w:val="both"/>
+      </w:pPr>
+      <w:r>
+        <w:rPr>
+          <w:rFonts w:ascii="Arial" w:cs="Arial" w:eastAsia="Arial" w:hAnsi="Arial"/>
+          <w:b w:val="false"/>
+          <w:bCs w:val="false"/>
+          <w:i w:val="false"/>
+          <w:iCs w:val="false"/>
+          <w:color w:val="000000"/>
+          <w:sz w:val="24"/>
+          <w:szCs w:val="24"/>
+        </w:rPr>
+        <w:t xml:space="preserve">The Hubble scale we observe may therefore partly reflect the accumulated entropy production of life in our universe. It is not fully determined by initial conditions — it co-evolves with the history of observers embedded in the universe.</w:t>
+      </w:r>
+    </w:p>
+    <w:p>
+      <w:pPr>
+        <w:pStyle w:val="Heading2"/>
+      </w:pPr>
+      <w:r>
+        <w:rPr>
+          <w:rFonts w:ascii="Arial" w:cs="Arial" w:eastAsia="Arial" w:hAnsi="Arial"/>
+          <w:b/>
+          <w:bCs/>
+        </w:rPr>
+        <w:t xml:space="preserve">15.5  The DST Connection: Inside the Condensate, Again</w:t>
+      </w:r>
+    </w:p>
+    <w:p>
+      <w:pPr>
+        <w:spacing w:after="120" w:before="0"/>
+        <w:jc w:val="both"/>
+      </w:pPr>
+      <w:r>
+        <w:rPr>
+          <w:rFonts w:ascii="Arial" w:cs="Arial" w:eastAsia="Arial" w:hAnsi="Arial"/>
+          <w:b w:val="false"/>
+          <w:bCs w:val="false"/>
+          <w:i w:val="false"/>
+          <w:iCs w:val="false"/>
+          <w:color w:val="000000"/>
+          <w:sz w:val="24"/>
+          <w:szCs w:val="24"/>
+        </w:rPr>
+        <w:t xml:space="preserve">This argument has a natural place in DST's existing structure. Part XI established that the measurement of fundamental constants is always taken from inside the interference pattern — observers cannot step outside the condensate to measure it from a neutral external position. The self-referential correction (9/64) is the geometric cost of being embedded in the field being measured.</w:t>
+      </w:r>
+    </w:p>
+    <w:p>
+      <w:pPr>
+        <w:spacing w:after="120" w:before="0"/>
+        <w:jc w:val="both"/>
+      </w:pPr>
+      <w:r>
+        <w:rPr>
+          <w:rFonts w:ascii="Arial" w:cs="Arial" w:eastAsia="Arial" w:hAnsi="Arial"/>
+          <w:b w:val="false"/>
+          <w:bCs w:val="false"/>
+          <w:i w:val="false"/>
+          <w:iCs w:val="false"/>
+          <w:color w:val="000000"/>
+          <w:sz w:val="24"/>
+          <w:szCs w:val="24"/>
+        </w:rPr>
+        <w:t xml:space="preserve">The Hubble scale argument extends this: observers are not merely embedded in the condensate when measuring local couplings — they are embedded in the cosmological evolution of the condensate. The expansion history is not a backdrop against which observers exist; it is a field that co-evolves with the observers embedded in it, sensitive to their entropy production.</w:t>
+      </w:r>
+    </w:p>
+    <w:p>
+      <w:pPr>
+        <w:spacing w:after="120" w:before="0"/>
+        <w:jc w:val="both"/>
+      </w:pPr>
+      <w:r>
+        <w:rPr>
+          <w:rFonts w:ascii="Arial" w:cs="Arial" w:eastAsia="Arial" w:hAnsi="Arial"/>
+          <w:b w:val="false"/>
+          <w:bCs w:val="false"/>
+          <w:i w:val="false"/>
+          <w:iCs w:val="false"/>
+          <w:color w:val="000000"/>
+          <w:sz w:val="24"/>
+          <w:szCs w:val="24"/>
+        </w:rPr>
+        <w:t xml:space="preserve">The DST framing: the observer is not external to the universe and cannot be. The expansion rate H_inf is not a pure initial condition of a system the observer stands outside of. It is, at least in part, a function of the observers that will come to exist within it — through the mechanism of partial measurement independence producing entropy that modifies ρ_total.</w:t>
+      </w:r>
+    </w:p>
+    <w:p>
+      <w:pPr>
+        <w:pStyle w:val="Heading2"/>
+      </w:pPr>
+      <w:r>
+        <w:rPr>
+          <w:rFonts w:ascii="Arial" w:cs="Arial" w:eastAsia="Arial" w:hAnsi="Arial"/>
+          <w:b/>
+          <w:bCs/>
+        </w:rPr>
+        <w:t xml:space="preserve">15.6  Status and Open Questions</w:t>
+      </w:r>
+    </w:p>
+    <w:p>
+      <w:r>
+        <w:t xml:space="preserve"/>
+      </w:r>
+    </w:p>
+    <w:tbl>
+      <w:tblPr>
+        <w:tblW w:type="dxa" w:w="9360"/>
+        <w:tblBorders>
+          <w:top w:val="single" w:color="auto" w:sz="4"/>
+          <w:left w:val="single" w:color="auto" w:sz="4"/>
+          <w:bottom w:val="single" w:color="auto" w:sz="4"/>
+          <w:right w:val="single" w:color="auto" w:sz="4"/>
+          <w:insideH w:val="single" w:color="auto" w:sz="4"/>
+          <w:insideV w:val="single" w:color="auto" w:sz="4"/>
+        </w:tblBorders>
+      </w:tblPr>
+      <w:tblGrid>
+        <w:gridCol w:w="9360"/>
+      </w:tblGrid>
+      <w:tr>
+        <w:tc>
+          <w:tcPr>
+            <w:tcBorders>
+              <w:top w:val="single" w:color="C9A84C" w:sz="1"/>
+              <w:left w:val="single" w:color="C9A84C" w:sz="1"/>
+              <w:bottom w:val="single" w:color="C9A84C" w:sz="1"/>
+              <w:right w:val="single" w:color="C9A84C" w:sz="1"/>
+            </w:tcBorders>
+            <w:shd w:fill="FFF9E6" w:val="clear"/>
+            <w:tcMar>
+              <w:top w:type="dxa" w:w="100"/>
+              <w:left w:type="dxa" w:w="180"/>
+              <w:bottom w:type="dxa" w:w="100"/>
+              <w:right w:type="dxa" w:w="180"/>
+            </w:tcMar>
+          </w:tcPr>
+          <w:p>
+            <w:r>
+              <w:rPr>
+                <w:rFonts w:ascii="Arial" w:cs="Arial" w:eastAsia="Arial" w:hAnsi="Arial"/>
+                <w:i/>
+                <w:iCs/>
+                <w:color w:val="5C4A00"/>
+                <w:sz w:val="20"/>
+                <w:szCs w:val="20"/>
+              </w:rPr>
+              <w:t xml:space="preserve">This argument is physically motivated and internally consistent with DST's observer-inside-the-condensate structure. It is not formalized. The specific calculation required is: quantify the entropy production rate of partially-free observers (as a function of the degree of measurement independence δ from Hall's framework), integrate this over cosmological time, compute the modification to ρ_total, and derive the resulting correction to H_inf relative to the deterministic baseline. This is a well-posed calculation — the inputs (Hall's δ, the Friedmann equations, thermodynamic relations) are all known. The output would be a DST-motivated relationship between H_inf and the degree of measurement independence in the universe.</w:t>
+            </w:r>
+          </w:p>
+        </w:tc>
+      </w:tr>
+    </w:tbl>
+    <w:p>
+      <w:r>
+        <w:t xml:space="preserve"/>
+      </w:r>
+    </w:p>
+    <w:p>
+      <w:pPr>
+        <w:spacing w:after="120" w:before="0"/>
+        <w:jc w:val="both"/>
+      </w:pPr>
+      <w:r>
+        <w:rPr>
+          <w:rFonts w:ascii="Arial" w:cs="Arial" w:eastAsia="Arial" w:hAnsi="Arial"/>
+          <w:b w:val="false"/>
+          <w:bCs w:val="false"/>
+          <w:i w:val="false"/>
+          <w:iCs w:val="false"/>
+          <w:color w:val="000000"/>
+          <w:sz w:val="24"/>
+          <w:szCs w:val="24"/>
+        </w:rPr>
+        <w:t xml:space="preserve">The testable consequence: a universe with a larger capacity for partial measurement independence — more complex observers, capable of more genuinely unconstrained choices — would show a different expansion history than a universe with less. This connects the second law of thermodynamics, the origin of life, and the cosmological expansion into a single framework. Whether DST can make this precise enough to be quantitatively predictive is an open question. The direction is recorded here because it emerged from the same physical intuition — that the observer cannot be separated from the field — that already resolved the self-referential structure of the fine structure constant.</w:t>
+      </w:r>
+    </w:p>
     <w:p>
       <w:r>
         <w:br w:type="page"/>
